--- a/Coding 2 - year/Unit 5 - Sorting Searching & Recursion/Daily Lesson Plans/Word/Day 23.docx
+++ b/Coding 2 - year/Unit 5 - Sorting Searching & Recursion/Daily Lesson Plans/Word/Day 23.docx
@@ -50,12 +50,15 @@
               </w:rPr>
               <w:t xml:space="preserve">Coding II — Full Year</w:t>
             </w:r>
-          </w:p>
-          <w:p>
-            <w:pPr>
-              <w:spacing w:before="40"/>
-              <w:jc w:val="center"/>
-            </w:pPr>
+            <w:r>
+              <w:rPr>
+                <w:rFonts w:ascii="Arial" w:cs="Arial" w:eastAsia="Arial" w:hAnsi="Arial"/>
+                <w:sz w:val="16"/>
+                <w:szCs w:val="16"/>
+              </w:rPr>
+              <w:br/>
+              <w:t xml:space="preserve"/>
+            </w:r>
             <w:r>
               <w:rPr>
                 <w:rFonts w:ascii="Arial" w:cs="Arial" w:eastAsia="Arial" w:hAnsi="Arial"/>
@@ -83,7 +86,7 @@
           <w:rFonts w:ascii="Arial" w:cs="Arial" w:eastAsia="Arial" w:hAnsi="Arial"/>
           <w:b/>
           <w:bCs/>
-          <w:color w:val="0D3B1F"/>
+          <w:color w:val="1B7A4A"/>
           <w:sz w:val="32"/>
           <w:szCs w:val="32"/>
         </w:rPr>
@@ -261,9 +264,9 @@
               <w:right w:val="single" w:color="CCCCCC" w:sz="1"/>
             </w:tcBorders>
             <w:tcMar>
-              <w:top w:type="dxa" w:w="60"/>
+              <w:top w:type="dxa" w:w="80"/>
               <w:left w:type="dxa" w:w="120"/>
-              <w:bottom w:type="dxa" w:w="60"/>
+              <w:bottom w:type="dxa" w:w="80"/>
               <w:right w:type="dxa" w:w="120"/>
             </w:tcMar>
           </w:tcPr>
@@ -290,20 +293,213 @@
               <w:right w:val="single" w:color="CCCCCC" w:sz="1"/>
             </w:tcBorders>
             <w:tcMar>
-              <w:top w:type="dxa" w:w="60"/>
+              <w:top w:type="dxa" w:w="80"/>
               <w:left w:type="dxa" w:w="120"/>
-              <w:bottom w:type="dxa" w:w="60"/>
+              <w:bottom w:type="dxa" w:w="80"/>
               <w:right w:type="dxa" w:w="120"/>
             </w:tcMar>
           </w:tcPr>
           <w:p>
-            <w:r>
-              <w:rPr>
-                <w:rFonts w:ascii="Arial" w:cs="Arial" w:eastAsia="Arial" w:hAnsi="Arial"/>
-                <w:sz w:val="20"/>
-                <w:szCs w:val="20"/>
+            <w:pPr>
+              <w:spacing w:after="80" w:before="80"/>
+            </w:pPr>
+            <w:r>
+              <w:rPr>
+                <w:rFonts w:ascii="Arial" w:cs="Arial" w:eastAsia="Arial" w:hAnsi="Arial"/>
+                <w:b/>
+                <w:bCs/>
+                <w:i w:val="false"/>
+                <w:iCs w:val="false"/>
+                <w:color w:val="000000"/>
+                <w:sz w:val="22"/>
+                <w:szCs w:val="22"/>
               </w:rPr>
               <w:t xml:space="preserve">Bell Ringer / Review</w:t>
+            </w:r>
+            <w:r>
+              <w:rPr>
+                <w:rFonts w:ascii="Arial" w:cs="Arial" w:eastAsia="Arial" w:hAnsi="Arial"/>
+                <w:sz w:val="20"/>
+                <w:szCs w:val="20"/>
+              </w:rPr>
+              <w:br/>
+              <w:t xml:space="preserve"/>
+            </w:r>
+            <w:r>
+              <w:rPr>
+                <w:rFonts w:ascii="Arial" w:cs="Arial" w:eastAsia="Arial" w:hAnsi="Arial"/>
+                <w:sz w:val="20"/>
+                <w:szCs w:val="20"/>
+              </w:rPr>
+              <w:br/>
+              <w:t xml:space="preserve"/>
+            </w:r>
+            <w:r>
+              <w:rPr>
+                <w:rFonts w:ascii="Arial" w:cs="Arial" w:eastAsia="Arial" w:hAnsi="Arial"/>
+                <w:b/>
+                <w:bCs/>
+                <w:i w:val="false"/>
+                <w:iCs w:val="false"/>
+                <w:color w:val="000000"/>
+                <w:sz w:val="20"/>
+                <w:szCs w:val="20"/>
+              </w:rPr>
+              <w:t xml:space="preserve">Quick Write </w:t>
+            </w:r>
+            <w:r>
+              <w:rPr>
+                <w:rFonts w:ascii="Arial" w:cs="Arial" w:eastAsia="Arial" w:hAnsi="Arial"/>
+                <w:b w:val="false"/>
+                <w:bCs w:val="false"/>
+                <w:i w:val="false"/>
+                <w:iCs w:val="false"/>
+                <w:color w:val="000000"/>
+                <w:sz w:val="20"/>
+                <w:szCs w:val="20"/>
+              </w:rPr>
+              <w:t xml:space="preserve">(3 min — written or verbal):</w:t>
+            </w:r>
+            <w:r>
+              <w:rPr>
+                <w:rFonts w:ascii="Arial" w:cs="Arial" w:eastAsia="Arial" w:hAnsi="Arial"/>
+                <w:sz w:val="20"/>
+                <w:szCs w:val="20"/>
+              </w:rPr>
+              <w:br/>
+              <w:t xml:space="preserve"/>
+            </w:r>
+            <w:r>
+              <w:rPr>
+                <w:rFonts w:ascii="Arial" w:cs="Arial" w:eastAsia="Arial" w:hAnsi="Arial"/>
+                <w:b w:val="false"/>
+                <w:bCs w:val="false"/>
+                <w:i w:val="false"/>
+                <w:iCs w:val="false"/>
+                <w:color w:val="000000"/>
+                <w:sz w:val="20"/>
+                <w:szCs w:val="20"/>
+              </w:rPr>
+              <w:t xml:space="preserve">    In your own words: Plan and execute a multi-algorithm sorting/searching project with benchmarking and analysis?</w:t>
+            </w:r>
+            <w:r>
+              <w:rPr>
+                <w:rFonts w:ascii="Arial" w:cs="Arial" w:eastAsia="Arial" w:hAnsi="Arial"/>
+                <w:sz w:val="20"/>
+                <w:szCs w:val="20"/>
+              </w:rPr>
+              <w:br/>
+              <w:t xml:space="preserve"/>
+            </w:r>
+            <w:r>
+              <w:rPr>
+                <w:rFonts w:ascii="Arial" w:cs="Arial" w:eastAsia="Arial" w:hAnsi="Arial"/>
+                <w:sz w:val="20"/>
+                <w:szCs w:val="20"/>
+              </w:rPr>
+              <w:br/>
+              <w:t xml:space="preserve"/>
+            </w:r>
+            <w:r>
+              <w:rPr>
+                <w:rFonts w:ascii="Arial" w:cs="Arial" w:eastAsia="Arial" w:hAnsi="Arial"/>
+                <w:b/>
+                <w:bCs/>
+                <w:i w:val="false"/>
+                <w:iCs w:val="false"/>
+                <w:color w:val="000000"/>
+                <w:sz w:val="20"/>
+                <w:szCs w:val="20"/>
+              </w:rPr>
+              <w:t xml:space="preserve">Vocabulary Preview — </w:t>
+            </w:r>
+            <w:r>
+              <w:rPr>
+                <w:rFonts w:ascii="Arial" w:cs="Arial" w:eastAsia="Arial" w:hAnsi="Arial"/>
+                <w:b w:val="false"/>
+                <w:bCs w:val="false"/>
+                <w:i w:val="false"/>
+                <w:iCs w:val="false"/>
+                <w:color w:val="000000"/>
+                <w:sz w:val="20"/>
+                <w:szCs w:val="20"/>
+              </w:rPr>
+              <w:t xml:space="preserve">terms we'll use today:</w:t>
+            </w:r>
+            <w:r>
+              <w:rPr>
+                <w:rFonts w:ascii="Arial" w:cs="Arial" w:eastAsia="Arial" w:hAnsi="Arial"/>
+                <w:sz w:val="20"/>
+                <w:szCs w:val="20"/>
+              </w:rPr>
+              <w:br/>
+              <w:t xml:space="preserve"/>
+            </w:r>
+            <w:r>
+              <w:rPr>
+                <w:rFonts w:ascii="Arial" w:cs="Arial" w:eastAsia="Arial" w:hAnsi="Arial"/>
+                <w:b w:val="false"/>
+                <w:bCs w:val="false"/>
+                <w:i w:val="false"/>
+                <w:iCs w:val="false"/>
+                <w:color w:val="000000"/>
+                <w:sz w:val="20"/>
+                <w:szCs w:val="20"/>
+              </w:rPr>
+              <w:t xml:space="preserve">    • Project Scope   •   Project Phases   •   Searching   •   Sorting</w:t>
+            </w:r>
+            <w:r>
+              <w:rPr>
+                <w:rFonts w:ascii="Arial" w:cs="Arial" w:eastAsia="Arial" w:hAnsi="Arial"/>
+                <w:sz w:val="20"/>
+                <w:szCs w:val="20"/>
+              </w:rPr>
+              <w:br/>
+              <w:t xml:space="preserve"/>
+            </w:r>
+            <w:r>
+              <w:rPr>
+                <w:rFonts w:ascii="Arial" w:cs="Arial" w:eastAsia="Arial" w:hAnsi="Arial"/>
+                <w:sz w:val="20"/>
+                <w:szCs w:val="20"/>
+              </w:rPr>
+              <w:br/>
+              <w:t xml:space="preserve"/>
+            </w:r>
+            <w:r>
+              <w:rPr>
+                <w:rFonts w:ascii="Arial" w:cs="Arial" w:eastAsia="Arial" w:hAnsi="Arial"/>
+                <w:b w:val="false"/>
+                <w:bCs w:val="false"/>
+                <w:i/>
+                <w:iCs/>
+                <w:color w:val="444444"/>
+                <w:sz w:val="20"/>
+                <w:szCs w:val="20"/>
+              </w:rPr>
+              <w:t xml:space="preserve">Today's Goal: By the end of class you will be able to plan and execute a multi-algorithm sorting/searching project with benchmarking and analysis.</w:t>
+            </w:r>
+            <w:r>
+              <w:rPr>
+                <w:rFonts w:ascii="Arial" w:cs="Arial" w:eastAsia="Arial" w:hAnsi="Arial"/>
+                <w:sz w:val="20"/>
+                <w:szCs w:val="20"/>
+              </w:rPr>
+              <w:br/>
+              <w:t xml:space="preserve"/>
+            </w:r>
+            <w:r>
+              <w:rPr>
+                <w:rFonts w:ascii="Arial" w:cs="Arial" w:eastAsia="Arial" w:hAnsi="Arial"/>
+                <w:b w:val="false"/>
+                <w:bCs w:val="false"/>
+                <w:i/>
+                <w:iCs/>
+                <w:color w:val="555555"/>
+                <w:sz w:val="20"/>
+                <w:szCs w:val="20"/>
+              </w:rPr>
+              <w:t xml:space="preserve">→ Pair-share your response, then 2–3 students share with the class.</w:t>
             </w:r>
           </w:p>
         </w:tc>
@@ -319,9 +515,9 @@
               <w:right w:val="single" w:color="CCCCCC" w:sz="1"/>
             </w:tcBorders>
             <w:tcMar>
-              <w:top w:type="dxa" w:w="60"/>
+              <w:top w:type="dxa" w:w="80"/>
               <w:left w:type="dxa" w:w="120"/>
-              <w:bottom w:type="dxa" w:w="60"/>
+              <w:bottom w:type="dxa" w:w="80"/>
               <w:right w:type="dxa" w:w="120"/>
             </w:tcMar>
           </w:tcPr>
@@ -348,20 +544,468 @@
               <w:right w:val="single" w:color="CCCCCC" w:sz="1"/>
             </w:tcBorders>
             <w:tcMar>
-              <w:top w:type="dxa" w:w="60"/>
+              <w:top w:type="dxa" w:w="80"/>
               <w:left w:type="dxa" w:w="120"/>
-              <w:bottom w:type="dxa" w:w="60"/>
+              <w:bottom w:type="dxa" w:w="80"/>
               <w:right w:type="dxa" w:w="120"/>
             </w:tcMar>
           </w:tcPr>
           <w:p>
-            <w:r>
-              <w:rPr>
-                <w:rFonts w:ascii="Arial" w:cs="Arial" w:eastAsia="Arial" w:hAnsi="Arial"/>
-                <w:sz w:val="20"/>
-                <w:szCs w:val="20"/>
-              </w:rPr>
-              <w:t xml:space="preserve">Mini Lesson: Sorting &amp; Searching Project Planning</w:t>
+            <w:pPr>
+              <w:spacing w:after="80" w:before="80"/>
+            </w:pPr>
+            <w:r>
+              <w:rPr>
+                <w:rFonts w:ascii="Arial" w:cs="Arial" w:eastAsia="Arial" w:hAnsi="Arial"/>
+                <w:b/>
+                <w:bCs/>
+                <w:i w:val="false"/>
+                <w:iCs w:val="false"/>
+                <w:color w:val="000000"/>
+                <w:sz w:val="22"/>
+                <w:szCs w:val="22"/>
+              </w:rPr>
+              <w:t xml:space="preserve">Mini Lesson: </w:t>
+            </w:r>
+            <w:r>
+              <w:rPr>
+                <w:rFonts w:ascii="Arial" w:cs="Arial" w:eastAsia="Arial" w:hAnsi="Arial"/>
+                <w:b w:val="false"/>
+                <w:bCs w:val="false"/>
+                <w:i w:val="false"/>
+                <w:iCs w:val="false"/>
+                <w:color w:val="000000"/>
+                <w:sz w:val="22"/>
+                <w:szCs w:val="22"/>
+              </w:rPr>
+              <w:t xml:space="preserve">Sorting &amp; Searching Project Planning</w:t>
+            </w:r>
+            <w:r>
+              <w:rPr>
+                <w:rFonts w:ascii="Arial" w:cs="Arial" w:eastAsia="Arial" w:hAnsi="Arial"/>
+                <w:sz w:val="20"/>
+                <w:szCs w:val="20"/>
+              </w:rPr>
+              <w:br/>
+              <w:t xml:space="preserve"/>
+            </w:r>
+            <w:r>
+              <w:rPr>
+                <w:rFonts w:ascii="Arial" w:cs="Arial" w:eastAsia="Arial" w:hAnsi="Arial"/>
+                <w:sz w:val="20"/>
+                <w:szCs w:val="20"/>
+              </w:rPr>
+              <w:br/>
+              <w:t xml:space="preserve"/>
+            </w:r>
+            <w:r>
+              <w:rPr>
+                <w:rFonts w:ascii="Arial" w:cs="Arial" w:eastAsia="Arial" w:hAnsi="Arial"/>
+                <w:b/>
+                <w:bCs/>
+                <w:i/>
+                <w:iCs/>
+                <w:color w:val="000000"/>
+                <w:sz w:val="20"/>
+                <w:szCs w:val="20"/>
+              </w:rPr>
+              <w:t xml:space="preserve">Learning Target: </w:t>
+            </w:r>
+            <w:r>
+              <w:rPr>
+                <w:rFonts w:ascii="Arial" w:cs="Arial" w:eastAsia="Arial" w:hAnsi="Arial"/>
+                <w:b w:val="false"/>
+                <w:bCs w:val="false"/>
+                <w:i/>
+                <w:iCs/>
+                <w:color w:val="333333"/>
+                <w:sz w:val="20"/>
+                <w:szCs w:val="20"/>
+              </w:rPr>
+              <w:t xml:space="preserve">I can plan and execute a multi-algorithm sorting/searching project with benchmarking and analysis.</w:t>
+            </w:r>
+            <w:r>
+              <w:rPr>
+                <w:rFonts w:ascii="Arial" w:cs="Arial" w:eastAsia="Arial" w:hAnsi="Arial"/>
+                <w:sz w:val="20"/>
+                <w:szCs w:val="20"/>
+              </w:rPr>
+              <w:br/>
+              <w:t xml:space="preserve"/>
+            </w:r>
+            <w:r>
+              <w:rPr>
+                <w:rFonts w:ascii="Arial" w:cs="Arial" w:eastAsia="Arial" w:hAnsi="Arial"/>
+                <w:sz w:val="20"/>
+                <w:szCs w:val="20"/>
+              </w:rPr>
+              <w:br/>
+              <w:t xml:space="preserve"/>
+            </w:r>
+            <w:r>
+              <w:rPr>
+                <w:rFonts w:ascii="Arial" w:cs="Arial" w:eastAsia="Arial" w:hAnsi="Arial"/>
+                <w:b w:val="false"/>
+                <w:bCs w:val="false"/>
+                <w:i w:val="false"/>
+                <w:iCs w:val="false"/>
+                <w:color w:val="000000"/>
+                <w:sz w:val="20"/>
+                <w:szCs w:val="20"/>
+              </w:rPr>
+              <w:t xml:space="preserve">1. Implementation (code all algorithms)</w:t>
+            </w:r>
+            <w:r>
+              <w:rPr>
+                <w:rFonts w:ascii="Arial" w:cs="Arial" w:eastAsia="Arial" w:hAnsi="Arial"/>
+                <w:sz w:val="20"/>
+                <w:szCs w:val="20"/>
+              </w:rPr>
+              <w:br/>
+              <w:t xml:space="preserve"/>
+            </w:r>
+            <w:r>
+              <w:rPr>
+                <w:rFonts w:ascii="Arial" w:cs="Arial" w:eastAsia="Arial" w:hAnsi="Arial"/>
+                <w:b w:val="false"/>
+                <w:bCs w:val="false"/>
+                <w:i w:val="false"/>
+                <w:iCs w:val="false"/>
+                <w:color w:val="000000"/>
+                <w:sz w:val="20"/>
+                <w:szCs w:val="20"/>
+              </w:rPr>
+              <w:t xml:space="preserve">2. Testing (verify correctness)</w:t>
+            </w:r>
+            <w:r>
+              <w:rPr>
+                <w:rFonts w:ascii="Arial" w:cs="Arial" w:eastAsia="Arial" w:hAnsi="Arial"/>
+                <w:sz w:val="20"/>
+                <w:szCs w:val="20"/>
+              </w:rPr>
+              <w:br/>
+              <w:t xml:space="preserve"/>
+            </w:r>
+            <w:r>
+              <w:rPr>
+                <w:rFonts w:ascii="Arial" w:cs="Arial" w:eastAsia="Arial" w:hAnsi="Arial"/>
+                <w:sz w:val="20"/>
+                <w:szCs w:val="20"/>
+              </w:rPr>
+              <w:br/>
+              <w:t xml:space="preserve"/>
+            </w:r>
+            <w:r>
+              <w:rPr>
+                <w:rFonts w:ascii="Arial" w:cs="Arial" w:eastAsia="Arial" w:hAnsi="Arial"/>
+                <w:b/>
+                <w:bCs/>
+                <w:i w:val="false"/>
+                <w:iCs w:val="false"/>
+                <w:color w:val="000000"/>
+                <w:sz w:val="20"/>
+                <w:szCs w:val="20"/>
+              </w:rPr>
+              <w:t xml:space="preserve">Key Concepts:</w:t>
+            </w:r>
+            <w:r>
+              <w:rPr>
+                <w:rFonts w:ascii="Arial" w:cs="Arial" w:eastAsia="Arial" w:hAnsi="Arial"/>
+                <w:sz w:val="20"/>
+                <w:szCs w:val="20"/>
+              </w:rPr>
+              <w:br/>
+              <w:t xml:space="preserve"/>
+            </w:r>
+            <w:r>
+              <w:rPr>
+                <w:rFonts w:ascii="Arial" w:cs="Arial" w:eastAsia="Arial" w:hAnsi="Arial"/>
+                <w:b w:val="false"/>
+                <w:bCs w:val="false"/>
+                <w:i w:val="false"/>
+                <w:iCs w:val="false"/>
+                <w:color w:val="000000"/>
+                <w:sz w:val="20"/>
+                <w:szCs w:val="20"/>
+              </w:rPr>
+              <w:t xml:space="preserve">    • Implement multiple sorting algorithms</w:t>
+            </w:r>
+            <w:r>
+              <w:rPr>
+                <w:rFonts w:ascii="Arial" w:cs="Arial" w:eastAsia="Arial" w:hAnsi="Arial"/>
+                <w:sz w:val="20"/>
+                <w:szCs w:val="20"/>
+              </w:rPr>
+              <w:br/>
+              <w:t xml:space="preserve"/>
+            </w:r>
+            <w:r>
+              <w:rPr>
+                <w:rFonts w:ascii="Arial" w:cs="Arial" w:eastAsia="Arial" w:hAnsi="Arial"/>
+                <w:b w:val="false"/>
+                <w:bCs w:val="false"/>
+                <w:i w:val="false"/>
+                <w:iCs w:val="false"/>
+                <w:color w:val="000000"/>
+                <w:sz w:val="20"/>
+                <w:szCs w:val="20"/>
+              </w:rPr>
+              <w:t xml:space="preserve">    • Implement multiple searching algorithms</w:t>
+            </w:r>
+            <w:r>
+              <w:rPr>
+                <w:rFonts w:ascii="Arial" w:cs="Arial" w:eastAsia="Arial" w:hAnsi="Arial"/>
+                <w:sz w:val="20"/>
+                <w:szCs w:val="20"/>
+              </w:rPr>
+              <w:br/>
+              <w:t xml:space="preserve"/>
+            </w:r>
+            <w:r>
+              <w:rPr>
+                <w:rFonts w:ascii="Arial" w:cs="Arial" w:eastAsia="Arial" w:hAnsi="Arial"/>
+                <w:b w:val="false"/>
+                <w:bCs w:val="false"/>
+                <w:i w:val="false"/>
+                <w:iCs w:val="false"/>
+                <w:color w:val="000000"/>
+                <w:sz w:val="20"/>
+                <w:szCs w:val="20"/>
+              </w:rPr>
+              <w:t xml:space="preserve">    • Benchmark and compare performance</w:t>
+            </w:r>
+            <w:r>
+              <w:rPr>
+                <w:rFonts w:ascii="Arial" w:cs="Arial" w:eastAsia="Arial" w:hAnsi="Arial"/>
+                <w:sz w:val="20"/>
+                <w:szCs w:val="20"/>
+              </w:rPr>
+              <w:br/>
+              <w:t xml:space="preserve"/>
+            </w:r>
+            <w:r>
+              <w:rPr>
+                <w:rFonts w:ascii="Arial" w:cs="Arial" w:eastAsia="Arial" w:hAnsi="Arial"/>
+                <w:b w:val="false"/>
+                <w:bCs w:val="false"/>
+                <w:i w:val="false"/>
+                <w:iCs w:val="false"/>
+                <w:color w:val="000000"/>
+                <w:sz w:val="20"/>
+                <w:szCs w:val="20"/>
+              </w:rPr>
+              <w:t xml:space="preserve">    • Analyze results and draw conclusions</w:t>
+            </w:r>
+            <w:r>
+              <w:rPr>
+                <w:rFonts w:ascii="Arial" w:cs="Arial" w:eastAsia="Arial" w:hAnsi="Arial"/>
+                <w:sz w:val="20"/>
+                <w:szCs w:val="20"/>
+              </w:rPr>
+              <w:br/>
+              <w:t xml:space="preserve"/>
+            </w:r>
+            <w:r>
+              <w:rPr>
+                <w:rFonts w:ascii="Arial" w:cs="Arial" w:eastAsia="Arial" w:hAnsi="Arial"/>
+                <w:b w:val="false"/>
+                <w:bCs w:val="false"/>
+                <w:i w:val="false"/>
+                <w:iCs w:val="false"/>
+                <w:color w:val="000000"/>
+                <w:sz w:val="20"/>
+                <w:szCs w:val="20"/>
+              </w:rPr>
+              <w:t xml:space="preserve">    • Document findings and recommendations</w:t>
+            </w:r>
+            <w:r>
+              <w:rPr>
+                <w:rFonts w:ascii="Arial" w:cs="Arial" w:eastAsia="Arial" w:hAnsi="Arial"/>
+                <w:sz w:val="20"/>
+                <w:szCs w:val="20"/>
+              </w:rPr>
+              <w:br/>
+              <w:t xml:space="preserve"/>
+            </w:r>
+            <w:r>
+              <w:rPr>
+                <w:rFonts w:ascii="Arial" w:cs="Arial" w:eastAsia="Arial" w:hAnsi="Arial"/>
+                <w:b w:val="false"/>
+                <w:bCs w:val="false"/>
+                <w:i w:val="false"/>
+                <w:iCs w:val="false"/>
+                <w:color w:val="000000"/>
+                <w:sz w:val="20"/>
+                <w:szCs w:val="20"/>
+              </w:rPr>
+              <w:t xml:space="preserve">    • Linear search</w:t>
+            </w:r>
+            <w:r>
+              <w:rPr>
+                <w:rFonts w:ascii="Arial" w:cs="Arial" w:eastAsia="Arial" w:hAnsi="Arial"/>
+                <w:sz w:val="20"/>
+                <w:szCs w:val="20"/>
+              </w:rPr>
+              <w:br/>
+              <w:t xml:space="preserve"/>
+            </w:r>
+            <w:r>
+              <w:rPr>
+                <w:rFonts w:ascii="Arial" w:cs="Arial" w:eastAsia="Arial" w:hAnsi="Arial"/>
+                <w:b w:val="false"/>
+                <w:bCs w:val="false"/>
+                <w:i w:val="false"/>
+                <w:iCs w:val="false"/>
+                <w:color w:val="000000"/>
+                <w:sz w:val="20"/>
+                <w:szCs w:val="20"/>
+              </w:rPr>
+              <w:t xml:space="preserve">    • Binary search (iterative)</w:t>
+            </w:r>
+            <w:r>
+              <w:rPr>
+                <w:rFonts w:ascii="Arial" w:cs="Arial" w:eastAsia="Arial" w:hAnsi="Arial"/>
+                <w:sz w:val="20"/>
+                <w:szCs w:val="20"/>
+              </w:rPr>
+              <w:br/>
+              <w:t xml:space="preserve"/>
+            </w:r>
+            <w:r>
+              <w:rPr>
+                <w:rFonts w:ascii="Arial" w:cs="Arial" w:eastAsia="Arial" w:hAnsi="Arial"/>
+                <w:b w:val="false"/>
+                <w:bCs w:val="false"/>
+                <w:i w:val="false"/>
+                <w:iCs w:val="false"/>
+                <w:color w:val="000000"/>
+                <w:sz w:val="20"/>
+                <w:szCs w:val="20"/>
+              </w:rPr>
+              <w:t xml:space="preserve">    • Binary search (recursive)</w:t>
+            </w:r>
+            <w:r>
+              <w:rPr>
+                <w:rFonts w:ascii="Arial" w:cs="Arial" w:eastAsia="Arial" w:hAnsi="Arial"/>
+                <w:sz w:val="20"/>
+                <w:szCs w:val="20"/>
+              </w:rPr>
+              <w:br/>
+              <w:t xml:space="preserve"/>
+            </w:r>
+            <w:r>
+              <w:rPr>
+                <w:rFonts w:ascii="Arial" w:cs="Arial" w:eastAsia="Arial" w:hAnsi="Arial"/>
+                <w:sz w:val="20"/>
+                <w:szCs w:val="20"/>
+              </w:rPr>
+              <w:br/>
+              <w:t xml:space="preserve"/>
+            </w:r>
+            <w:r>
+              <w:rPr>
+                <w:rFonts w:ascii="Arial" w:cs="Arial" w:eastAsia="Arial" w:hAnsi="Arial"/>
+                <w:b/>
+                <w:bCs/>
+                <w:i w:val="false"/>
+                <w:iCs w:val="false"/>
+                <w:color w:val="000000"/>
+                <w:sz w:val="20"/>
+                <w:szCs w:val="20"/>
+              </w:rPr>
+              <w:t xml:space="preserve">Vocabulary: </w:t>
+            </w:r>
+            <w:r>
+              <w:rPr>
+                <w:rFonts w:ascii="Arial" w:cs="Arial" w:eastAsia="Arial" w:hAnsi="Arial"/>
+                <w:b w:val="false"/>
+                <w:bCs w:val="false"/>
+                <w:i w:val="false"/>
+                <w:iCs w:val="false"/>
+                <w:color w:val="000000"/>
+                <w:sz w:val="20"/>
+                <w:szCs w:val="20"/>
+              </w:rPr>
+              <w:t xml:space="preserve">Project Scope, Project Phases, Searching, Sorting</w:t>
+            </w:r>
+            <w:r>
+              <w:rPr>
+                <w:rFonts w:ascii="Arial" w:cs="Arial" w:eastAsia="Arial" w:hAnsi="Arial"/>
+                <w:sz w:val="20"/>
+                <w:szCs w:val="20"/>
+              </w:rPr>
+              <w:br/>
+              <w:t xml:space="preserve"/>
+            </w:r>
+            <w:r>
+              <w:rPr>
+                <w:rFonts w:ascii="Arial" w:cs="Arial" w:eastAsia="Arial" w:hAnsi="Arial"/>
+                <w:sz w:val="20"/>
+                <w:szCs w:val="20"/>
+              </w:rPr>
+              <w:br/>
+              <w:t xml:space="preserve"/>
+            </w:r>
+            <w:r>
+              <w:rPr>
+                <w:rFonts w:ascii="Arial" w:cs="Arial" w:eastAsia="Arial" w:hAnsi="Arial"/>
+                <w:b/>
+                <w:bCs/>
+                <w:i/>
+                <w:iCs/>
+                <w:color w:val="555555"/>
+                <w:sz w:val="20"/>
+                <w:szCs w:val="20"/>
+              </w:rPr>
+              <w:t xml:space="preserve">→ Live Demo — </w:t>
+            </w:r>
+            <w:r>
+              <w:rPr>
+                <w:rFonts w:ascii="Arial" w:cs="Arial" w:eastAsia="Arial" w:hAnsi="Arial"/>
+                <w:b w:val="false"/>
+                <w:bCs w:val="false"/>
+                <w:i/>
+                <w:iCs/>
+                <w:color w:val="555555"/>
+                <w:sz w:val="20"/>
+                <w:szCs w:val="20"/>
+              </w:rPr>
+              <w:t xml:space="preserve">type examples as students follow along in their own editor.</w:t>
+            </w:r>
+            <w:r>
+              <w:rPr>
+                <w:rFonts w:ascii="Arial" w:cs="Arial" w:eastAsia="Arial" w:hAnsi="Arial"/>
+                <w:sz w:val="20"/>
+                <w:szCs w:val="20"/>
+              </w:rPr>
+              <w:br/>
+              <w:t xml:space="preserve"/>
+            </w:r>
+            <w:r>
+              <w:rPr>
+                <w:rFonts w:ascii="Arial" w:cs="Arial" w:eastAsia="Arial" w:hAnsi="Arial"/>
+                <w:b/>
+                <w:bCs/>
+                <w:i/>
+                <w:iCs/>
+                <w:color w:val="555555"/>
+                <w:sz w:val="20"/>
+                <w:szCs w:val="20"/>
+              </w:rPr>
+              <w:t xml:space="preserve">→ Check for Understanding: </w:t>
+            </w:r>
+            <w:r>
+              <w:rPr>
+                <w:rFonts w:ascii="Arial" w:cs="Arial" w:eastAsia="Arial" w:hAnsi="Arial"/>
+                <w:b w:val="false"/>
+                <w:bCs w:val="false"/>
+                <w:i/>
+                <w:iCs/>
+                <w:color w:val="555555"/>
+                <w:sz w:val="20"/>
+                <w:szCs w:val="20"/>
+              </w:rPr>
+              <w:t xml:space="preserve">pause and cold-call: “Can someone explain what we just did in their own words?”</w:t>
             </w:r>
           </w:p>
         </w:tc>
@@ -377,9 +1021,9 @@
               <w:right w:val="single" w:color="CCCCCC" w:sz="1"/>
             </w:tcBorders>
             <w:tcMar>
-              <w:top w:type="dxa" w:w="60"/>
+              <w:top w:type="dxa" w:w="80"/>
               <w:left w:type="dxa" w:w="120"/>
-              <w:bottom w:type="dxa" w:w="60"/>
+              <w:bottom w:type="dxa" w:w="80"/>
               <w:right w:type="dxa" w:w="120"/>
             </w:tcMar>
           </w:tcPr>
@@ -406,20 +1050,90 @@
               <w:right w:val="single" w:color="CCCCCC" w:sz="1"/>
             </w:tcBorders>
             <w:tcMar>
-              <w:top w:type="dxa" w:w="60"/>
+              <w:top w:type="dxa" w:w="80"/>
               <w:left w:type="dxa" w:w="120"/>
-              <w:bottom w:type="dxa" w:w="60"/>
+              <w:bottom w:type="dxa" w:w="80"/>
               <w:right w:type="dxa" w:w="120"/>
             </w:tcMar>
           </w:tcPr>
           <w:p>
-            <w:r>
-              <w:rPr>
-                <w:rFonts w:ascii="Arial" w:cs="Arial" w:eastAsia="Arial" w:hAnsi="Arial"/>
-                <w:sz w:val="20"/>
-                <w:szCs w:val="20"/>
+            <w:pPr>
+              <w:spacing w:after="80" w:before="80"/>
+            </w:pPr>
+            <w:r>
+              <w:rPr>
+                <w:rFonts w:ascii="Arial" w:cs="Arial" w:eastAsia="Arial" w:hAnsi="Arial"/>
+                <w:b/>
+                <w:bCs/>
+                <w:i w:val="false"/>
+                <w:iCs w:val="false"/>
+                <w:color w:val="000000"/>
+                <w:sz w:val="22"/>
+                <w:szCs w:val="22"/>
               </w:rPr>
               <w:t xml:space="preserve">Guided Practice</w:t>
+            </w:r>
+            <w:r>
+              <w:rPr>
+                <w:rFonts w:ascii="Arial" w:cs="Arial" w:eastAsia="Arial" w:hAnsi="Arial"/>
+                <w:sz w:val="20"/>
+                <w:szCs w:val="20"/>
+              </w:rPr>
+              <w:br/>
+              <w:t xml:space="preserve"/>
+            </w:r>
+            <w:r>
+              <w:rPr>
+                <w:rFonts w:ascii="Arial" w:cs="Arial" w:eastAsia="Arial" w:hAnsi="Arial"/>
+                <w:sz w:val="20"/>
+                <w:szCs w:val="20"/>
+              </w:rPr>
+              <w:br/>
+              <w:t xml:space="preserve"/>
+            </w:r>
+            <w:r>
+              <w:rPr>
+                <w:rFonts w:ascii="Arial" w:cs="Arial" w:eastAsia="Arial" w:hAnsi="Arial"/>
+                <w:b w:val="false"/>
+                <w:bCs w:val="false"/>
+                <w:i w:val="false"/>
+                <w:iCs w:val="false"/>
+                <w:color w:val="000000"/>
+                <w:sz w:val="20"/>
+                <w:szCs w:val="20"/>
+              </w:rPr>
+              <w:t xml:space="preserve">Activity 1: Project Planning</w:t>
+            </w:r>
+            <w:r>
+              <w:rPr>
+                <w:rFonts w:ascii="Arial" w:cs="Arial" w:eastAsia="Arial" w:hAnsi="Arial"/>
+                <w:sz w:val="20"/>
+                <w:szCs w:val="20"/>
+              </w:rPr>
+              <w:br/>
+              <w:t xml:space="preserve"/>
+            </w:r>
+            <w:r>
+              <w:rPr>
+                <w:rFonts w:ascii="Arial" w:cs="Arial" w:eastAsia="Arial" w:hAnsi="Arial"/>
+                <w:sz w:val="20"/>
+                <w:szCs w:val="20"/>
+              </w:rPr>
+              <w:br/>
+              <w:t xml:space="preserve"/>
+            </w:r>
+            <w:r>
+              <w:rPr>
+                <w:rFonts w:ascii="Arial" w:cs="Arial" w:eastAsia="Arial" w:hAnsi="Arial"/>
+                <w:b w:val="false"/>
+                <w:bCs w:val="false"/>
+                <w:i/>
+                <w:iCs/>
+                <w:color w:val="555555"/>
+                <w:sz w:val="20"/>
+                <w:szCs w:val="20"/>
+              </w:rPr>
+              <w:t xml:space="preserve">→ Teacher models — students try alongside, then compare results.</w:t>
             </w:r>
           </w:p>
         </w:tc>
@@ -435,9 +1149,9 @@
               <w:right w:val="single" w:color="CCCCCC" w:sz="1"/>
             </w:tcBorders>
             <w:tcMar>
-              <w:top w:type="dxa" w:w="60"/>
+              <w:top w:type="dxa" w:w="80"/>
               <w:left w:type="dxa" w:w="120"/>
-              <w:bottom w:type="dxa" w:w="60"/>
+              <w:bottom w:type="dxa" w:w="80"/>
               <w:right w:type="dxa" w:w="120"/>
             </w:tcMar>
           </w:tcPr>
@@ -450,7 +1164,7 @@
                 <w:sz w:val="20"/>
                 <w:szCs w:val="20"/>
               </w:rPr>
-              <w:t xml:space="preserve">15-20 min</w:t>
+              <w:t xml:space="preserve">15–20 min</w:t>
             </w:r>
           </w:p>
         </w:tc>
@@ -464,20 +1178,81 @@
               <w:right w:val="single" w:color="CCCCCC" w:sz="1"/>
             </w:tcBorders>
             <w:tcMar>
-              <w:top w:type="dxa" w:w="60"/>
+              <w:top w:type="dxa" w:w="80"/>
               <w:left w:type="dxa" w:w="120"/>
-              <w:bottom w:type="dxa" w:w="60"/>
+              <w:bottom w:type="dxa" w:w="80"/>
               <w:right w:type="dxa" w:w="120"/>
             </w:tcMar>
           </w:tcPr>
           <w:p>
-            <w:r>
-              <w:rPr>
-                <w:rFonts w:ascii="Arial" w:cs="Arial" w:eastAsia="Arial" w:hAnsi="Arial"/>
-                <w:sz w:val="20"/>
-                <w:szCs w:val="20"/>
+            <w:pPr>
+              <w:spacing w:after="80" w:before="80"/>
+            </w:pPr>
+            <w:r>
+              <w:rPr>
+                <w:rFonts w:ascii="Arial" w:cs="Arial" w:eastAsia="Arial" w:hAnsi="Arial"/>
+                <w:b/>
+                <w:bCs/>
+                <w:i w:val="false"/>
+                <w:iCs w:val="false"/>
+                <w:color w:val="000000"/>
+                <w:sz w:val="22"/>
+                <w:szCs w:val="22"/>
               </w:rPr>
               <w:t xml:space="preserve">Independent Practice / Code Along</w:t>
+            </w:r>
+            <w:r>
+              <w:rPr>
+                <w:rFonts w:ascii="Arial" w:cs="Arial" w:eastAsia="Arial" w:hAnsi="Arial"/>
+                <w:sz w:val="20"/>
+                <w:szCs w:val="20"/>
+              </w:rPr>
+              <w:br/>
+              <w:t xml:space="preserve"/>
+            </w:r>
+            <w:r>
+              <w:rPr>
+                <w:rFonts w:ascii="Arial" w:cs="Arial" w:eastAsia="Arial" w:hAnsi="Arial"/>
+                <w:b w:val="false"/>
+                <w:bCs w:val="false"/>
+                <w:i w:val="false"/>
+                <w:iCs w:val="false"/>
+                <w:color w:val="000000"/>
+                <w:sz w:val="20"/>
+                <w:szCs w:val="20"/>
+              </w:rPr>
+              <w:t xml:space="preserve">    Work through problems from the day's exercise set.</w:t>
+            </w:r>
+            <w:r>
+              <w:rPr>
+                <w:rFonts w:ascii="Arial" w:cs="Arial" w:eastAsia="Arial" w:hAnsi="Arial"/>
+                <w:sz w:val="20"/>
+                <w:szCs w:val="20"/>
+              </w:rPr>
+              <w:br/>
+              <w:t xml:space="preserve"/>
+            </w:r>
+            <w:r>
+              <w:rPr>
+                <w:rFonts w:ascii="Arial" w:cs="Arial" w:eastAsia="Arial" w:hAnsi="Arial"/>
+                <w:sz w:val="20"/>
+                <w:szCs w:val="20"/>
+              </w:rPr>
+              <w:br/>
+              <w:t xml:space="preserve"/>
+            </w:r>
+            <w:r>
+              <w:rPr>
+                <w:rFonts w:ascii="Arial" w:cs="Arial" w:eastAsia="Arial" w:hAnsi="Arial"/>
+                <w:b w:val="false"/>
+                <w:bCs w:val="false"/>
+                <w:i/>
+                <w:iCs/>
+                <w:color w:val="555555"/>
+                <w:sz w:val="20"/>
+                <w:szCs w:val="20"/>
+              </w:rPr>
+              <w:t xml:space="preserve">→ Teacher circulates — offer hints, check for understanding.</w:t>
             </w:r>
           </w:p>
         </w:tc>
@@ -493,9 +1268,9 @@
               <w:right w:val="single" w:color="CCCCCC" w:sz="1"/>
             </w:tcBorders>
             <w:tcMar>
-              <w:top w:type="dxa" w:w="60"/>
+              <w:top w:type="dxa" w:w="80"/>
               <w:left w:type="dxa" w:w="120"/>
-              <w:bottom w:type="dxa" w:w="60"/>
+              <w:bottom w:type="dxa" w:w="80"/>
               <w:right w:type="dxa" w:w="120"/>
             </w:tcMar>
           </w:tcPr>
@@ -522,20 +1297,90 @@
               <w:right w:val="single" w:color="CCCCCC" w:sz="1"/>
             </w:tcBorders>
             <w:tcMar>
-              <w:top w:type="dxa" w:w="60"/>
+              <w:top w:type="dxa" w:w="80"/>
               <w:left w:type="dxa" w:w="120"/>
-              <w:bottom w:type="dxa" w:w="60"/>
+              <w:bottom w:type="dxa" w:w="80"/>
               <w:right w:type="dxa" w:w="120"/>
             </w:tcMar>
           </w:tcPr>
           <w:p>
-            <w:r>
-              <w:rPr>
-                <w:rFonts w:ascii="Arial" w:cs="Arial" w:eastAsia="Arial" w:hAnsi="Arial"/>
-                <w:sz w:val="20"/>
-                <w:szCs w:val="20"/>
+            <w:pPr>
+              <w:spacing w:after="80" w:before="80"/>
+            </w:pPr>
+            <w:r>
+              <w:rPr>
+                <w:rFonts w:ascii="Arial" w:cs="Arial" w:eastAsia="Arial" w:hAnsi="Arial"/>
+                <w:b/>
+                <w:bCs/>
+                <w:i w:val="false"/>
+                <w:iCs w:val="false"/>
+                <w:color w:val="000000"/>
+                <w:sz w:val="22"/>
+                <w:szCs w:val="22"/>
               </w:rPr>
               <w:t xml:space="preserve">Exit Ticket / Wrap-Up</w:t>
+            </w:r>
+            <w:r>
+              <w:rPr>
+                <w:rFonts w:ascii="Arial" w:cs="Arial" w:eastAsia="Arial" w:hAnsi="Arial"/>
+                <w:sz w:val="20"/>
+                <w:szCs w:val="20"/>
+              </w:rPr>
+              <w:br/>
+              <w:t xml:space="preserve"/>
+            </w:r>
+            <w:r>
+              <w:rPr>
+                <w:rFonts w:ascii="Arial" w:cs="Arial" w:eastAsia="Arial" w:hAnsi="Arial"/>
+                <w:sz w:val="20"/>
+                <w:szCs w:val="20"/>
+              </w:rPr>
+              <w:br/>
+              <w:t xml:space="preserve"/>
+            </w:r>
+            <w:r>
+              <w:rPr>
+                <w:rFonts w:ascii="Arial" w:cs="Arial" w:eastAsia="Arial" w:hAnsi="Arial"/>
+                <w:b w:val="false"/>
+                <w:bCs w:val="false"/>
+                <w:i w:val="false"/>
+                <w:iCs w:val="false"/>
+                <w:color w:val="000000"/>
+                <w:sz w:val="20"/>
+                <w:szCs w:val="20"/>
+              </w:rPr>
+              <w:t xml:space="preserve">Quick Check: Plan and execute a multi-algorithm sorting/searching project with benchmarking and analysis?</w:t>
+            </w:r>
+            <w:r>
+              <w:rPr>
+                <w:rFonts w:ascii="Arial" w:cs="Arial" w:eastAsia="Arial" w:hAnsi="Arial"/>
+                <w:sz w:val="20"/>
+                <w:szCs w:val="20"/>
+              </w:rPr>
+              <w:br/>
+              <w:t xml:space="preserve"/>
+            </w:r>
+            <w:r>
+              <w:rPr>
+                <w:rFonts w:ascii="Arial" w:cs="Arial" w:eastAsia="Arial" w:hAnsi="Arial"/>
+                <w:sz w:val="20"/>
+                <w:szCs w:val="20"/>
+              </w:rPr>
+              <w:br/>
+              <w:t xml:space="preserve"/>
+            </w:r>
+            <w:r>
+              <w:rPr>
+                <w:rFonts w:ascii="Arial" w:cs="Arial" w:eastAsia="Arial" w:hAnsi="Arial"/>
+                <w:b w:val="false"/>
+                <w:bCs w:val="false"/>
+                <w:i/>
+                <w:iCs/>
+                <w:color w:val="555555"/>
+                <w:sz w:val="20"/>
+                <w:szCs w:val="20"/>
+              </w:rPr>
+              <w:t xml:space="preserve">→ 3–2–1: Name 3 things learned, 2 new vocab words, 1 question you still have.</w:t>
             </w:r>
           </w:p>
         </w:tc>
@@ -1096,19 +1941,6 @@
                 <w:sz w:val="18"/>
                 <w:szCs w:val="18"/>
               </w:rPr>
-              <w:t xml:space="preserve"># Test cases</w:t>
-            </w:r>
-          </w:p>
-          <w:p>
-            <w:pPr>
-              <w:spacing w:after="20"/>
-            </w:pPr>
-            <w:r>
-              <w:rPr>
-                <w:rFonts w:ascii="Courier New" w:cs="Courier New" w:eastAsia="Courier New" w:hAnsi="Courier New"/>
-                <w:sz w:val="18"/>
-                <w:szCs w:val="18"/>
-              </w:rPr>
               <w:t xml:space="preserve">test_cases = [</w:t>
             </w:r>
           </w:p>
@@ -1241,7 +2073,20 @@
                 <w:sz w:val="18"/>
                 <w:szCs w:val="18"/>
               </w:rPr>
-              <w:t xml:space="preserve"># Example project structure</w:t>
+              <w:t xml:space="preserve">class SortingProject:</w:t>
+            </w:r>
+          </w:p>
+          <w:p>
+            <w:pPr>
+              <w:spacing w:after="20"/>
+            </w:pPr>
+            <w:r>
+              <w:rPr>
+                <w:rFonts w:ascii="Courier New" w:cs="Courier New" w:eastAsia="Courier New" w:hAnsi="Courier New"/>
+                <w:sz w:val="18"/>
+                <w:szCs w:val="18"/>
+              </w:rPr>
+              <w:t xml:space="preserve">    """Complete sorting/searching benchmark project."""</w:t>
             </w:r>
           </w:p>
           <w:p>
@@ -1267,20 +2112,33 @@
                 <w:sz w:val="18"/>
                 <w:szCs w:val="18"/>
               </w:rPr>
-              <w:t xml:space="preserve">class SortingProject:</w:t>
-            </w:r>
-          </w:p>
-          <w:p>
-            <w:pPr>
-              <w:spacing w:after="20"/>
-            </w:pPr>
-            <w:r>
-              <w:rPr>
-                <w:rFonts w:ascii="Courier New" w:cs="Courier New" w:eastAsia="Courier New" w:hAnsi="Courier New"/>
-                <w:sz w:val="18"/>
-                <w:szCs w:val="18"/>
-              </w:rPr>
-              <w:t xml:space="preserve">    """Complete sorting/searching benchmark project."""</w:t>
+              <w:t xml:space="preserve">    def __init__(self):</w:t>
+            </w:r>
+          </w:p>
+          <w:p>
+            <w:pPr>
+              <w:spacing w:after="20"/>
+            </w:pPr>
+            <w:r>
+              <w:rPr>
+                <w:rFonts w:ascii="Courier New" w:cs="Courier New" w:eastAsia="Courier New" w:hAnsi="Courier New"/>
+                <w:sz w:val="18"/>
+                <w:szCs w:val="18"/>
+              </w:rPr>
+              <w:t xml:space="preserve">        self.algorithms = {}</w:t>
+            </w:r>
+          </w:p>
+          <w:p>
+            <w:pPr>
+              <w:spacing w:after="20"/>
+            </w:pPr>
+            <w:r>
+              <w:rPr>
+                <w:rFonts w:ascii="Courier New" w:cs="Courier New" w:eastAsia="Courier New" w:hAnsi="Courier New"/>
+                <w:sz w:val="18"/>
+                <w:szCs w:val="18"/>
+              </w:rPr>
+              <w:t xml:space="preserve">        self.results = {}</w:t>
             </w:r>
           </w:p>
           <w:p>
@@ -1306,33 +2164,33 @@
                 <w:sz w:val="18"/>
                 <w:szCs w:val="18"/>
               </w:rPr>
-              <w:t xml:space="preserve">    def __init__(self):</w:t>
-            </w:r>
-          </w:p>
-          <w:p>
-            <w:pPr>
-              <w:spacing w:after="20"/>
-            </w:pPr>
-            <w:r>
-              <w:rPr>
-                <w:rFonts w:ascii="Courier New" w:cs="Courier New" w:eastAsia="Courier New" w:hAnsi="Courier New"/>
-                <w:sz w:val="18"/>
-                <w:szCs w:val="18"/>
-              </w:rPr>
-              <w:t xml:space="preserve">        self.algorithms = {}</w:t>
-            </w:r>
-          </w:p>
-          <w:p>
-            <w:pPr>
-              <w:spacing w:after="20"/>
-            </w:pPr>
-            <w:r>
-              <w:rPr>
-                <w:rFonts w:ascii="Courier New" w:cs="Courier New" w:eastAsia="Courier New" w:hAnsi="Courier New"/>
-                <w:sz w:val="18"/>
-                <w:szCs w:val="18"/>
-              </w:rPr>
-              <w:t xml:space="preserve">        self.results = {}</w:t>
+              <w:t xml:space="preserve">    def register_algorithm(self, name, func, category='sort'):</w:t>
+            </w:r>
+          </w:p>
+          <w:p>
+            <w:pPr>
+              <w:spacing w:after="20"/>
+            </w:pPr>
+            <w:r>
+              <w:rPr>
+                <w:rFonts w:ascii="Courier New" w:cs="Courier New" w:eastAsia="Courier New" w:hAnsi="Courier New"/>
+                <w:sz w:val="18"/>
+                <w:szCs w:val="18"/>
+              </w:rPr>
+              <w:t xml:space="preserve">        """Register an algorithm for benchmarking."""</w:t>
+            </w:r>
+          </w:p>
+          <w:p>
+            <w:pPr>
+              <w:spacing w:after="20"/>
+            </w:pPr>
+            <w:r>
+              <w:rPr>
+                <w:rFonts w:ascii="Courier New" w:cs="Courier New" w:eastAsia="Courier New" w:hAnsi="Courier New"/>
+                <w:sz w:val="18"/>
+                <w:szCs w:val="18"/>
+              </w:rPr>
+              <w:t xml:space="preserve">        self.algorithms[name] = {'func': func, 'category': category}</w:t>
             </w:r>
           </w:p>
           <w:p>
@@ -1358,33 +2216,124 @@
                 <w:sz w:val="18"/>
                 <w:szCs w:val="18"/>
               </w:rPr>
-              <w:t xml:space="preserve">    def register_algorithm(self, name, func, category='sort'):</w:t>
-            </w:r>
-          </w:p>
-          <w:p>
-            <w:pPr>
-              <w:spacing w:after="20"/>
-            </w:pPr>
-            <w:r>
-              <w:rPr>
-                <w:rFonts w:ascii="Courier New" w:cs="Courier New" w:eastAsia="Courier New" w:hAnsi="Courier New"/>
-                <w:sz w:val="18"/>
-                <w:szCs w:val="18"/>
-              </w:rPr>
-              <w:t xml:space="preserve">        """Register an algorithm for benchmarking."""</w:t>
-            </w:r>
-          </w:p>
-          <w:p>
-            <w:pPr>
-              <w:spacing w:after="20"/>
-            </w:pPr>
-            <w:r>
-              <w:rPr>
-                <w:rFonts w:ascii="Courier New" w:cs="Courier New" w:eastAsia="Courier New" w:hAnsi="Courier New"/>
-                <w:sz w:val="18"/>
-                <w:szCs w:val="18"/>
-              </w:rPr>
-              <w:t xml:space="preserve">        self.algorithms[name] = {'func': func, 'category': category}</w:t>
+              <w:t xml:space="preserve">    def verify_correctness(self, test_array):</w:t>
+            </w:r>
+          </w:p>
+          <w:p>
+            <w:pPr>
+              <w:spacing w:after="20"/>
+            </w:pPr>
+            <w:r>
+              <w:rPr>
+                <w:rFonts w:ascii="Courier New" w:cs="Courier New" w:eastAsia="Courier New" w:hAnsi="Courier New"/>
+                <w:sz w:val="18"/>
+                <w:szCs w:val="18"/>
+              </w:rPr>
+              <w:t xml:space="preserve">        """Verify all algorithms produce correct output."""</w:t>
+            </w:r>
+          </w:p>
+          <w:p>
+            <w:pPr>
+              <w:spacing w:after="20"/>
+            </w:pPr>
+            <w:r>
+              <w:rPr>
+                <w:rFonts w:ascii="Courier New" w:cs="Courier New" w:eastAsia="Courier New" w:hAnsi="Courier New"/>
+                <w:sz w:val="18"/>
+                <w:szCs w:val="18"/>
+              </w:rPr>
+              <w:t xml:space="preserve">        results = {}</w:t>
+            </w:r>
+          </w:p>
+          <w:p>
+            <w:pPr>
+              <w:spacing w:after="20"/>
+            </w:pPr>
+            <w:r>
+              <w:rPr>
+                <w:rFonts w:ascii="Courier New" w:cs="Courier New" w:eastAsia="Courier New" w:hAnsi="Courier New"/>
+                <w:sz w:val="18"/>
+                <w:szCs w:val="18"/>
+              </w:rPr>
+              <w:t xml:space="preserve">        for name, algo_info in self.algorithms.items():</w:t>
+            </w:r>
+          </w:p>
+          <w:p>
+            <w:pPr>
+              <w:spacing w:after="20"/>
+            </w:pPr>
+            <w:r>
+              <w:rPr>
+                <w:rFonts w:ascii="Courier New" w:cs="Courier New" w:eastAsia="Courier New" w:hAnsi="Courier New"/>
+                <w:sz w:val="18"/>
+                <w:szCs w:val="18"/>
+              </w:rPr>
+              <w:t xml:space="preserve">            try:</w:t>
+            </w:r>
+          </w:p>
+          <w:p>
+            <w:pPr>
+              <w:spacing w:after="20"/>
+            </w:pPr>
+            <w:r>
+              <w:rPr>
+                <w:rFonts w:ascii="Courier New" w:cs="Courier New" w:eastAsia="Courier New" w:hAnsi="Courier New"/>
+                <w:sz w:val="18"/>
+                <w:szCs w:val="18"/>
+              </w:rPr>
+              <w:t xml:space="preserve">                result = algo_info['func'](test_array.copy())</w:t>
+            </w:r>
+          </w:p>
+          <w:p>
+            <w:pPr>
+              <w:spacing w:after="20"/>
+            </w:pPr>
+            <w:r>
+              <w:rPr>
+                <w:rFonts w:ascii="Courier New" w:cs="Courier New" w:eastAsia="Courier New" w:hAnsi="Courier New"/>
+                <w:sz w:val="18"/>
+                <w:szCs w:val="18"/>
+              </w:rPr>
+              <w:t xml:space="preserve">                results[name] = {'correct': result == sorted(test_array)}</w:t>
+            </w:r>
+          </w:p>
+          <w:p>
+            <w:pPr>
+              <w:spacing w:after="20"/>
+            </w:pPr>
+            <w:r>
+              <w:rPr>
+                <w:rFonts w:ascii="Courier New" w:cs="Courier New" w:eastAsia="Courier New" w:hAnsi="Courier New"/>
+                <w:sz w:val="18"/>
+                <w:szCs w:val="18"/>
+              </w:rPr>
+              <w:t xml:space="preserve">            except Exception as e:</w:t>
+            </w:r>
+          </w:p>
+          <w:p>
+            <w:pPr>
+              <w:spacing w:after="20"/>
+            </w:pPr>
+            <w:r>
+              <w:rPr>
+                <w:rFonts w:ascii="Courier New" w:cs="Courier New" w:eastAsia="Courier New" w:hAnsi="Courier New"/>
+                <w:sz w:val="18"/>
+                <w:szCs w:val="18"/>
+              </w:rPr>
+              <w:t xml:space="preserve">                results[name] = {'correct': False, 'error': str(e)}</w:t>
+            </w:r>
+          </w:p>
+          <w:p>
+            <w:pPr>
+              <w:spacing w:after="20"/>
+            </w:pPr>
+            <w:r>
+              <w:rPr>
+                <w:rFonts w:ascii="Courier New" w:cs="Courier New" w:eastAsia="Courier New" w:hAnsi="Courier New"/>
+                <w:sz w:val="18"/>
+                <w:szCs w:val="18"/>
+              </w:rPr>
+              <w:t xml:space="preserve">        return results</w:t>
             </w:r>
           </w:p>
           <w:p>
@@ -1410,124 +2359,72 @@
                 <w:sz w:val="18"/>
                 <w:szCs w:val="18"/>
               </w:rPr>
-              <w:t xml:space="preserve">    def verify_correctness(self, test_array):</w:t>
-            </w:r>
-          </w:p>
-          <w:p>
-            <w:pPr>
-              <w:spacing w:after="20"/>
-            </w:pPr>
-            <w:r>
-              <w:rPr>
-                <w:rFonts w:ascii="Courier New" w:cs="Courier New" w:eastAsia="Courier New" w:hAnsi="Courier New"/>
-                <w:sz w:val="18"/>
-                <w:szCs w:val="18"/>
-              </w:rPr>
-              <w:t xml:space="preserve">        """Verify all algorithms produce correct output."""</w:t>
-            </w:r>
-          </w:p>
-          <w:p>
-            <w:pPr>
-              <w:spacing w:after="20"/>
-            </w:pPr>
-            <w:r>
-              <w:rPr>
-                <w:rFonts w:ascii="Courier New" w:cs="Courier New" w:eastAsia="Courier New" w:hAnsi="Courier New"/>
-                <w:sz w:val="18"/>
-                <w:szCs w:val="18"/>
-              </w:rPr>
-              <w:t xml:space="preserve">        results = {}</w:t>
-            </w:r>
-          </w:p>
-          <w:p>
-            <w:pPr>
-              <w:spacing w:after="20"/>
-            </w:pPr>
-            <w:r>
-              <w:rPr>
-                <w:rFonts w:ascii="Courier New" w:cs="Courier New" w:eastAsia="Courier New" w:hAnsi="Courier New"/>
-                <w:sz w:val="18"/>
-                <w:szCs w:val="18"/>
-              </w:rPr>
-              <w:t xml:space="preserve">        for name, algo_info in self.algorithms.items():</w:t>
-            </w:r>
-          </w:p>
-          <w:p>
-            <w:pPr>
-              <w:spacing w:after="20"/>
-            </w:pPr>
-            <w:r>
-              <w:rPr>
-                <w:rFonts w:ascii="Courier New" w:cs="Courier New" w:eastAsia="Courier New" w:hAnsi="Courier New"/>
-                <w:sz w:val="18"/>
-                <w:szCs w:val="18"/>
-              </w:rPr>
-              <w:t xml:space="preserve">            try:</w:t>
-            </w:r>
-          </w:p>
-          <w:p>
-            <w:pPr>
-              <w:spacing w:after="20"/>
-            </w:pPr>
-            <w:r>
-              <w:rPr>
-                <w:rFonts w:ascii="Courier New" w:cs="Courier New" w:eastAsia="Courier New" w:hAnsi="Courier New"/>
-                <w:sz w:val="18"/>
-                <w:szCs w:val="18"/>
-              </w:rPr>
-              <w:t xml:space="preserve">                result = algo_info['func'](test_array.copy())</w:t>
-            </w:r>
-          </w:p>
-          <w:p>
-            <w:pPr>
-              <w:spacing w:after="20"/>
-            </w:pPr>
-            <w:r>
-              <w:rPr>
-                <w:rFonts w:ascii="Courier New" w:cs="Courier New" w:eastAsia="Courier New" w:hAnsi="Courier New"/>
-                <w:sz w:val="18"/>
-                <w:szCs w:val="18"/>
-              </w:rPr>
-              <w:t xml:space="preserve">                results[name] = {'correct': result == sorted(test_array)}</w:t>
-            </w:r>
-          </w:p>
-          <w:p>
-            <w:pPr>
-              <w:spacing w:after="20"/>
-            </w:pPr>
-            <w:r>
-              <w:rPr>
-                <w:rFonts w:ascii="Courier New" w:cs="Courier New" w:eastAsia="Courier New" w:hAnsi="Courier New"/>
-                <w:sz w:val="18"/>
-                <w:szCs w:val="18"/>
-              </w:rPr>
-              <w:t xml:space="preserve">            except Exception as e:</w:t>
-            </w:r>
-          </w:p>
-          <w:p>
-            <w:pPr>
-              <w:spacing w:after="20"/>
-            </w:pPr>
-            <w:r>
-              <w:rPr>
-                <w:rFonts w:ascii="Courier New" w:cs="Courier New" w:eastAsia="Courier New" w:hAnsi="Courier New"/>
-                <w:sz w:val="18"/>
-                <w:szCs w:val="18"/>
-              </w:rPr>
-              <w:t xml:space="preserve">                results[name] = {'correct': False, 'error': str(e)}</w:t>
-            </w:r>
-          </w:p>
-          <w:p>
-            <w:pPr>
-              <w:spacing w:after="20"/>
-            </w:pPr>
-            <w:r>
-              <w:rPr>
-                <w:rFonts w:ascii="Courier New" w:cs="Courier New" w:eastAsia="Courier New" w:hAnsi="Courier New"/>
-                <w:sz w:val="18"/>
-                <w:szCs w:val="18"/>
-              </w:rPr>
-              <w:t xml:space="preserve">        return results</w:t>
+              <w:t xml:space="preserve">    def benchmark_all(self, sizes, data_types, runs=3):</w:t>
+            </w:r>
+          </w:p>
+          <w:p>
+            <w:pPr>
+              <w:spacing w:after="20"/>
+            </w:pPr>
+            <w:r>
+              <w:rPr>
+                <w:rFonts w:ascii="Courier New" w:cs="Courier New" w:eastAsia="Courier New" w:hAnsi="Courier New"/>
+                <w:sz w:val="18"/>
+                <w:szCs w:val="18"/>
+              </w:rPr>
+              <w:t xml:space="preserve">        """Run comprehensive benchmark."""</w:t>
+            </w:r>
+          </w:p>
+          <w:p>
+            <w:pPr>
+              <w:spacing w:after="20"/>
+            </w:pPr>
+            <w:r>
+              <w:rPr>
+                <w:rFonts w:ascii="Courier New" w:cs="Courier New" w:eastAsia="Courier New" w:hAnsi="Courier New"/>
+                <w:sz w:val="18"/>
+                <w:szCs w:val="18"/>
+              </w:rPr>
+              <w:t xml:space="preserve">        for size in sizes:</w:t>
+            </w:r>
+          </w:p>
+          <w:p>
+            <w:pPr>
+              <w:spacing w:after="20"/>
+            </w:pPr>
+            <w:r>
+              <w:rPr>
+                <w:rFonts w:ascii="Courier New" w:cs="Courier New" w:eastAsia="Courier New" w:hAnsi="Courier New"/>
+                <w:sz w:val="18"/>
+                <w:szCs w:val="18"/>
+              </w:rPr>
+              <w:t xml:space="preserve">            for data_type in data_types:</w:t>
+            </w:r>
+          </w:p>
+          <w:p>
+            <w:pPr>
+              <w:spacing w:after="20"/>
+            </w:pPr>
+            <w:r>
+              <w:rPr>
+                <w:rFonts w:ascii="Courier New" w:cs="Courier New" w:eastAsia="Courier New" w:hAnsi="Courier New"/>
+                <w:sz w:val="18"/>
+                <w:szCs w:val="18"/>
+              </w:rPr>
+              <w:t xml:space="preserve">                # Generate test data</w:t>
+            </w:r>
+          </w:p>
+          <w:p>
+            <w:pPr>
+              <w:spacing w:after="20"/>
+            </w:pPr>
+            <w:r>
+              <w:rPr>
+                <w:rFonts w:ascii="Courier New" w:cs="Courier New" w:eastAsia="Courier New" w:hAnsi="Courier New"/>
+                <w:sz w:val="18"/>
+                <w:szCs w:val="18"/>
+              </w:rPr>
+              <w:t xml:space="preserve">                arr = self.generate_data(size, data_type)</w:t>
             </w:r>
           </w:p>
           <w:p>
@@ -1553,72 +2450,46 @@
                 <w:sz w:val="18"/>
                 <w:szCs w:val="18"/>
               </w:rPr>
-              <w:t xml:space="preserve">    def benchmark_all(self, sizes, data_types, runs=3):</w:t>
-            </w:r>
-          </w:p>
-          <w:p>
-            <w:pPr>
-              <w:spacing w:after="20"/>
-            </w:pPr>
-            <w:r>
-              <w:rPr>
-                <w:rFonts w:ascii="Courier New" w:cs="Courier New" w:eastAsia="Courier New" w:hAnsi="Courier New"/>
-                <w:sz w:val="18"/>
-                <w:szCs w:val="18"/>
-              </w:rPr>
-              <w:t xml:space="preserve">        """Run comprehensive benchmark."""</w:t>
-            </w:r>
-          </w:p>
-          <w:p>
-            <w:pPr>
-              <w:spacing w:after="20"/>
-            </w:pPr>
-            <w:r>
-              <w:rPr>
-                <w:rFonts w:ascii="Courier New" w:cs="Courier New" w:eastAsia="Courier New" w:hAnsi="Courier New"/>
-                <w:sz w:val="18"/>
-                <w:szCs w:val="18"/>
-              </w:rPr>
-              <w:t xml:space="preserve">        for size in sizes:</w:t>
-            </w:r>
-          </w:p>
-          <w:p>
-            <w:pPr>
-              <w:spacing w:after="20"/>
-            </w:pPr>
-            <w:r>
-              <w:rPr>
-                <w:rFonts w:ascii="Courier New" w:cs="Courier New" w:eastAsia="Courier New" w:hAnsi="Courier New"/>
-                <w:sz w:val="18"/>
-                <w:szCs w:val="18"/>
-              </w:rPr>
-              <w:t xml:space="preserve">            for data_type in data_types:</w:t>
-            </w:r>
-          </w:p>
-          <w:p>
-            <w:pPr>
-              <w:spacing w:after="20"/>
-            </w:pPr>
-            <w:r>
-              <w:rPr>
-                <w:rFonts w:ascii="Courier New" w:cs="Courier New" w:eastAsia="Courier New" w:hAnsi="Courier New"/>
-                <w:sz w:val="18"/>
-                <w:szCs w:val="18"/>
-              </w:rPr>
-              <w:t xml:space="preserve">                # Generate test data</w:t>
-            </w:r>
-          </w:p>
-          <w:p>
-            <w:pPr>
-              <w:spacing w:after="20"/>
-            </w:pPr>
-            <w:r>
-              <w:rPr>
-                <w:rFonts w:ascii="Courier New" w:cs="Courier New" w:eastAsia="Courier New" w:hAnsi="Courier New"/>
-                <w:sz w:val="18"/>
-                <w:szCs w:val="18"/>
-              </w:rPr>
-              <w:t xml:space="preserve">                arr = self.generate_data(size, data_type)</w:t>
+              <w:t xml:space="preserve">                # Time each algorithm</w:t>
+            </w:r>
+          </w:p>
+          <w:p>
+            <w:pPr>
+              <w:spacing w:after="20"/>
+            </w:pPr>
+            <w:r>
+              <w:rPr>
+                <w:rFonts w:ascii="Courier New" w:cs="Courier New" w:eastAsia="Courier New" w:hAnsi="Courier New"/>
+                <w:sz w:val="18"/>
+                <w:szCs w:val="18"/>
+              </w:rPr>
+              <w:t xml:space="preserve">                for name, algo_info in self.algorithms.items():</w:t>
+            </w:r>
+          </w:p>
+          <w:p>
+            <w:pPr>
+              <w:spacing w:after="20"/>
+            </w:pPr>
+            <w:r>
+              <w:rPr>
+                <w:rFonts w:ascii="Courier New" w:cs="Courier New" w:eastAsia="Courier New" w:hAnsi="Courier New"/>
+                <w:sz w:val="18"/>
+                <w:szCs w:val="18"/>
+              </w:rPr>
+              <w:t xml:space="preserve">                    if algo_info['category'] != 'sort':</w:t>
+            </w:r>
+          </w:p>
+          <w:p>
+            <w:pPr>
+              <w:spacing w:after="20"/>
+            </w:pPr>
+            <w:r>
+              <w:rPr>
+                <w:rFonts w:ascii="Courier New" w:cs="Courier New" w:eastAsia="Courier New" w:hAnsi="Courier New"/>
+                <w:sz w:val="18"/>
+                <w:szCs w:val="18"/>
+              </w:rPr>
+              <w:t xml:space="preserve">                        continue</w:t>
             </w:r>
           </w:p>
           <w:p>
@@ -1644,46 +2515,59 @@
                 <w:sz w:val="18"/>
                 <w:szCs w:val="18"/>
               </w:rPr>
-              <w:t xml:space="preserve">                # Time each algorithm</w:t>
-            </w:r>
-          </w:p>
-          <w:p>
-            <w:pPr>
-              <w:spacing w:after="20"/>
-            </w:pPr>
-            <w:r>
-              <w:rPr>
-                <w:rFonts w:ascii="Courier New" w:cs="Courier New" w:eastAsia="Courier New" w:hAnsi="Courier New"/>
-                <w:sz w:val="18"/>
-                <w:szCs w:val="18"/>
-              </w:rPr>
-              <w:t xml:space="preserve">                for name, algo_info in self.algorithms.items():</w:t>
-            </w:r>
-          </w:p>
-          <w:p>
-            <w:pPr>
-              <w:spacing w:after="20"/>
-            </w:pPr>
-            <w:r>
-              <w:rPr>
-                <w:rFonts w:ascii="Courier New" w:cs="Courier New" w:eastAsia="Courier New" w:hAnsi="Courier New"/>
-                <w:sz w:val="18"/>
-                <w:szCs w:val="18"/>
-              </w:rPr>
-              <w:t xml:space="preserve">                    if algo_info['category'] != 'sort':</w:t>
-            </w:r>
-          </w:p>
-          <w:p>
-            <w:pPr>
-              <w:spacing w:after="20"/>
-            </w:pPr>
-            <w:r>
-              <w:rPr>
-                <w:rFonts w:ascii="Courier New" w:cs="Courier New" w:eastAsia="Courier New" w:hAnsi="Courier New"/>
-                <w:sz w:val="18"/>
-                <w:szCs w:val="18"/>
-              </w:rPr>
-              <w:t xml:space="preserve">                        continue</w:t>
+              <w:t xml:space="preserve">                    times = []</w:t>
+            </w:r>
+          </w:p>
+          <w:p>
+            <w:pPr>
+              <w:spacing w:after="20"/>
+            </w:pPr>
+            <w:r>
+              <w:rPr>
+                <w:rFonts w:ascii="Courier New" w:cs="Courier New" w:eastAsia="Courier New" w:hAnsi="Courier New"/>
+                <w:sz w:val="18"/>
+                <w:szCs w:val="18"/>
+              </w:rPr>
+              <w:t xml:space="preserve">                    for _ in range(runs):</w:t>
+            </w:r>
+          </w:p>
+          <w:p>
+            <w:pPr>
+              <w:spacing w:after="20"/>
+            </w:pPr>
+            <w:r>
+              <w:rPr>
+                <w:rFonts w:ascii="Courier New" w:cs="Courier New" w:eastAsia="Courier New" w:hAnsi="Courier New"/>
+                <w:sz w:val="18"/>
+                <w:szCs w:val="18"/>
+              </w:rPr>
+              <w:t xml:space="preserve">                        start = time.perf_counter()</w:t>
+            </w:r>
+          </w:p>
+          <w:p>
+            <w:pPr>
+              <w:spacing w:after="20"/>
+            </w:pPr>
+            <w:r>
+              <w:rPr>
+                <w:rFonts w:ascii="Courier New" w:cs="Courier New" w:eastAsia="Courier New" w:hAnsi="Courier New"/>
+                <w:sz w:val="18"/>
+                <w:szCs w:val="18"/>
+              </w:rPr>
+              <w:t xml:space="preserve">                        algo_info['func'](arr.copy())</w:t>
+            </w:r>
+          </w:p>
+          <w:p>
+            <w:pPr>
+              <w:spacing w:after="20"/>
+            </w:pPr>
+            <w:r>
+              <w:rPr>
+                <w:rFonts w:ascii="Courier New" w:cs="Courier New" w:eastAsia="Courier New" w:hAnsi="Courier New"/>
+                <w:sz w:val="18"/>
+                <w:szCs w:val="18"/>
+              </w:rPr>
+              <w:t xml:space="preserve">                        times.append(time.perf_counter() - start)</w:t>
             </w:r>
           </w:p>
           <w:p>
@@ -1709,59 +2593,111 @@
                 <w:sz w:val="18"/>
                 <w:szCs w:val="18"/>
               </w:rPr>
-              <w:t xml:space="preserve">                    times = []</w:t>
-            </w:r>
-          </w:p>
-          <w:p>
-            <w:pPr>
-              <w:spacing w:after="20"/>
-            </w:pPr>
-            <w:r>
-              <w:rPr>
-                <w:rFonts w:ascii="Courier New" w:cs="Courier New" w:eastAsia="Courier New" w:hAnsi="Courier New"/>
-                <w:sz w:val="18"/>
-                <w:szCs w:val="18"/>
-              </w:rPr>
-              <w:t xml:space="preserve">                    for _ in range(runs):</w:t>
-            </w:r>
-          </w:p>
-          <w:p>
-            <w:pPr>
-              <w:spacing w:after="20"/>
-            </w:pPr>
-            <w:r>
-              <w:rPr>
-                <w:rFonts w:ascii="Courier New" w:cs="Courier New" w:eastAsia="Courier New" w:hAnsi="Courier New"/>
-                <w:sz w:val="18"/>
-                <w:szCs w:val="18"/>
-              </w:rPr>
-              <w:t xml:space="preserve">                        start = time.perf_counter()</w:t>
-            </w:r>
-          </w:p>
-          <w:p>
-            <w:pPr>
-              <w:spacing w:after="20"/>
-            </w:pPr>
-            <w:r>
-              <w:rPr>
-                <w:rFonts w:ascii="Courier New" w:cs="Courier New" w:eastAsia="Courier New" w:hAnsi="Courier New"/>
-                <w:sz w:val="18"/>
-                <w:szCs w:val="18"/>
-              </w:rPr>
-              <w:t xml:space="preserve">                        algo_info['func'](arr.copy())</w:t>
-            </w:r>
-          </w:p>
-          <w:p>
-            <w:pPr>
-              <w:spacing w:after="20"/>
-            </w:pPr>
-            <w:r>
-              <w:rPr>
-                <w:rFonts w:ascii="Courier New" w:cs="Courier New" w:eastAsia="Courier New" w:hAnsi="Courier New"/>
-                <w:sz w:val="18"/>
-                <w:szCs w:val="18"/>
-              </w:rPr>
-              <w:t xml:space="preserve">                        times.append(time.perf_counter() - start)</w:t>
+              <w:t xml:space="preserve">                    # Store results</w:t>
+            </w:r>
+          </w:p>
+          <w:p>
+            <w:pPr>
+              <w:spacing w:after="20"/>
+            </w:pPr>
+            <w:r>
+              <w:rPr>
+                <w:rFonts w:ascii="Courier New" w:cs="Courier New" w:eastAsia="Courier New" w:hAnsi="Courier New"/>
+                <w:sz w:val="18"/>
+                <w:szCs w:val="18"/>
+              </w:rPr>
+              <w:t xml:space="preserve">                    key = f"{size}_{data_type}_{name}"</w:t>
+            </w:r>
+          </w:p>
+          <w:p>
+            <w:pPr>
+              <w:spacing w:after="20"/>
+            </w:pPr>
+            <w:r>
+              <w:rPr>
+                <w:rFonts w:ascii="Courier New" w:cs="Courier New" w:eastAsia="Courier New" w:hAnsi="Courier New"/>
+                <w:sz w:val="18"/>
+                <w:szCs w:val="18"/>
+              </w:rPr>
+              <w:t xml:space="preserve">                    self.results[key] = {</w:t>
+            </w:r>
+          </w:p>
+          <w:p>
+            <w:pPr>
+              <w:spacing w:after="20"/>
+            </w:pPr>
+            <w:r>
+              <w:rPr>
+                <w:rFonts w:ascii="Courier New" w:cs="Courier New" w:eastAsia="Courier New" w:hAnsi="Courier New"/>
+                <w:sz w:val="18"/>
+                <w:szCs w:val="18"/>
+              </w:rPr>
+              <w:t xml:space="preserve">                        'size': size,</w:t>
+            </w:r>
+          </w:p>
+          <w:p>
+            <w:pPr>
+              <w:spacing w:after="20"/>
+            </w:pPr>
+            <w:r>
+              <w:rPr>
+                <w:rFonts w:ascii="Courier New" w:cs="Courier New" w:eastAsia="Courier New" w:hAnsi="Courier New"/>
+                <w:sz w:val="18"/>
+                <w:szCs w:val="18"/>
+              </w:rPr>
+              <w:t xml:space="preserve">                        'type': data_type,</w:t>
+            </w:r>
+          </w:p>
+          <w:p>
+            <w:pPr>
+              <w:spacing w:after="20"/>
+            </w:pPr>
+            <w:r>
+              <w:rPr>
+                <w:rFonts w:ascii="Courier New" w:cs="Courier New" w:eastAsia="Courier New" w:hAnsi="Courier New"/>
+                <w:sz w:val="18"/>
+                <w:szCs w:val="18"/>
+              </w:rPr>
+              <w:t xml:space="preserve">                        'algorithm': name,</w:t>
+            </w:r>
+          </w:p>
+          <w:p>
+            <w:pPr>
+              <w:spacing w:after="20"/>
+            </w:pPr>
+            <w:r>
+              <w:rPr>
+                <w:rFonts w:ascii="Courier New" w:cs="Courier New" w:eastAsia="Courier New" w:hAnsi="Courier New"/>
+                <w:sz w:val="18"/>
+                <w:szCs w:val="18"/>
+              </w:rPr>
+              <w:t xml:space="preserve">                        'times': times,</w:t>
+            </w:r>
+          </w:p>
+          <w:p>
+            <w:pPr>
+              <w:spacing w:after="20"/>
+            </w:pPr>
+            <w:r>
+              <w:rPr>
+                <w:rFonts w:ascii="Courier New" w:cs="Courier New" w:eastAsia="Courier New" w:hAnsi="Courier New"/>
+                <w:sz w:val="18"/>
+                <w:szCs w:val="18"/>
+              </w:rPr>
+              <w:t xml:space="preserve">                        'mean': sum(times) / len(times)</w:t>
+            </w:r>
+          </w:p>
+          <w:p>
+            <w:pPr>
+              <w:spacing w:after="20"/>
+            </w:pPr>
+            <w:r>
+              <w:rPr>
+                <w:rFonts w:ascii="Courier New" w:cs="Courier New" w:eastAsia="Courier New" w:hAnsi="Courier New"/>
+                <w:sz w:val="18"/>
+                <w:szCs w:val="18"/>
+              </w:rPr>
+              <w:t xml:space="preserve">                    }</w:t>
             </w:r>
           </w:p>
           <w:p>
@@ -1787,111 +2723,189 @@
                 <w:sz w:val="18"/>
                 <w:szCs w:val="18"/>
               </w:rPr>
-              <w:t xml:space="preserve">                    # Store results</w:t>
-            </w:r>
-          </w:p>
-          <w:p>
-            <w:pPr>
-              <w:spacing w:after="20"/>
-            </w:pPr>
-            <w:r>
-              <w:rPr>
-                <w:rFonts w:ascii="Courier New" w:cs="Courier New" w:eastAsia="Courier New" w:hAnsi="Courier New"/>
-                <w:sz w:val="18"/>
-                <w:szCs w:val="18"/>
-              </w:rPr>
-              <w:t xml:space="preserve">                    key = f"{size}_{data_type}_{name}"</w:t>
-            </w:r>
-          </w:p>
-          <w:p>
-            <w:pPr>
-              <w:spacing w:after="20"/>
-            </w:pPr>
-            <w:r>
-              <w:rPr>
-                <w:rFonts w:ascii="Courier New" w:cs="Courier New" w:eastAsia="Courier New" w:hAnsi="Courier New"/>
-                <w:sz w:val="18"/>
-                <w:szCs w:val="18"/>
-              </w:rPr>
-              <w:t xml:space="preserve">                    self.results[key] = {</w:t>
-            </w:r>
-          </w:p>
-          <w:p>
-            <w:pPr>
-              <w:spacing w:after="20"/>
-            </w:pPr>
-            <w:r>
-              <w:rPr>
-                <w:rFonts w:ascii="Courier New" w:cs="Courier New" w:eastAsia="Courier New" w:hAnsi="Courier New"/>
-                <w:sz w:val="18"/>
-                <w:szCs w:val="18"/>
-              </w:rPr>
-              <w:t xml:space="preserve">                        'size': size,</w:t>
-            </w:r>
-          </w:p>
-          <w:p>
-            <w:pPr>
-              <w:spacing w:after="20"/>
-            </w:pPr>
-            <w:r>
-              <w:rPr>
-                <w:rFonts w:ascii="Courier New" w:cs="Courier New" w:eastAsia="Courier New" w:hAnsi="Courier New"/>
-                <w:sz w:val="18"/>
-                <w:szCs w:val="18"/>
-              </w:rPr>
-              <w:t xml:space="preserve">                        'type': data_type,</w:t>
-            </w:r>
-          </w:p>
-          <w:p>
-            <w:pPr>
-              <w:spacing w:after="20"/>
-            </w:pPr>
-            <w:r>
-              <w:rPr>
-                <w:rFonts w:ascii="Courier New" w:cs="Courier New" w:eastAsia="Courier New" w:hAnsi="Courier New"/>
-                <w:sz w:val="18"/>
-                <w:szCs w:val="18"/>
-              </w:rPr>
-              <w:t xml:space="preserve">                        'algorithm': name,</w:t>
-            </w:r>
-          </w:p>
-          <w:p>
-            <w:pPr>
-              <w:spacing w:after="20"/>
-            </w:pPr>
-            <w:r>
-              <w:rPr>
-                <w:rFonts w:ascii="Courier New" w:cs="Courier New" w:eastAsia="Courier New" w:hAnsi="Courier New"/>
-                <w:sz w:val="18"/>
-                <w:szCs w:val="18"/>
-              </w:rPr>
-              <w:t xml:space="preserve">                        'times': times,</w:t>
-            </w:r>
-          </w:p>
-          <w:p>
-            <w:pPr>
-              <w:spacing w:after="20"/>
-            </w:pPr>
-            <w:r>
-              <w:rPr>
-                <w:rFonts w:ascii="Courier New" w:cs="Courier New" w:eastAsia="Courier New" w:hAnsi="Courier New"/>
-                <w:sz w:val="18"/>
-                <w:szCs w:val="18"/>
-              </w:rPr>
-              <w:t xml:space="preserve">                        'mean': sum(times) / len(times)</w:t>
-            </w:r>
-          </w:p>
-          <w:p>
-            <w:pPr>
-              <w:spacing w:after="20"/>
-            </w:pPr>
-            <w:r>
-              <w:rPr>
-                <w:rFonts w:ascii="Courier New" w:cs="Courier New" w:eastAsia="Courier New" w:hAnsi="Courier New"/>
-                <w:sz w:val="18"/>
-                <w:szCs w:val="18"/>
-              </w:rPr>
-              <w:t xml:space="preserve">                    }</w:t>
+              <w:t xml:space="preserve">    def generate_data(self, size, data_type):</w:t>
+            </w:r>
+          </w:p>
+          <w:p>
+            <w:pPr>
+              <w:spacing w:after="20"/>
+            </w:pPr>
+            <w:r>
+              <w:rPr>
+                <w:rFonts w:ascii="Courier New" w:cs="Courier New" w:eastAsia="Courier New" w:hAnsi="Courier New"/>
+                <w:sz w:val="18"/>
+                <w:szCs w:val="18"/>
+              </w:rPr>
+              <w:t xml:space="preserve">        """Generate test data."""</w:t>
+            </w:r>
+          </w:p>
+          <w:p>
+            <w:pPr>
+              <w:spacing w:after="20"/>
+            </w:pPr>
+            <w:r>
+              <w:rPr>
+                <w:rFonts w:ascii="Courier New" w:cs="Courier New" w:eastAsia="Courier New" w:hAnsi="Courier New"/>
+                <w:sz w:val="18"/>
+                <w:szCs w:val="18"/>
+              </w:rPr>
+              <w:t xml:space="preserve">        if data_type == 'random':</w:t>
+            </w:r>
+          </w:p>
+          <w:p>
+            <w:pPr>
+              <w:spacing w:after="20"/>
+            </w:pPr>
+            <w:r>
+              <w:rPr>
+                <w:rFonts w:ascii="Courier New" w:cs="Courier New" w:eastAsia="Courier New" w:hAnsi="Courier New"/>
+                <w:sz w:val="18"/>
+                <w:szCs w:val="18"/>
+              </w:rPr>
+              <w:t xml:space="preserve">            return [random.randint(1, 10000) for _ in range(size)]</w:t>
+            </w:r>
+          </w:p>
+          <w:p>
+            <w:pPr>
+              <w:spacing w:after="20"/>
+            </w:pPr>
+            <w:r>
+              <w:rPr>
+                <w:rFonts w:ascii="Courier New" w:cs="Courier New" w:eastAsia="Courier New" w:hAnsi="Courier New"/>
+                <w:sz w:val="18"/>
+                <w:szCs w:val="18"/>
+              </w:rPr>
+              <w:t xml:space="preserve">        elif data_type == 'sorted':</w:t>
+            </w:r>
+          </w:p>
+          <w:p>
+            <w:pPr>
+              <w:spacing w:after="20"/>
+            </w:pPr>
+            <w:r>
+              <w:rPr>
+                <w:rFonts w:ascii="Courier New" w:cs="Courier New" w:eastAsia="Courier New" w:hAnsi="Courier New"/>
+                <w:sz w:val="18"/>
+                <w:szCs w:val="18"/>
+              </w:rPr>
+              <w:t xml:space="preserve">            return list(range(size))</w:t>
+            </w:r>
+          </w:p>
+          <w:p>
+            <w:pPr>
+              <w:spacing w:after="20"/>
+            </w:pPr>
+            <w:r>
+              <w:rPr>
+                <w:rFonts w:ascii="Courier New" w:cs="Courier New" w:eastAsia="Courier New" w:hAnsi="Courier New"/>
+                <w:sz w:val="18"/>
+                <w:szCs w:val="18"/>
+              </w:rPr>
+              <w:t xml:space="preserve">        elif data_type == 'reverse':</w:t>
+            </w:r>
+          </w:p>
+          <w:p>
+            <w:pPr>
+              <w:spacing w:after="20"/>
+            </w:pPr>
+            <w:r>
+              <w:rPr>
+                <w:rFonts w:ascii="Courier New" w:cs="Courier New" w:eastAsia="Courier New" w:hAnsi="Courier New"/>
+                <w:sz w:val="18"/>
+                <w:szCs w:val="18"/>
+              </w:rPr>
+              <w:t xml:space="preserve">            return list(range(size, 0, -1))</w:t>
+            </w:r>
+          </w:p>
+          <w:p>
+            <w:pPr>
+              <w:spacing w:after="20"/>
+            </w:pPr>
+            <w:r>
+              <w:rPr>
+                <w:rFonts w:ascii="Courier New" w:cs="Courier New" w:eastAsia="Courier New" w:hAnsi="Courier New"/>
+                <w:sz w:val="18"/>
+                <w:szCs w:val="18"/>
+              </w:rPr>
+              <w:t xml:space="preserve">        elif data_type == 'nearly_sorted':</w:t>
+            </w:r>
+          </w:p>
+          <w:p>
+            <w:pPr>
+              <w:spacing w:after="20"/>
+            </w:pPr>
+            <w:r>
+              <w:rPr>
+                <w:rFonts w:ascii="Courier New" w:cs="Courier New" w:eastAsia="Courier New" w:hAnsi="Courier New"/>
+                <w:sz w:val="18"/>
+                <w:szCs w:val="18"/>
+              </w:rPr>
+              <w:t xml:space="preserve">            arr = list(range(size))</w:t>
+            </w:r>
+          </w:p>
+          <w:p>
+            <w:pPr>
+              <w:spacing w:after="20"/>
+            </w:pPr>
+            <w:r>
+              <w:rPr>
+                <w:rFonts w:ascii="Courier New" w:cs="Courier New" w:eastAsia="Courier New" w:hAnsi="Courier New"/>
+                <w:sz w:val="18"/>
+                <w:szCs w:val="18"/>
+              </w:rPr>
+              <w:t xml:space="preserve">            for _ in range(max(1, size // 20)):</w:t>
+            </w:r>
+          </w:p>
+          <w:p>
+            <w:pPr>
+              <w:spacing w:after="20"/>
+            </w:pPr>
+            <w:r>
+              <w:rPr>
+                <w:rFonts w:ascii="Courier New" w:cs="Courier New" w:eastAsia="Courier New" w:hAnsi="Courier New"/>
+                <w:sz w:val="18"/>
+                <w:szCs w:val="18"/>
+              </w:rPr>
+              <w:t xml:space="preserve">                i = random.randint(0, size - 1)</w:t>
+            </w:r>
+          </w:p>
+          <w:p>
+            <w:pPr>
+              <w:spacing w:after="20"/>
+            </w:pPr>
+            <w:r>
+              <w:rPr>
+                <w:rFonts w:ascii="Courier New" w:cs="Courier New" w:eastAsia="Courier New" w:hAnsi="Courier New"/>
+                <w:sz w:val="18"/>
+                <w:szCs w:val="18"/>
+              </w:rPr>
+              <w:t xml:space="preserve">                j = random.randint(0, size - 1)</w:t>
+            </w:r>
+          </w:p>
+          <w:p>
+            <w:pPr>
+              <w:spacing w:after="20"/>
+            </w:pPr>
+            <w:r>
+              <w:rPr>
+                <w:rFonts w:ascii="Courier New" w:cs="Courier New" w:eastAsia="Courier New" w:hAnsi="Courier New"/>
+                <w:sz w:val="18"/>
+                <w:szCs w:val="18"/>
+              </w:rPr>
+              <w:t xml:space="preserve">                arr[i], arr[j] = arr[j], arr[i]</w:t>
+            </w:r>
+          </w:p>
+          <w:p>
+            <w:pPr>
+              <w:spacing w:after="20"/>
+            </w:pPr>
+            <w:r>
+              <w:rPr>
+                <w:rFonts w:ascii="Courier New" w:cs="Courier New" w:eastAsia="Courier New" w:hAnsi="Courier New"/>
+                <w:sz w:val="18"/>
+                <w:szCs w:val="18"/>
+              </w:rPr>
+              <w:t xml:space="preserve">            return arr</w:t>
             </w:r>
           </w:p>
           <w:p>
@@ -1917,189 +2931,59 @@
                 <w:sz w:val="18"/>
                 <w:szCs w:val="18"/>
               </w:rPr>
-              <w:t xml:space="preserve">    def generate_data(self, size, data_type):</w:t>
-            </w:r>
-          </w:p>
-          <w:p>
-            <w:pPr>
-              <w:spacing w:after="20"/>
-            </w:pPr>
-            <w:r>
-              <w:rPr>
-                <w:rFonts w:ascii="Courier New" w:cs="Courier New" w:eastAsia="Courier New" w:hAnsi="Courier New"/>
-                <w:sz w:val="18"/>
-                <w:szCs w:val="18"/>
-              </w:rPr>
-              <w:t xml:space="preserve">        """Generate test data."""</w:t>
-            </w:r>
-          </w:p>
-          <w:p>
-            <w:pPr>
-              <w:spacing w:after="20"/>
-            </w:pPr>
-            <w:r>
-              <w:rPr>
-                <w:rFonts w:ascii="Courier New" w:cs="Courier New" w:eastAsia="Courier New" w:hAnsi="Courier New"/>
-                <w:sz w:val="18"/>
-                <w:szCs w:val="18"/>
-              </w:rPr>
-              <w:t xml:space="preserve">        if data_type == 'random':</w:t>
-            </w:r>
-          </w:p>
-          <w:p>
-            <w:pPr>
-              <w:spacing w:after="20"/>
-            </w:pPr>
-            <w:r>
-              <w:rPr>
-                <w:rFonts w:ascii="Courier New" w:cs="Courier New" w:eastAsia="Courier New" w:hAnsi="Courier New"/>
-                <w:sz w:val="18"/>
-                <w:szCs w:val="18"/>
-              </w:rPr>
-              <w:t xml:space="preserve">            return [random.randint(1, 10000) for _ in range(size)]</w:t>
-            </w:r>
-          </w:p>
-          <w:p>
-            <w:pPr>
-              <w:spacing w:after="20"/>
-            </w:pPr>
-            <w:r>
-              <w:rPr>
-                <w:rFonts w:ascii="Courier New" w:cs="Courier New" w:eastAsia="Courier New" w:hAnsi="Courier New"/>
-                <w:sz w:val="18"/>
-                <w:szCs w:val="18"/>
-              </w:rPr>
-              <w:t xml:space="preserve">        elif data_type == 'sorted':</w:t>
-            </w:r>
-          </w:p>
-          <w:p>
-            <w:pPr>
-              <w:spacing w:after="20"/>
-            </w:pPr>
-            <w:r>
-              <w:rPr>
-                <w:rFonts w:ascii="Courier New" w:cs="Courier New" w:eastAsia="Courier New" w:hAnsi="Courier New"/>
-                <w:sz w:val="18"/>
-                <w:szCs w:val="18"/>
-              </w:rPr>
-              <w:t xml:space="preserve">            return list(range(size))</w:t>
-            </w:r>
-          </w:p>
-          <w:p>
-            <w:pPr>
-              <w:spacing w:after="20"/>
-            </w:pPr>
-            <w:r>
-              <w:rPr>
-                <w:rFonts w:ascii="Courier New" w:cs="Courier New" w:eastAsia="Courier New" w:hAnsi="Courier New"/>
-                <w:sz w:val="18"/>
-                <w:szCs w:val="18"/>
-              </w:rPr>
-              <w:t xml:space="preserve">        elif data_type == 'reverse':</w:t>
-            </w:r>
-          </w:p>
-          <w:p>
-            <w:pPr>
-              <w:spacing w:after="20"/>
-            </w:pPr>
-            <w:r>
-              <w:rPr>
-                <w:rFonts w:ascii="Courier New" w:cs="Courier New" w:eastAsia="Courier New" w:hAnsi="Courier New"/>
-                <w:sz w:val="18"/>
-                <w:szCs w:val="18"/>
-              </w:rPr>
-              <w:t xml:space="preserve">            return list(range(size, 0, -1))</w:t>
-            </w:r>
-          </w:p>
-          <w:p>
-            <w:pPr>
-              <w:spacing w:after="20"/>
-            </w:pPr>
-            <w:r>
-              <w:rPr>
-                <w:rFonts w:ascii="Courier New" w:cs="Courier New" w:eastAsia="Courier New" w:hAnsi="Courier New"/>
-                <w:sz w:val="18"/>
-                <w:szCs w:val="18"/>
-              </w:rPr>
-              <w:t xml:space="preserve">        elif data_type == 'nearly_sorted':</w:t>
-            </w:r>
-          </w:p>
-          <w:p>
-            <w:pPr>
-              <w:spacing w:after="20"/>
-            </w:pPr>
-            <w:r>
-              <w:rPr>
-                <w:rFonts w:ascii="Courier New" w:cs="Courier New" w:eastAsia="Courier New" w:hAnsi="Courier New"/>
-                <w:sz w:val="18"/>
-                <w:szCs w:val="18"/>
-              </w:rPr>
-              <w:t xml:space="preserve">            arr = list(range(size))</w:t>
-            </w:r>
-          </w:p>
-          <w:p>
-            <w:pPr>
-              <w:spacing w:after="20"/>
-            </w:pPr>
-            <w:r>
-              <w:rPr>
-                <w:rFonts w:ascii="Courier New" w:cs="Courier New" w:eastAsia="Courier New" w:hAnsi="Courier New"/>
-                <w:sz w:val="18"/>
-                <w:szCs w:val="18"/>
-              </w:rPr>
-              <w:t xml:space="preserve">            for _ in range(max(1, size // 20)):</w:t>
-            </w:r>
-          </w:p>
-          <w:p>
-            <w:pPr>
-              <w:spacing w:after="20"/>
-            </w:pPr>
-            <w:r>
-              <w:rPr>
-                <w:rFonts w:ascii="Courier New" w:cs="Courier New" w:eastAsia="Courier New" w:hAnsi="Courier New"/>
-                <w:sz w:val="18"/>
-                <w:szCs w:val="18"/>
-              </w:rPr>
-              <w:t xml:space="preserve">                i = random.randint(0, size - 1)</w:t>
-            </w:r>
-          </w:p>
-          <w:p>
-            <w:pPr>
-              <w:spacing w:after="20"/>
-            </w:pPr>
-            <w:r>
-              <w:rPr>
-                <w:rFonts w:ascii="Courier New" w:cs="Courier New" w:eastAsia="Courier New" w:hAnsi="Courier New"/>
-                <w:sz w:val="18"/>
-                <w:szCs w:val="18"/>
-              </w:rPr>
-              <w:t xml:space="preserve">                j = random.randint(0, size - 1)</w:t>
-            </w:r>
-          </w:p>
-          <w:p>
-            <w:pPr>
-              <w:spacing w:after="20"/>
-            </w:pPr>
-            <w:r>
-              <w:rPr>
-                <w:rFonts w:ascii="Courier New" w:cs="Courier New" w:eastAsia="Courier New" w:hAnsi="Courier New"/>
-                <w:sz w:val="18"/>
-                <w:szCs w:val="18"/>
-              </w:rPr>
-              <w:t xml:space="preserve">                arr[i], arr[j] = arr[j], arr[i]</w:t>
-            </w:r>
-          </w:p>
-          <w:p>
-            <w:pPr>
-              <w:spacing w:after="20"/>
-            </w:pPr>
-            <w:r>
-              <w:rPr>
-                <w:rFonts w:ascii="Courier New" w:cs="Courier New" w:eastAsia="Courier New" w:hAnsi="Courier New"/>
-                <w:sz w:val="18"/>
-                <w:szCs w:val="18"/>
-              </w:rPr>
-              <w:t xml:space="preserve">            return arr</w:t>
+              <w:t xml:space="preserve">    def generate_report(self):</w:t>
+            </w:r>
+          </w:p>
+          <w:p>
+            <w:pPr>
+              <w:spacing w:after="20"/>
+            </w:pPr>
+            <w:r>
+              <w:rPr>
+                <w:rFonts w:ascii="Courier New" w:cs="Courier New" w:eastAsia="Courier New" w:hAnsi="Courier New"/>
+                <w:sz w:val="18"/>
+                <w:szCs w:val="18"/>
+              </w:rPr>
+              <w:t xml:space="preserve">        """Generate analysis report."""</w:t>
+            </w:r>
+          </w:p>
+          <w:p>
+            <w:pPr>
+              <w:spacing w:after="20"/>
+            </w:pPr>
+            <w:r>
+              <w:rPr>
+                <w:rFonts w:ascii="Courier New" w:cs="Courier New" w:eastAsia="Courier New" w:hAnsi="Courier New"/>
+                <w:sz w:val="18"/>
+                <w:szCs w:val="18"/>
+              </w:rPr>
+              <w:t xml:space="preserve">        print("=" * 100)</w:t>
+            </w:r>
+          </w:p>
+          <w:p>
+            <w:pPr>
+              <w:spacing w:after="20"/>
+            </w:pPr>
+            <w:r>
+              <w:rPr>
+                <w:rFonts w:ascii="Courier New" w:cs="Courier New" w:eastAsia="Courier New" w:hAnsi="Courier New"/>
+                <w:sz w:val="18"/>
+                <w:szCs w:val="18"/>
+              </w:rPr>
+              <w:t xml:space="preserve">        print("SORTING ALGORITHM BENCHMARK REPORT")</w:t>
+            </w:r>
+          </w:p>
+          <w:p>
+            <w:pPr>
+              <w:spacing w:after="20"/>
+            </w:pPr>
+            <w:r>
+              <w:rPr>
+                <w:rFonts w:ascii="Courier New" w:cs="Courier New" w:eastAsia="Courier New" w:hAnsi="Courier New"/>
+                <w:sz w:val="18"/>
+                <w:szCs w:val="18"/>
+              </w:rPr>
+              <w:t xml:space="preserve">        print("=" * 100)</w:t>
             </w:r>
           </w:p>
           <w:p>
@@ -2125,20 +3009,371 @@
                 <w:sz w:val="18"/>
                 <w:szCs w:val="18"/>
               </w:rPr>
-              <w:t xml:space="preserve">    def generate_report(self):</w:t>
-            </w:r>
-          </w:p>
-          <w:p>
-            <w:pPr>
-              <w:spacing w:after="20"/>
-            </w:pPr>
-            <w:r>
-              <w:rPr>
-                <w:rFonts w:ascii="Courier New" w:cs="Courier New" w:eastAsia="Courier New" w:hAnsi="Courier New"/>
-                <w:sz w:val="18"/>
-                <w:szCs w:val="18"/>
-              </w:rPr>
-              <w:t xml:space="preserve">        """Generate analysis report."""</w:t>
+              <w:t xml:space="preserve">        # Group by size and data type</w:t>
+            </w:r>
+          </w:p>
+          <w:p>
+            <w:pPr>
+              <w:spacing w:after="20"/>
+            </w:pPr>
+            <w:r>
+              <w:rPr>
+                <w:rFonts w:ascii="Courier New" w:cs="Courier New" w:eastAsia="Courier New" w:hAnsi="Courier New"/>
+                <w:sz w:val="18"/>
+                <w:szCs w:val="18"/>
+              </w:rPr>
+              <w:t xml:space="preserve">        by_scenario = {}</w:t>
+            </w:r>
+          </w:p>
+          <w:p>
+            <w:pPr>
+              <w:spacing w:after="20"/>
+            </w:pPr>
+            <w:r>
+              <w:rPr>
+                <w:rFonts w:ascii="Courier New" w:cs="Courier New" w:eastAsia="Courier New" w:hAnsi="Courier New"/>
+                <w:sz w:val="18"/>
+                <w:szCs w:val="18"/>
+              </w:rPr>
+              <w:t xml:space="preserve">        for key, result in self.results.items():</w:t>
+            </w:r>
+          </w:p>
+          <w:p>
+            <w:pPr>
+              <w:spacing w:after="20"/>
+            </w:pPr>
+            <w:r>
+              <w:rPr>
+                <w:rFonts w:ascii="Courier New" w:cs="Courier New" w:eastAsia="Courier New" w:hAnsi="Courier New"/>
+                <w:sz w:val="18"/>
+                <w:szCs w:val="18"/>
+              </w:rPr>
+              <w:t xml:space="preserve">            scenario = f"{result['size']}_{result['type']}"</w:t>
+            </w:r>
+          </w:p>
+          <w:p>
+            <w:pPr>
+              <w:spacing w:after="20"/>
+            </w:pPr>
+            <w:r>
+              <w:rPr>
+                <w:rFonts w:ascii="Courier New" w:cs="Courier New" w:eastAsia="Courier New" w:hAnsi="Courier New"/>
+                <w:sz w:val="18"/>
+                <w:szCs w:val="18"/>
+              </w:rPr>
+              <w:t xml:space="preserve">            if scenario not in by_scenario:</w:t>
+            </w:r>
+          </w:p>
+          <w:p>
+            <w:pPr>
+              <w:spacing w:after="20"/>
+            </w:pPr>
+            <w:r>
+              <w:rPr>
+                <w:rFonts w:ascii="Courier New" w:cs="Courier New" w:eastAsia="Courier New" w:hAnsi="Courier New"/>
+                <w:sz w:val="18"/>
+                <w:szCs w:val="18"/>
+              </w:rPr>
+              <w:t xml:space="preserve">                by_scenario[scenario] = []</w:t>
+            </w:r>
+          </w:p>
+          <w:p>
+            <w:pPr>
+              <w:spacing w:after="20"/>
+            </w:pPr>
+            <w:r>
+              <w:rPr>
+                <w:rFonts w:ascii="Courier New" w:cs="Courier New" w:eastAsia="Courier New" w:hAnsi="Courier New"/>
+                <w:sz w:val="18"/>
+                <w:szCs w:val="18"/>
+              </w:rPr>
+              <w:t xml:space="preserve">            by_scenario[scenario].append(result)</w:t>
+            </w:r>
+          </w:p>
+          <w:p>
+            <w:pPr>
+              <w:spacing w:after="20"/>
+            </w:pPr>
+            <w:r>
+              <w:rPr>
+                <w:rFonts w:ascii="Courier New" w:cs="Courier New" w:eastAsia="Courier New" w:hAnsi="Courier New"/>
+                <w:sz w:val="18"/>
+                <w:szCs w:val="18"/>
+              </w:rPr>
+              <w:t xml:space="preserve"> </w:t>
+            </w:r>
+          </w:p>
+          <w:p>
+            <w:pPr>
+              <w:spacing w:after="20"/>
+            </w:pPr>
+            <w:r>
+              <w:rPr>
+                <w:rFonts w:ascii="Courier New" w:cs="Courier New" w:eastAsia="Courier New" w:hAnsi="Courier New"/>
+                <w:sz w:val="18"/>
+                <w:szCs w:val="18"/>
+              </w:rPr>
+              <w:t xml:space="preserve">        # Print results for each scenario</w:t>
+            </w:r>
+          </w:p>
+          <w:p>
+            <w:pPr>
+              <w:spacing w:after="20"/>
+            </w:pPr>
+            <w:r>
+              <w:rPr>
+                <w:rFonts w:ascii="Courier New" w:cs="Courier New" w:eastAsia="Courier New" w:hAnsi="Courier New"/>
+                <w:sz w:val="18"/>
+                <w:szCs w:val="18"/>
+              </w:rPr>
+              <w:t xml:space="preserve">        for scenario in sorted(by_scenario.keys()):</w:t>
+            </w:r>
+          </w:p>
+          <w:p>
+            <w:pPr>
+              <w:spacing w:after="20"/>
+            </w:pPr>
+            <w:r>
+              <w:rPr>
+                <w:rFonts w:ascii="Courier New" w:cs="Courier New" w:eastAsia="Courier New" w:hAnsi="Courier New"/>
+                <w:sz w:val="18"/>
+                <w:szCs w:val="18"/>
+              </w:rPr>
+              <w:t xml:space="preserve">            parts = scenario.split('_')</w:t>
+            </w:r>
+          </w:p>
+          <w:p>
+            <w:pPr>
+              <w:spacing w:after="20"/>
+            </w:pPr>
+            <w:r>
+              <w:rPr>
+                <w:rFonts w:ascii="Courier New" w:cs="Courier New" w:eastAsia="Courier New" w:hAnsi="Courier New"/>
+                <w:sz w:val="18"/>
+                <w:szCs w:val="18"/>
+              </w:rPr>
+              <w:t xml:space="preserve">            size = parts[0]</w:t>
+            </w:r>
+          </w:p>
+          <w:p>
+            <w:pPr>
+              <w:spacing w:after="20"/>
+            </w:pPr>
+            <w:r>
+              <w:rPr>
+                <w:rFonts w:ascii="Courier New" w:cs="Courier New" w:eastAsia="Courier New" w:hAnsi="Courier New"/>
+                <w:sz w:val="18"/>
+                <w:szCs w:val="18"/>
+              </w:rPr>
+              <w:t xml:space="preserve">            data_type = '_'.join(parts[1:])</w:t>
+            </w:r>
+          </w:p>
+          <w:p>
+            <w:pPr>
+              <w:spacing w:after="20"/>
+            </w:pPr>
+            <w:r>
+              <w:rPr>
+                <w:rFonts w:ascii="Courier New" w:cs="Courier New" w:eastAsia="Courier New" w:hAnsi="Courier New"/>
+                <w:sz w:val="18"/>
+                <w:szCs w:val="18"/>
+              </w:rPr>
+              <w:t xml:space="preserve"> </w:t>
+            </w:r>
+          </w:p>
+          <w:p>
+            <w:pPr>
+              <w:spacing w:after="20"/>
+            </w:pPr>
+            <w:r>
+              <w:rPr>
+                <w:rFonts w:ascii="Courier New" w:cs="Courier New" w:eastAsia="Courier New" w:hAnsi="Courier New"/>
+                <w:sz w:val="18"/>
+                <w:szCs w:val="18"/>
+              </w:rPr>
+              <w:t xml:space="preserve">            print(f"\nSize: {size} elements | Type: {data_type}")</w:t>
+            </w:r>
+          </w:p>
+          <w:p>
+            <w:pPr>
+              <w:spacing w:after="20"/>
+            </w:pPr>
+            <w:r>
+              <w:rPr>
+                <w:rFonts w:ascii="Courier New" w:cs="Courier New" w:eastAsia="Courier New" w:hAnsi="Courier New"/>
+                <w:sz w:val="18"/>
+                <w:szCs w:val="18"/>
+              </w:rPr>
+              <w:t xml:space="preserve">            print("-" * 100)</w:t>
+            </w:r>
+          </w:p>
+          <w:p>
+            <w:pPr>
+              <w:spacing w:after="20"/>
+            </w:pPr>
+            <w:r>
+              <w:rPr>
+                <w:rFonts w:ascii="Courier New" w:cs="Courier New" w:eastAsia="Courier New" w:hAnsi="Courier New"/>
+                <w:sz w:val="18"/>
+                <w:szCs w:val="18"/>
+              </w:rPr>
+              <w:t xml:space="preserve"> </w:t>
+            </w:r>
+          </w:p>
+          <w:p>
+            <w:pPr>
+              <w:spacing w:after="20"/>
+            </w:pPr>
+            <w:r>
+              <w:rPr>
+                <w:rFonts w:ascii="Courier New" w:cs="Courier New" w:eastAsia="Courier New" w:hAnsi="Courier New"/>
+                <w:sz w:val="18"/>
+                <w:szCs w:val="18"/>
+              </w:rPr>
+              <w:t xml:space="preserve">            results_sorted = sorted(by_scenario[scenario],</w:t>
+            </w:r>
+          </w:p>
+          <w:p>
+            <w:pPr>
+              <w:spacing w:after="20"/>
+            </w:pPr>
+            <w:r>
+              <w:rPr>
+                <w:rFonts w:ascii="Courier New" w:cs="Courier New" w:eastAsia="Courier New" w:hAnsi="Courier New"/>
+                <w:sz w:val="18"/>
+                <w:szCs w:val="18"/>
+              </w:rPr>
+              <w:t xml:space="preserve">                                   key=lambda r: r['mean'])</w:t>
+            </w:r>
+          </w:p>
+          <w:p>
+            <w:pPr>
+              <w:spacing w:after="20"/>
+            </w:pPr>
+            <w:r>
+              <w:rPr>
+                <w:rFonts w:ascii="Courier New" w:cs="Courier New" w:eastAsia="Courier New" w:hAnsi="Courier New"/>
+                <w:sz w:val="18"/>
+                <w:szCs w:val="18"/>
+              </w:rPr>
+              <w:t xml:space="preserve"> </w:t>
+            </w:r>
+          </w:p>
+          <w:p>
+            <w:pPr>
+              <w:spacing w:after="20"/>
+            </w:pPr>
+            <w:r>
+              <w:rPr>
+                <w:rFonts w:ascii="Courier New" w:cs="Courier New" w:eastAsia="Courier New" w:hAnsi="Courier New"/>
+                <w:sz w:val="18"/>
+                <w:szCs w:val="18"/>
+              </w:rPr>
+              <w:t xml:space="preserve">            for result in results_sorted:</w:t>
+            </w:r>
+          </w:p>
+          <w:p>
+            <w:pPr>
+              <w:spacing w:after="20"/>
+            </w:pPr>
+            <w:r>
+              <w:rPr>
+                <w:rFonts w:ascii="Courier New" w:cs="Courier New" w:eastAsia="Courier New" w:hAnsi="Courier New"/>
+                <w:sz w:val="18"/>
+                <w:szCs w:val="18"/>
+              </w:rPr>
+              <w:t xml:space="preserve">                algo = result['algorithm']</w:t>
+            </w:r>
+          </w:p>
+          <w:p>
+            <w:pPr>
+              <w:spacing w:after="20"/>
+            </w:pPr>
+            <w:r>
+              <w:rPr>
+                <w:rFonts w:ascii="Courier New" w:cs="Courier New" w:eastAsia="Courier New" w:hAnsi="Courier New"/>
+                <w:sz w:val="18"/>
+                <w:szCs w:val="18"/>
+              </w:rPr>
+              <w:t xml:space="preserve">                mean_time = result['mean']</w:t>
+            </w:r>
+          </w:p>
+          <w:p>
+            <w:pPr>
+              <w:spacing w:after="20"/>
+            </w:pPr>
+            <w:r>
+              <w:rPr>
+                <w:rFonts w:ascii="Courier New" w:cs="Courier New" w:eastAsia="Courier New" w:hAnsi="Courier New"/>
+                <w:sz w:val="18"/>
+                <w:szCs w:val="18"/>
+              </w:rPr>
+              <w:t xml:space="preserve">                print(f"  {algo:20} {mean_time:.6f}s")</w:t>
+            </w:r>
+          </w:p>
+          <w:p>
+            <w:pPr>
+              <w:spacing w:after="20"/>
+            </w:pPr>
+            <w:r>
+              <w:rPr>
+                <w:rFonts w:ascii="Courier New" w:cs="Courier New" w:eastAsia="Courier New" w:hAnsi="Courier New"/>
+                <w:sz w:val="18"/>
+                <w:szCs w:val="18"/>
+              </w:rPr>
+              <w:t xml:space="preserve"> </w:t>
+            </w:r>
+          </w:p>
+          <w:p>
+            <w:pPr>
+              <w:spacing w:after="20"/>
+            </w:pPr>
+            <w:r>
+              <w:rPr>
+                <w:rFonts w:ascii="Courier New" w:cs="Courier New" w:eastAsia="Courier New" w:hAnsi="Courier New"/>
+                <w:sz w:val="18"/>
+                <w:szCs w:val="18"/>
+              </w:rPr>
+              <w:t xml:space="preserve">    def analyze_results(self):</w:t>
+            </w:r>
+          </w:p>
+          <w:p>
+            <w:pPr>
+              <w:spacing w:after="20"/>
+            </w:pPr>
+            <w:r>
+              <w:rPr>
+                <w:rFonts w:ascii="Courier New" w:cs="Courier New" w:eastAsia="Courier New" w:hAnsi="Courier New"/>
+                <w:sz w:val="18"/>
+                <w:szCs w:val="18"/>
+              </w:rPr>
+              <w:t xml:space="preserve">        """Provide analysis and recommendations."""</w:t>
+            </w:r>
+          </w:p>
+          <w:p>
+            <w:pPr>
+              <w:spacing w:after="20"/>
+            </w:pPr>
+            <w:r>
+              <w:rPr>
+                <w:rFonts w:ascii="Courier New" w:cs="Courier New" w:eastAsia="Courier New" w:hAnsi="Courier New"/>
+                <w:sz w:val="18"/>
+                <w:szCs w:val="18"/>
+              </w:rPr>
+              <w:t xml:space="preserve">        print("\n" + "=" * 100)</w:t>
+            </w:r>
+          </w:p>
+          <w:p>
+            <w:pPr>
+              <w:spacing w:after="20"/>
+            </w:pPr>
+            <w:r>
+              <w:rPr>
+                <w:rFonts w:ascii="Courier New" w:cs="Courier New" w:eastAsia="Courier New" w:hAnsi="Courier New"/>
+                <w:sz w:val="18"/>
+                <w:szCs w:val="18"/>
+              </w:rPr>
+              <w:t xml:space="preserve">        print("ANALYSIS &amp; RECOMMENDATIONS")</w:t>
             </w:r>
           </w:p>
           <w:p>
@@ -2164,32 +3399,6 @@
                 <w:sz w:val="18"/>
                 <w:szCs w:val="18"/>
               </w:rPr>
-              <w:t xml:space="preserve">        print("SORTING ALGORITHM BENCHMARK REPORT")</w:t>
-            </w:r>
-          </w:p>
-          <w:p>
-            <w:pPr>
-              <w:spacing w:after="20"/>
-            </w:pPr>
-            <w:r>
-              <w:rPr>
-                <w:rFonts w:ascii="Courier New" w:cs="Courier New" w:eastAsia="Courier New" w:hAnsi="Courier New"/>
-                <w:sz w:val="18"/>
-                <w:szCs w:val="18"/>
-              </w:rPr>
-              <w:t xml:space="preserve">        print("=" * 100)</w:t>
-            </w:r>
-          </w:p>
-          <w:p>
-            <w:pPr>
-              <w:spacing w:after="20"/>
-            </w:pPr>
-            <w:r>
-              <w:rPr>
-                <w:rFonts w:ascii="Courier New" w:cs="Courier New" w:eastAsia="Courier New" w:hAnsi="Courier New"/>
-                <w:sz w:val="18"/>
-                <w:szCs w:val="18"/>
-              </w:rPr>
               <w:t xml:space="preserve"> </w:t>
             </w:r>
           </w:p>
@@ -2203,85 +3412,85 @@
                 <w:sz w:val="18"/>
                 <w:szCs w:val="18"/>
               </w:rPr>
-              <w:t xml:space="preserve">        # Group by size and data type</w:t>
-            </w:r>
-          </w:p>
-          <w:p>
-            <w:pPr>
-              <w:spacing w:after="20"/>
-            </w:pPr>
-            <w:r>
-              <w:rPr>
-                <w:rFonts w:ascii="Courier New" w:cs="Courier New" w:eastAsia="Courier New" w:hAnsi="Courier New"/>
-                <w:sz w:val="18"/>
-                <w:szCs w:val="18"/>
-              </w:rPr>
-              <w:t xml:space="preserve">        by_scenario = {}</w:t>
-            </w:r>
-          </w:p>
-          <w:p>
-            <w:pPr>
-              <w:spacing w:after="20"/>
-            </w:pPr>
-            <w:r>
-              <w:rPr>
-                <w:rFonts w:ascii="Courier New" w:cs="Courier New" w:eastAsia="Courier New" w:hAnsi="Courier New"/>
-                <w:sz w:val="18"/>
-                <w:szCs w:val="18"/>
-              </w:rPr>
-              <w:t xml:space="preserve">        for key, result in self.results.items():</w:t>
-            </w:r>
-          </w:p>
-          <w:p>
-            <w:pPr>
-              <w:spacing w:after="20"/>
-            </w:pPr>
-            <w:r>
-              <w:rPr>
-                <w:rFonts w:ascii="Courier New" w:cs="Courier New" w:eastAsia="Courier New" w:hAnsi="Courier New"/>
-                <w:sz w:val="18"/>
-                <w:szCs w:val="18"/>
-              </w:rPr>
-              <w:t xml:space="preserve">            scenario = f"{result['size']}_{result['type']}"</w:t>
-            </w:r>
-          </w:p>
-          <w:p>
-            <w:pPr>
-              <w:spacing w:after="20"/>
-            </w:pPr>
-            <w:r>
-              <w:rPr>
-                <w:rFonts w:ascii="Courier New" w:cs="Courier New" w:eastAsia="Courier New" w:hAnsi="Courier New"/>
-                <w:sz w:val="18"/>
-                <w:szCs w:val="18"/>
-              </w:rPr>
-              <w:t xml:space="preserve">            if scenario not in by_scenario:</w:t>
-            </w:r>
-          </w:p>
-          <w:p>
-            <w:pPr>
-              <w:spacing w:after="20"/>
-            </w:pPr>
-            <w:r>
-              <w:rPr>
-                <w:rFonts w:ascii="Courier New" w:cs="Courier New" w:eastAsia="Courier New" w:hAnsi="Courier New"/>
-                <w:sz w:val="18"/>
-                <w:szCs w:val="18"/>
-              </w:rPr>
-              <w:t xml:space="preserve">                by_scenario[scenario] = []</w:t>
-            </w:r>
-          </w:p>
-          <w:p>
-            <w:pPr>
-              <w:spacing w:after="20"/>
-            </w:pPr>
-            <w:r>
-              <w:rPr>
-                <w:rFonts w:ascii="Courier New" w:cs="Courier New" w:eastAsia="Courier New" w:hAnsi="Courier New"/>
-                <w:sz w:val="18"/>
-                <w:szCs w:val="18"/>
-              </w:rPr>
-              <w:t xml:space="preserve">            by_scenario[scenario].append(result)</w:t>
+              <w:t xml:space="preserve">        # Find fastest for each category</w:t>
+            </w:r>
+          </w:p>
+          <w:p>
+            <w:pPr>
+              <w:spacing w:after="20"/>
+            </w:pPr>
+            <w:r>
+              <w:rPr>
+                <w:rFonts w:ascii="Courier New" w:cs="Courier New" w:eastAsia="Courier New" w:hAnsi="Courier New"/>
+                <w:sz w:val="18"/>
+                <w:szCs w:val="18"/>
+              </w:rPr>
+              <w:t xml:space="preserve">        fastest_by_size = {}</w:t>
+            </w:r>
+          </w:p>
+          <w:p>
+            <w:pPr>
+              <w:spacing w:after="20"/>
+            </w:pPr>
+            <w:r>
+              <w:rPr>
+                <w:rFonts w:ascii="Courier New" w:cs="Courier New" w:eastAsia="Courier New" w:hAnsi="Courier New"/>
+                <w:sz w:val="18"/>
+                <w:szCs w:val="18"/>
+              </w:rPr>
+              <w:t xml:space="preserve">        for result in self.results.values():</w:t>
+            </w:r>
+          </w:p>
+          <w:p>
+            <w:pPr>
+              <w:spacing w:after="20"/>
+            </w:pPr>
+            <w:r>
+              <w:rPr>
+                <w:rFonts w:ascii="Courier New" w:cs="Courier New" w:eastAsia="Courier New" w:hAnsi="Courier New"/>
+                <w:sz w:val="18"/>
+                <w:szCs w:val="18"/>
+              </w:rPr>
+              <w:t xml:space="preserve">            size = result['size']</w:t>
+            </w:r>
+          </w:p>
+          <w:p>
+            <w:pPr>
+              <w:spacing w:after="20"/>
+            </w:pPr>
+            <w:r>
+              <w:rPr>
+                <w:rFonts w:ascii="Courier New" w:cs="Courier New" w:eastAsia="Courier New" w:hAnsi="Courier New"/>
+                <w:sz w:val="18"/>
+                <w:szCs w:val="18"/>
+              </w:rPr>
+              <w:t xml:space="preserve">            if size not in fastest_by_size or \</w:t>
+            </w:r>
+          </w:p>
+          <w:p>
+            <w:pPr>
+              <w:spacing w:after="20"/>
+            </w:pPr>
+            <w:r>
+              <w:rPr>
+                <w:rFonts w:ascii="Courier New" w:cs="Courier New" w:eastAsia="Courier New" w:hAnsi="Courier New"/>
+                <w:sz w:val="18"/>
+                <w:szCs w:val="18"/>
+              </w:rPr>
+              <w:t xml:space="preserve">               result['mean'] &lt; fastest_by_size[size]['mean']:</w:t>
+            </w:r>
+          </w:p>
+          <w:p>
+            <w:pPr>
+              <w:spacing w:after="20"/>
+            </w:pPr>
+            <w:r>
+              <w:rPr>
+                <w:rFonts w:ascii="Courier New" w:cs="Courier New" w:eastAsia="Courier New" w:hAnsi="Courier New"/>
+                <w:sz w:val="18"/>
+                <w:szCs w:val="18"/>
+              </w:rPr>
+              <w:t xml:space="preserve">                fastest_by_size[size] = result</w:t>
             </w:r>
           </w:p>
           <w:p>
@@ -2307,59 +3516,46 @@
                 <w:sz w:val="18"/>
                 <w:szCs w:val="18"/>
               </w:rPr>
-              <w:t xml:space="preserve">        # Print results for each scenario</w:t>
-            </w:r>
-          </w:p>
-          <w:p>
-            <w:pPr>
-              <w:spacing w:after="20"/>
-            </w:pPr>
-            <w:r>
-              <w:rPr>
-                <w:rFonts w:ascii="Courier New" w:cs="Courier New" w:eastAsia="Courier New" w:hAnsi="Courier New"/>
-                <w:sz w:val="18"/>
-                <w:szCs w:val="18"/>
-              </w:rPr>
-              <w:t xml:space="preserve">        for scenario in sorted(by_scenario.keys()):</w:t>
-            </w:r>
-          </w:p>
-          <w:p>
-            <w:pPr>
-              <w:spacing w:after="20"/>
-            </w:pPr>
-            <w:r>
-              <w:rPr>
-                <w:rFonts w:ascii="Courier New" w:cs="Courier New" w:eastAsia="Courier New" w:hAnsi="Courier New"/>
-                <w:sz w:val="18"/>
-                <w:szCs w:val="18"/>
-              </w:rPr>
-              <w:t xml:space="preserve">            parts = scenario.split('_')</w:t>
-            </w:r>
-          </w:p>
-          <w:p>
-            <w:pPr>
-              <w:spacing w:after="20"/>
-            </w:pPr>
-            <w:r>
-              <w:rPr>
-                <w:rFonts w:ascii="Courier New" w:cs="Courier New" w:eastAsia="Courier New" w:hAnsi="Courier New"/>
-                <w:sz w:val="18"/>
-                <w:szCs w:val="18"/>
-              </w:rPr>
-              <w:t xml:space="preserve">            size = parts[0]</w:t>
-            </w:r>
-          </w:p>
-          <w:p>
-            <w:pPr>
-              <w:spacing w:after="20"/>
-            </w:pPr>
-            <w:r>
-              <w:rPr>
-                <w:rFonts w:ascii="Courier New" w:cs="Courier New" w:eastAsia="Courier New" w:hAnsi="Courier New"/>
-                <w:sz w:val="18"/>
-                <w:szCs w:val="18"/>
-              </w:rPr>
-              <w:t xml:space="preserve">            data_type = '_'.join(parts[1:])</w:t>
+              <w:t xml:space="preserve">        print("\nFastest Algorithm by Size:")</w:t>
+            </w:r>
+          </w:p>
+          <w:p>
+            <w:pPr>
+              <w:spacing w:after="20"/>
+            </w:pPr>
+            <w:r>
+              <w:rPr>
+                <w:rFonts w:ascii="Courier New" w:cs="Courier New" w:eastAsia="Courier New" w:hAnsi="Courier New"/>
+                <w:sz w:val="18"/>
+                <w:szCs w:val="18"/>
+              </w:rPr>
+              <w:t xml:space="preserve">        for size in sorted(fastest_by_size.keys()):</w:t>
+            </w:r>
+          </w:p>
+          <w:p>
+            <w:pPr>
+              <w:spacing w:after="20"/>
+            </w:pPr>
+            <w:r>
+              <w:rPr>
+                <w:rFonts w:ascii="Courier New" w:cs="Courier New" w:eastAsia="Courier New" w:hAnsi="Courier New"/>
+                <w:sz w:val="18"/>
+                <w:szCs w:val="18"/>
+              </w:rPr>
+              <w:t xml:space="preserve">            algo = fastest_by_size[size]['algorithm']</w:t>
+            </w:r>
+          </w:p>
+          <w:p>
+            <w:pPr>
+              <w:spacing w:after="20"/>
+            </w:pPr>
+            <w:r>
+              <w:rPr>
+                <w:rFonts w:ascii="Courier New" w:cs="Courier New" w:eastAsia="Courier New" w:hAnsi="Courier New"/>
+                <w:sz w:val="18"/>
+                <w:szCs w:val="18"/>
+              </w:rPr>
+              <w:t xml:space="preserve">            print(f"  {size:6} elements: {algo}")</w:t>
             </w:r>
           </w:p>
           <w:p>
@@ -2385,20 +3581,98 @@
                 <w:sz w:val="18"/>
                 <w:szCs w:val="18"/>
               </w:rPr>
-              <w:t xml:space="preserve">            print(f"\nSize: {size} elements | Type: {data_type}")</w:t>
-            </w:r>
-          </w:p>
-          <w:p>
-            <w:pPr>
-              <w:spacing w:after="20"/>
-            </w:pPr>
-            <w:r>
-              <w:rPr>
-                <w:rFonts w:ascii="Courier New" w:cs="Courier New" w:eastAsia="Courier New" w:hAnsi="Courier New"/>
-                <w:sz w:val="18"/>
-                <w:szCs w:val="18"/>
-              </w:rPr>
-              <w:t xml:space="preserve">            print("-" * 100)</w:t>
+              <w:t xml:space="preserve">        # Analyze scaling</w:t>
+            </w:r>
+          </w:p>
+          <w:p>
+            <w:pPr>
+              <w:spacing w:after="20"/>
+            </w:pPr>
+            <w:r>
+              <w:rPr>
+                <w:rFonts w:ascii="Courier New" w:cs="Courier New" w:eastAsia="Courier New" w:hAnsi="Courier New"/>
+                <w:sz w:val="18"/>
+                <w:szCs w:val="18"/>
+              </w:rPr>
+              <w:t xml:space="preserve">        print("\nScaling Analysis:")</w:t>
+            </w:r>
+          </w:p>
+          <w:p>
+            <w:pPr>
+              <w:spacing w:after="20"/>
+            </w:pPr>
+            <w:r>
+              <w:rPr>
+                <w:rFonts w:ascii="Courier New" w:cs="Courier New" w:eastAsia="Courier New" w:hAnsi="Courier New"/>
+                <w:sz w:val="18"/>
+                <w:szCs w:val="18"/>
+              </w:rPr>
+              <w:t xml:space="preserve">        bubble_times = [r for r in self.results.values()</w:t>
+            </w:r>
+          </w:p>
+          <w:p>
+            <w:pPr>
+              <w:spacing w:after="20"/>
+            </w:pPr>
+            <w:r>
+              <w:rPr>
+                <w:rFonts w:ascii="Courier New" w:cs="Courier New" w:eastAsia="Courier New" w:hAnsi="Courier New"/>
+                <w:sz w:val="18"/>
+                <w:szCs w:val="18"/>
+              </w:rPr>
+              <w:t xml:space="preserve">                       if r['algorithm'] == 'Bubble Sort'</w:t>
+            </w:r>
+          </w:p>
+          <w:p>
+            <w:pPr>
+              <w:spacing w:after="20"/>
+            </w:pPr>
+            <w:r>
+              <w:rPr>
+                <w:rFonts w:ascii="Courier New" w:cs="Courier New" w:eastAsia="Courier New" w:hAnsi="Courier New"/>
+                <w:sz w:val="18"/>
+                <w:szCs w:val="18"/>
+              </w:rPr>
+              <w:t xml:space="preserve">                       and r['type'] == 'random']</w:t>
+            </w:r>
+          </w:p>
+          <w:p>
+            <w:pPr>
+              <w:spacing w:after="20"/>
+            </w:pPr>
+            <w:r>
+              <w:rPr>
+                <w:rFonts w:ascii="Courier New" w:cs="Courier New" w:eastAsia="Courier New" w:hAnsi="Courier New"/>
+                <w:sz w:val="18"/>
+                <w:szCs w:val="18"/>
+              </w:rPr>
+              <w:t xml:space="preserve">        quick_times = [r for r in self.results.values()</w:t>
+            </w:r>
+          </w:p>
+          <w:p>
+            <w:pPr>
+              <w:spacing w:after="20"/>
+            </w:pPr>
+            <w:r>
+              <w:rPr>
+                <w:rFonts w:ascii="Courier New" w:cs="Courier New" w:eastAsia="Courier New" w:hAnsi="Courier New"/>
+                <w:sz w:val="18"/>
+                <w:szCs w:val="18"/>
+              </w:rPr>
+              <w:t xml:space="preserve">                      if r['algorithm'] == 'Quick Sort'</w:t>
+            </w:r>
+          </w:p>
+          <w:p>
+            <w:pPr>
+              <w:spacing w:after="20"/>
+            </w:pPr>
+            <w:r>
+              <w:rPr>
+                <w:rFonts w:ascii="Courier New" w:cs="Courier New" w:eastAsia="Courier New" w:hAnsi="Courier New"/>
+                <w:sz w:val="18"/>
+                <w:szCs w:val="18"/>
+              </w:rPr>
+              <w:t xml:space="preserve">                      and r['type'] == 'random']</w:t>
             </w:r>
           </w:p>
           <w:p>
@@ -2424,20 +3698,33 @@
                 <w:sz w:val="18"/>
                 <w:szCs w:val="18"/>
               </w:rPr>
-              <w:t xml:space="preserve">            results_sorted = sorted(by_scenario[scenario],</w:t>
-            </w:r>
-          </w:p>
-          <w:p>
-            <w:pPr>
-              <w:spacing w:after="20"/>
-            </w:pPr>
-            <w:r>
-              <w:rPr>
-                <w:rFonts w:ascii="Courier New" w:cs="Courier New" w:eastAsia="Courier New" w:hAnsi="Courier New"/>
-                <w:sz w:val="18"/>
-                <w:szCs w:val="18"/>
-              </w:rPr>
-              <w:t xml:space="preserve">                                   key=lambda r: r['mean'])</w:t>
+              <w:t xml:space="preserve">        if bubble_times and quick_times:</w:t>
+            </w:r>
+          </w:p>
+          <w:p>
+            <w:pPr>
+              <w:spacing w:after="20"/>
+            </w:pPr>
+            <w:r>
+              <w:rPr>
+                <w:rFonts w:ascii="Courier New" w:cs="Courier New" w:eastAsia="Courier New" w:hAnsi="Courier New"/>
+                <w:sz w:val="18"/>
+                <w:szCs w:val="18"/>
+              </w:rPr>
+              <w:t xml:space="preserve">            bubble_times.sort(key=lambda r: r['size'])</w:t>
+            </w:r>
+          </w:p>
+          <w:p>
+            <w:pPr>
+              <w:spacing w:after="20"/>
+            </w:pPr>
+            <w:r>
+              <w:rPr>
+                <w:rFonts w:ascii="Courier New" w:cs="Courier New" w:eastAsia="Courier New" w:hAnsi="Courier New"/>
+                <w:sz w:val="18"/>
+                <w:szCs w:val="18"/>
+              </w:rPr>
+              <w:t xml:space="preserve">            quick_times.sort(key=lambda r: r['size'])</w:t>
             </w:r>
           </w:p>
           <w:p>
@@ -2463,46 +3750,33 @@
                 <w:sz w:val="18"/>
                 <w:szCs w:val="18"/>
               </w:rPr>
-              <w:t xml:space="preserve">            for result in results_sorted:</w:t>
-            </w:r>
-          </w:p>
-          <w:p>
-            <w:pPr>
-              <w:spacing w:after="20"/>
-            </w:pPr>
-            <w:r>
-              <w:rPr>
-                <w:rFonts w:ascii="Courier New" w:cs="Courier New" w:eastAsia="Courier New" w:hAnsi="Courier New"/>
-                <w:sz w:val="18"/>
-                <w:szCs w:val="18"/>
-              </w:rPr>
-              <w:t xml:space="preserve">                algo = result['algorithm']</w:t>
-            </w:r>
-          </w:p>
-          <w:p>
-            <w:pPr>
-              <w:spacing w:after="20"/>
-            </w:pPr>
-            <w:r>
-              <w:rPr>
-                <w:rFonts w:ascii="Courier New" w:cs="Courier New" w:eastAsia="Courier New" w:hAnsi="Courier New"/>
-                <w:sz w:val="18"/>
-                <w:szCs w:val="18"/>
-              </w:rPr>
-              <w:t xml:space="preserve">                mean_time = result['mean']</w:t>
-            </w:r>
-          </w:p>
-          <w:p>
-            <w:pPr>
-              <w:spacing w:after="20"/>
-            </w:pPr>
-            <w:r>
-              <w:rPr>
-                <w:rFonts w:ascii="Courier New" w:cs="Courier New" w:eastAsia="Courier New" w:hAnsi="Courier New"/>
-                <w:sz w:val="18"/>
-                <w:szCs w:val="18"/>
-              </w:rPr>
-              <w:t xml:space="preserve">                print(f"  {algo:20} {mean_time:.6f}s")</w:t>
+              <w:t xml:space="preserve">            if len(bubble_times) &gt;= 2:</w:t>
+            </w:r>
+          </w:p>
+          <w:p>
+            <w:pPr>
+              <w:spacing w:after="20"/>
+            </w:pPr>
+            <w:r>
+              <w:rPr>
+                <w:rFonts w:ascii="Courier New" w:cs="Courier New" w:eastAsia="Courier New" w:hAnsi="Courier New"/>
+                <w:sz w:val="18"/>
+                <w:szCs w:val="18"/>
+              </w:rPr>
+              <w:t xml:space="preserve">                ratio = bubble_times[-1]['mean'] / bubble_times[0]['mean']</w:t>
+            </w:r>
+          </w:p>
+          <w:p>
+            <w:pPr>
+              <w:spacing w:after="20"/>
+            </w:pPr>
+            <w:r>
+              <w:rPr>
+                <w:rFonts w:ascii="Courier New" w:cs="Courier New" w:eastAsia="Courier New" w:hAnsi="Courier New"/>
+                <w:sz w:val="18"/>
+                <w:szCs w:val="18"/>
+              </w:rPr>
+              <w:t xml:space="preserve">                print(f"  Bubble sort scaling: {ratio:.1f}x (expected ~10x for 10x size)")</w:t>
             </w:r>
           </w:p>
           <w:p>
@@ -2528,59 +3802,33 @@
                 <w:sz w:val="18"/>
                 <w:szCs w:val="18"/>
               </w:rPr>
-              <w:t xml:space="preserve">    def analyze_results(self):</w:t>
-            </w:r>
-          </w:p>
-          <w:p>
-            <w:pPr>
-              <w:spacing w:after="20"/>
-            </w:pPr>
-            <w:r>
-              <w:rPr>
-                <w:rFonts w:ascii="Courier New" w:cs="Courier New" w:eastAsia="Courier New" w:hAnsi="Courier New"/>
-                <w:sz w:val="18"/>
-                <w:szCs w:val="18"/>
-              </w:rPr>
-              <w:t xml:space="preserve">        """Provide analysis and recommendations."""</w:t>
-            </w:r>
-          </w:p>
-          <w:p>
-            <w:pPr>
-              <w:spacing w:after="20"/>
-            </w:pPr>
-            <w:r>
-              <w:rPr>
-                <w:rFonts w:ascii="Courier New" w:cs="Courier New" w:eastAsia="Courier New" w:hAnsi="Courier New"/>
-                <w:sz w:val="18"/>
-                <w:szCs w:val="18"/>
-              </w:rPr>
-              <w:t xml:space="preserve">        print("\n" + "=" * 100)</w:t>
-            </w:r>
-          </w:p>
-          <w:p>
-            <w:pPr>
-              <w:spacing w:after="20"/>
-            </w:pPr>
-            <w:r>
-              <w:rPr>
-                <w:rFonts w:ascii="Courier New" w:cs="Courier New" w:eastAsia="Courier New" w:hAnsi="Courier New"/>
-                <w:sz w:val="18"/>
-                <w:szCs w:val="18"/>
-              </w:rPr>
-              <w:t xml:space="preserve">        print("ANALYSIS &amp; RECOMMENDATIONS")</w:t>
-            </w:r>
-          </w:p>
-          <w:p>
-            <w:pPr>
-              <w:spacing w:after="20"/>
-            </w:pPr>
-            <w:r>
-              <w:rPr>
-                <w:rFonts w:ascii="Courier New" w:cs="Courier New" w:eastAsia="Courier New" w:hAnsi="Courier New"/>
-                <w:sz w:val="18"/>
-                <w:szCs w:val="18"/>
-              </w:rPr>
-              <w:t xml:space="preserve">        print("=" * 100)</w:t>
+              <w:t xml:space="preserve">            if len(quick_times) &gt;= 2:</w:t>
+            </w:r>
+          </w:p>
+          <w:p>
+            <w:pPr>
+              <w:spacing w:after="20"/>
+            </w:pPr>
+            <w:r>
+              <w:rPr>
+                <w:rFonts w:ascii="Courier New" w:cs="Courier New" w:eastAsia="Courier New" w:hAnsi="Courier New"/>
+                <w:sz w:val="18"/>
+                <w:szCs w:val="18"/>
+              </w:rPr>
+              <w:t xml:space="preserve">                ratio = quick_times[-1]['mean'] / quick_times[0]['mean']</w:t>
+            </w:r>
+          </w:p>
+          <w:p>
+            <w:pPr>
+              <w:spacing w:after="20"/>
+            </w:pPr>
+            <w:r>
+              <w:rPr>
+                <w:rFonts w:ascii="Courier New" w:cs="Courier New" w:eastAsia="Courier New" w:hAnsi="Courier New"/>
+                <w:sz w:val="18"/>
+                <w:szCs w:val="18"/>
+              </w:rPr>
+              <w:t xml:space="preserve">                print(f"  Quick sort scaling: {ratio:.1f}x (expected ~5-10x for 10x size)")</w:t>
             </w:r>
           </w:p>
           <w:p>
@@ -2606,97 +3854,6 @@
                 <w:sz w:val="18"/>
                 <w:szCs w:val="18"/>
               </w:rPr>
-              <w:t xml:space="preserve">        # Find fastest for each category</w:t>
-            </w:r>
-          </w:p>
-          <w:p>
-            <w:pPr>
-              <w:spacing w:after="20"/>
-            </w:pPr>
-            <w:r>
-              <w:rPr>
-                <w:rFonts w:ascii="Courier New" w:cs="Courier New" w:eastAsia="Courier New" w:hAnsi="Courier New"/>
-                <w:sz w:val="18"/>
-                <w:szCs w:val="18"/>
-              </w:rPr>
-              <w:t xml:space="preserve">        fastest_by_size = {}</w:t>
-            </w:r>
-          </w:p>
-          <w:p>
-            <w:pPr>
-              <w:spacing w:after="20"/>
-            </w:pPr>
-            <w:r>
-              <w:rPr>
-                <w:rFonts w:ascii="Courier New" w:cs="Courier New" w:eastAsia="Courier New" w:hAnsi="Courier New"/>
-                <w:sz w:val="18"/>
-                <w:szCs w:val="18"/>
-              </w:rPr>
-              <w:t xml:space="preserve">        for result in self.results.values():</w:t>
-            </w:r>
-          </w:p>
-          <w:p>
-            <w:pPr>
-              <w:spacing w:after="20"/>
-            </w:pPr>
-            <w:r>
-              <w:rPr>
-                <w:rFonts w:ascii="Courier New" w:cs="Courier New" w:eastAsia="Courier New" w:hAnsi="Courier New"/>
-                <w:sz w:val="18"/>
-                <w:szCs w:val="18"/>
-              </w:rPr>
-              <w:t xml:space="preserve">            size = result['size']</w:t>
-            </w:r>
-          </w:p>
-          <w:p>
-            <w:pPr>
-              <w:spacing w:after="20"/>
-            </w:pPr>
-            <w:r>
-              <w:rPr>
-                <w:rFonts w:ascii="Courier New" w:cs="Courier New" w:eastAsia="Courier New" w:hAnsi="Courier New"/>
-                <w:sz w:val="18"/>
-                <w:szCs w:val="18"/>
-              </w:rPr>
-              <w:t xml:space="preserve">            if size not in fastest_by_size or \</w:t>
-            </w:r>
-          </w:p>
-          <w:p>
-            <w:pPr>
-              <w:spacing w:after="20"/>
-            </w:pPr>
-            <w:r>
-              <w:rPr>
-                <w:rFonts w:ascii="Courier New" w:cs="Courier New" w:eastAsia="Courier New" w:hAnsi="Courier New"/>
-                <w:sz w:val="18"/>
-                <w:szCs w:val="18"/>
-              </w:rPr>
-              <w:t xml:space="preserve">               result['mean'] &lt; fastest_by_size[size]['mean']:</w:t>
-            </w:r>
-          </w:p>
-          <w:p>
-            <w:pPr>
-              <w:spacing w:after="20"/>
-            </w:pPr>
-            <w:r>
-              <w:rPr>
-                <w:rFonts w:ascii="Courier New" w:cs="Courier New" w:eastAsia="Courier New" w:hAnsi="Courier New"/>
-                <w:sz w:val="18"/>
-                <w:szCs w:val="18"/>
-              </w:rPr>
-              <w:t xml:space="preserve">                fastest_by_size[size] = result</w:t>
-            </w:r>
-          </w:p>
-          <w:p>
-            <w:pPr>
-              <w:spacing w:after="20"/>
-            </w:pPr>
-            <w:r>
-              <w:rPr>
-                <w:rFonts w:ascii="Courier New" w:cs="Courier New" w:eastAsia="Courier New" w:hAnsi="Courier New"/>
-                <w:sz w:val="18"/>
-                <w:szCs w:val="18"/>
-              </w:rPr>
               <w:t xml:space="preserve"> </w:t>
             </w:r>
           </w:p>
@@ -2710,58 +3867,6 @@
                 <w:sz w:val="18"/>
                 <w:szCs w:val="18"/>
               </w:rPr>
-              <w:t xml:space="preserve">        print("\nFastest Algorithm by Size:")</w:t>
-            </w:r>
-          </w:p>
-          <w:p>
-            <w:pPr>
-              <w:spacing w:after="20"/>
-            </w:pPr>
-            <w:r>
-              <w:rPr>
-                <w:rFonts w:ascii="Courier New" w:cs="Courier New" w:eastAsia="Courier New" w:hAnsi="Courier New"/>
-                <w:sz w:val="18"/>
-                <w:szCs w:val="18"/>
-              </w:rPr>
-              <w:t xml:space="preserve">        for size in sorted(fastest_by_size.keys()):</w:t>
-            </w:r>
-          </w:p>
-          <w:p>
-            <w:pPr>
-              <w:spacing w:after="20"/>
-            </w:pPr>
-            <w:r>
-              <w:rPr>
-                <w:rFonts w:ascii="Courier New" w:cs="Courier New" w:eastAsia="Courier New" w:hAnsi="Courier New"/>
-                <w:sz w:val="18"/>
-                <w:szCs w:val="18"/>
-              </w:rPr>
-              <w:t xml:space="preserve">            algo = fastest_by_size[size]['algorithm']</w:t>
-            </w:r>
-          </w:p>
-          <w:p>
-            <w:pPr>
-              <w:spacing w:after="20"/>
-            </w:pPr>
-            <w:r>
-              <w:rPr>
-                <w:rFonts w:ascii="Courier New" w:cs="Courier New" w:eastAsia="Courier New" w:hAnsi="Courier New"/>
-                <w:sz w:val="18"/>
-                <w:szCs w:val="18"/>
-              </w:rPr>
-              <w:t xml:space="preserve">            print(f"  {size:6} elements: {algo}")</w:t>
-            </w:r>
-          </w:p>
-          <w:p>
-            <w:pPr>
-              <w:spacing w:after="20"/>
-            </w:pPr>
-            <w:r>
-              <w:rPr>
-                <w:rFonts w:ascii="Courier New" w:cs="Courier New" w:eastAsia="Courier New" w:hAnsi="Courier New"/>
-                <w:sz w:val="18"/>
-                <w:szCs w:val="18"/>
-              </w:rPr>
               <w:t xml:space="preserve"> </w:t>
             </w:r>
           </w:p>
@@ -2775,98 +3880,33 @@
                 <w:sz w:val="18"/>
                 <w:szCs w:val="18"/>
               </w:rPr>
-              <w:t xml:space="preserve">        # Analyze scaling</w:t>
-            </w:r>
-          </w:p>
-          <w:p>
-            <w:pPr>
-              <w:spacing w:after="20"/>
-            </w:pPr>
-            <w:r>
-              <w:rPr>
-                <w:rFonts w:ascii="Courier New" w:cs="Courier New" w:eastAsia="Courier New" w:hAnsi="Courier New"/>
-                <w:sz w:val="18"/>
-                <w:szCs w:val="18"/>
-              </w:rPr>
-              <w:t xml:space="preserve">        print("\nScaling Analysis:")</w:t>
-            </w:r>
-          </w:p>
-          <w:p>
-            <w:pPr>
-              <w:spacing w:after="20"/>
-            </w:pPr>
-            <w:r>
-              <w:rPr>
-                <w:rFonts w:ascii="Courier New" w:cs="Courier New" w:eastAsia="Courier New" w:hAnsi="Courier New"/>
-                <w:sz w:val="18"/>
-                <w:szCs w:val="18"/>
-              </w:rPr>
-              <w:t xml:space="preserve">        bubble_times = [r for r in self.results.values()</w:t>
-            </w:r>
-          </w:p>
-          <w:p>
-            <w:pPr>
-              <w:spacing w:after="20"/>
-            </w:pPr>
-            <w:r>
-              <w:rPr>
-                <w:rFonts w:ascii="Courier New" w:cs="Courier New" w:eastAsia="Courier New" w:hAnsi="Courier New"/>
-                <w:sz w:val="18"/>
-                <w:szCs w:val="18"/>
-              </w:rPr>
-              <w:t xml:space="preserve">                       if r['algorithm'] == 'Bubble Sort'</w:t>
-            </w:r>
-          </w:p>
-          <w:p>
-            <w:pPr>
-              <w:spacing w:after="20"/>
-            </w:pPr>
-            <w:r>
-              <w:rPr>
-                <w:rFonts w:ascii="Courier New" w:cs="Courier New" w:eastAsia="Courier New" w:hAnsi="Courier New"/>
-                <w:sz w:val="18"/>
-                <w:szCs w:val="18"/>
-              </w:rPr>
-              <w:t xml:space="preserve">                       and r['type'] == 'random']</w:t>
-            </w:r>
-          </w:p>
-          <w:p>
-            <w:pPr>
-              <w:spacing w:after="20"/>
-            </w:pPr>
-            <w:r>
-              <w:rPr>
-                <w:rFonts w:ascii="Courier New" w:cs="Courier New" w:eastAsia="Courier New" w:hAnsi="Courier New"/>
-                <w:sz w:val="18"/>
-                <w:szCs w:val="18"/>
-              </w:rPr>
-              <w:t xml:space="preserve">        quick_times = [r for r in self.results.values()</w:t>
-            </w:r>
-          </w:p>
-          <w:p>
-            <w:pPr>
-              <w:spacing w:after="20"/>
-            </w:pPr>
-            <w:r>
-              <w:rPr>
-                <w:rFonts w:ascii="Courier New" w:cs="Courier New" w:eastAsia="Courier New" w:hAnsi="Courier New"/>
-                <w:sz w:val="18"/>
-                <w:szCs w:val="18"/>
-              </w:rPr>
-              <w:t xml:space="preserve">                      if r['algorithm'] == 'Quick Sort'</w:t>
-            </w:r>
-          </w:p>
-          <w:p>
-            <w:pPr>
-              <w:spacing w:after="20"/>
-            </w:pPr>
-            <w:r>
-              <w:rPr>
-                <w:rFonts w:ascii="Courier New" w:cs="Courier New" w:eastAsia="Courier New" w:hAnsi="Courier New"/>
-                <w:sz w:val="18"/>
-                <w:szCs w:val="18"/>
-              </w:rPr>
-              <w:t xml:space="preserve">                      and r['type'] == 'random']</w:t>
+              <w:t xml:space="preserve">def execute_project():</w:t>
+            </w:r>
+          </w:p>
+          <w:p>
+            <w:pPr>
+              <w:spacing w:after="20"/>
+            </w:pPr>
+            <w:r>
+              <w:rPr>
+                <w:rFonts w:ascii="Courier New" w:cs="Courier New" w:eastAsia="Courier New" w:hAnsi="Courier New"/>
+                <w:sz w:val="18"/>
+                <w:szCs w:val="18"/>
+              </w:rPr>
+              <w:t xml:space="preserve">    """Run the complete project."""</w:t>
+            </w:r>
+          </w:p>
+          <w:p>
+            <w:pPr>
+              <w:spacing w:after="20"/>
+            </w:pPr>
+            <w:r>
+              <w:rPr>
+                <w:rFonts w:ascii="Courier New" w:cs="Courier New" w:eastAsia="Courier New" w:hAnsi="Courier New"/>
+                <w:sz w:val="18"/>
+                <w:szCs w:val="18"/>
+              </w:rPr>
+              <w:t xml:space="preserve">    project = SortingProject()</w:t>
             </w:r>
           </w:p>
           <w:p>
@@ -2892,33 +3932,85 @@
                 <w:sz w:val="18"/>
                 <w:szCs w:val="18"/>
               </w:rPr>
-              <w:t xml:space="preserve">        if bubble_times and quick_times:</w:t>
-            </w:r>
-          </w:p>
-          <w:p>
-            <w:pPr>
-              <w:spacing w:after="20"/>
-            </w:pPr>
-            <w:r>
-              <w:rPr>
-                <w:rFonts w:ascii="Courier New" w:cs="Courier New" w:eastAsia="Courier New" w:hAnsi="Courier New"/>
-                <w:sz w:val="18"/>
-                <w:szCs w:val="18"/>
-              </w:rPr>
-              <w:t xml:space="preserve">            bubble_times.sort(key=lambda r: r['size'])</w:t>
-            </w:r>
-          </w:p>
-          <w:p>
-            <w:pPr>
-              <w:spacing w:after="20"/>
-            </w:pPr>
-            <w:r>
-              <w:rPr>
-                <w:rFonts w:ascii="Courier New" w:cs="Courier New" w:eastAsia="Courier New" w:hAnsi="Courier New"/>
-                <w:sz w:val="18"/>
-                <w:szCs w:val="18"/>
-              </w:rPr>
-              <w:t xml:space="preserve">            quick_times.sort(key=lambda r: r['size'])</w:t>
+              <w:t xml:space="preserve">    # Register all algorithms</w:t>
+            </w:r>
+          </w:p>
+          <w:p>
+            <w:pPr>
+              <w:spacing w:after="20"/>
+            </w:pPr>
+            <w:r>
+              <w:rPr>
+                <w:rFonts w:ascii="Courier New" w:cs="Courier New" w:eastAsia="Courier New" w:hAnsi="Courier New"/>
+                <w:sz w:val="18"/>
+                <w:szCs w:val="18"/>
+              </w:rPr>
+              <w:t xml:space="preserve">    project.register_algorithm('Bubble Sort', bubble_sort)</w:t>
+            </w:r>
+          </w:p>
+          <w:p>
+            <w:pPr>
+              <w:spacing w:after="20"/>
+            </w:pPr>
+            <w:r>
+              <w:rPr>
+                <w:rFonts w:ascii="Courier New" w:cs="Courier New" w:eastAsia="Courier New" w:hAnsi="Courier New"/>
+                <w:sz w:val="18"/>
+                <w:szCs w:val="18"/>
+              </w:rPr>
+              <w:t xml:space="preserve">    project.register_algorithm('Selection Sort', selection_sort)</w:t>
+            </w:r>
+          </w:p>
+          <w:p>
+            <w:pPr>
+              <w:spacing w:after="20"/>
+            </w:pPr>
+            <w:r>
+              <w:rPr>
+                <w:rFonts w:ascii="Courier New" w:cs="Courier New" w:eastAsia="Courier New" w:hAnsi="Courier New"/>
+                <w:sz w:val="18"/>
+                <w:szCs w:val="18"/>
+              </w:rPr>
+              <w:t xml:space="preserve">    project.register_algorithm('Insertion Sort', insertion_sort)</w:t>
+            </w:r>
+          </w:p>
+          <w:p>
+            <w:pPr>
+              <w:spacing w:after="20"/>
+            </w:pPr>
+            <w:r>
+              <w:rPr>
+                <w:rFonts w:ascii="Courier New" w:cs="Courier New" w:eastAsia="Courier New" w:hAnsi="Courier New"/>
+                <w:sz w:val="18"/>
+                <w:szCs w:val="18"/>
+              </w:rPr>
+              <w:t xml:space="preserve">    project.register_algorithm('Merge Sort', merge_sort)</w:t>
+            </w:r>
+          </w:p>
+          <w:p>
+            <w:pPr>
+              <w:spacing w:after="20"/>
+            </w:pPr>
+            <w:r>
+              <w:rPr>
+                <w:rFonts w:ascii="Courier New" w:cs="Courier New" w:eastAsia="Courier New" w:hAnsi="Courier New"/>
+                <w:sz w:val="18"/>
+                <w:szCs w:val="18"/>
+              </w:rPr>
+              <w:t xml:space="preserve">    project.register_algorithm('Quick Sort', quick_sort)</w:t>
+            </w:r>
+          </w:p>
+          <w:p>
+            <w:pPr>
+              <w:spacing w:after="20"/>
+            </w:pPr>
+            <w:r>
+              <w:rPr>
+                <w:rFonts w:ascii="Courier New" w:cs="Courier New" w:eastAsia="Courier New" w:hAnsi="Courier New"/>
+                <w:sz w:val="18"/>
+                <w:szCs w:val="18"/>
+              </w:rPr>
+              <w:t xml:space="preserve">    project.register_algorithm('Built-in Sort', builtin_sort)</w:t>
             </w:r>
           </w:p>
           <w:p>
@@ -2944,33 +4036,98 @@
                 <w:sz w:val="18"/>
                 <w:szCs w:val="18"/>
               </w:rPr>
-              <w:t xml:space="preserve">            if len(bubble_times) &gt;= 2:</w:t>
-            </w:r>
-          </w:p>
-          <w:p>
-            <w:pPr>
-              <w:spacing w:after="20"/>
-            </w:pPr>
-            <w:r>
-              <w:rPr>
-                <w:rFonts w:ascii="Courier New" w:cs="Courier New" w:eastAsia="Courier New" w:hAnsi="Courier New"/>
-                <w:sz w:val="18"/>
-                <w:szCs w:val="18"/>
-              </w:rPr>
-              <w:t xml:space="preserve">                ratio = bubble_times[-1]['mean'] / bubble_times[0]['mean']</w:t>
-            </w:r>
-          </w:p>
-          <w:p>
-            <w:pPr>
-              <w:spacing w:after="20"/>
-            </w:pPr>
-            <w:r>
-              <w:rPr>
-                <w:rFonts w:ascii="Courier New" w:cs="Courier New" w:eastAsia="Courier New" w:hAnsi="Courier New"/>
-                <w:sz w:val="18"/>
-                <w:szCs w:val="18"/>
-              </w:rPr>
-              <w:t xml:space="preserve">                print(f"  Bubble sort scaling: {ratio:.1f}x (expected ~10x for 10x size)")</w:t>
+              <w:t xml:space="preserve">    # Phase 1: Verify correctness</w:t>
+            </w:r>
+          </w:p>
+          <w:p>
+            <w:pPr>
+              <w:spacing w:after="20"/>
+            </w:pPr>
+            <w:r>
+              <w:rPr>
+                <w:rFonts w:ascii="Courier New" w:cs="Courier New" w:eastAsia="Courier New" w:hAnsi="Courier New"/>
+                <w:sz w:val="18"/>
+                <w:szCs w:val="18"/>
+              </w:rPr>
+              <w:t xml:space="preserve">    print("PHASE 1: Verifying Algorithm Correctness")</w:t>
+            </w:r>
+          </w:p>
+          <w:p>
+            <w:pPr>
+              <w:spacing w:after="20"/>
+            </w:pPr>
+            <w:r>
+              <w:rPr>
+                <w:rFonts w:ascii="Courier New" w:cs="Courier New" w:eastAsia="Courier New" w:hAnsi="Courier New"/>
+                <w:sz w:val="18"/>
+                <w:szCs w:val="18"/>
+              </w:rPr>
+              <w:t xml:space="preserve">    print("-" * 100)</w:t>
+            </w:r>
+          </w:p>
+          <w:p>
+            <w:pPr>
+              <w:spacing w:after="20"/>
+            </w:pPr>
+            <w:r>
+              <w:rPr>
+                <w:rFonts w:ascii="Courier New" w:cs="Courier New" w:eastAsia="Courier New" w:hAnsi="Courier New"/>
+                <w:sz w:val="18"/>
+                <w:szCs w:val="18"/>
+              </w:rPr>
+              <w:t xml:space="preserve">    test_data = [3, 1, 4, 1, 5, 9, 2, 6]</w:t>
+            </w:r>
+          </w:p>
+          <w:p>
+            <w:pPr>
+              <w:spacing w:after="20"/>
+            </w:pPr>
+            <w:r>
+              <w:rPr>
+                <w:rFonts w:ascii="Courier New" w:cs="Courier New" w:eastAsia="Courier New" w:hAnsi="Courier New"/>
+                <w:sz w:val="18"/>
+                <w:szCs w:val="18"/>
+              </w:rPr>
+              <w:t xml:space="preserve">    correct_results = project.verify_correctness(test_data)</w:t>
+            </w:r>
+          </w:p>
+          <w:p>
+            <w:pPr>
+              <w:spacing w:after="20"/>
+            </w:pPr>
+            <w:r>
+              <w:rPr>
+                <w:rFonts w:ascii="Courier New" w:cs="Courier New" w:eastAsia="Courier New" w:hAnsi="Courier New"/>
+                <w:sz w:val="18"/>
+                <w:szCs w:val="18"/>
+              </w:rPr>
+              <w:t xml:space="preserve">    for algo, result in correct_results.items():</w:t>
+            </w:r>
+          </w:p>
+          <w:p>
+            <w:pPr>
+              <w:spacing w:after="20"/>
+            </w:pPr>
+            <w:r>
+              <w:rPr>
+                <w:rFonts w:ascii="Courier New" w:cs="Courier New" w:eastAsia="Courier New" w:hAnsi="Courier New"/>
+                <w:sz w:val="18"/>
+                <w:szCs w:val="18"/>
+              </w:rPr>
+              <w:t xml:space="preserve">        status = "✓ PASS" if result['correct'] else "✗ FAIL"</w:t>
+            </w:r>
+          </w:p>
+          <w:p>
+            <w:pPr>
+              <w:spacing w:after="20"/>
+            </w:pPr>
+            <w:r>
+              <w:rPr>
+                <w:rFonts w:ascii="Courier New" w:cs="Courier New" w:eastAsia="Courier New" w:hAnsi="Courier New"/>
+                <w:sz w:val="18"/>
+                <w:szCs w:val="18"/>
+              </w:rPr>
+              <w:t xml:space="preserve">        print(f"  {algo:20} {status}")</w:t>
             </w:r>
           </w:p>
           <w:p>
@@ -2996,33 +4153,111 @@
                 <w:sz w:val="18"/>
                 <w:szCs w:val="18"/>
               </w:rPr>
-              <w:t xml:space="preserve">            if len(quick_times) &gt;= 2:</w:t>
-            </w:r>
-          </w:p>
-          <w:p>
-            <w:pPr>
-              <w:spacing w:after="20"/>
-            </w:pPr>
-            <w:r>
-              <w:rPr>
-                <w:rFonts w:ascii="Courier New" w:cs="Courier New" w:eastAsia="Courier New" w:hAnsi="Courier New"/>
-                <w:sz w:val="18"/>
-                <w:szCs w:val="18"/>
-              </w:rPr>
-              <w:t xml:space="preserve">                ratio = quick_times[-1]['mean'] / quick_times[0]['mean']</w:t>
-            </w:r>
-          </w:p>
-          <w:p>
-            <w:pPr>
-              <w:spacing w:after="20"/>
-            </w:pPr>
-            <w:r>
-              <w:rPr>
-                <w:rFonts w:ascii="Courier New" w:cs="Courier New" w:eastAsia="Courier New" w:hAnsi="Courier New"/>
-                <w:sz w:val="18"/>
-                <w:szCs w:val="18"/>
-              </w:rPr>
-              <w:t xml:space="preserve">                print(f"  Quick sort scaling: {ratio:.1f}x (expected ~5-10x for 10x size)")</w:t>
+              <w:t xml:space="preserve">    # Phase 2: Benchmark</w:t>
+            </w:r>
+          </w:p>
+          <w:p>
+            <w:pPr>
+              <w:spacing w:after="20"/>
+            </w:pPr>
+            <w:r>
+              <w:rPr>
+                <w:rFonts w:ascii="Courier New" w:cs="Courier New" w:eastAsia="Courier New" w:hAnsi="Courier New"/>
+                <w:sz w:val="18"/>
+                <w:szCs w:val="18"/>
+              </w:rPr>
+              <w:t xml:space="preserve">    print("\n\nPHASE 2: Benchmarking")</w:t>
+            </w:r>
+          </w:p>
+          <w:p>
+            <w:pPr>
+              <w:spacing w:after="20"/>
+            </w:pPr>
+            <w:r>
+              <w:rPr>
+                <w:rFonts w:ascii="Courier New" w:cs="Courier New" w:eastAsia="Courier New" w:hAnsi="Courier New"/>
+                <w:sz w:val="18"/>
+                <w:szCs w:val="18"/>
+              </w:rPr>
+              <w:t xml:space="preserve">    print("-" * 100)</w:t>
+            </w:r>
+          </w:p>
+          <w:p>
+            <w:pPr>
+              <w:spacing w:after="20"/>
+            </w:pPr>
+            <w:r>
+              <w:rPr>
+                <w:rFonts w:ascii="Courier New" w:cs="Courier New" w:eastAsia="Courier New" w:hAnsi="Courier New"/>
+                <w:sz w:val="18"/>
+                <w:szCs w:val="18"/>
+              </w:rPr>
+              <w:t xml:space="preserve">    print("Running benchmarks... (this may take a minute)")</w:t>
+            </w:r>
+          </w:p>
+          <w:p>
+            <w:pPr>
+              <w:spacing w:after="20"/>
+            </w:pPr>
+            <w:r>
+              <w:rPr>
+                <w:rFonts w:ascii="Courier New" w:cs="Courier New" w:eastAsia="Courier New" w:hAnsi="Courier New"/>
+                <w:sz w:val="18"/>
+                <w:szCs w:val="18"/>
+              </w:rPr>
+              <w:t xml:space="preserve">    project.benchmark_all(</w:t>
+            </w:r>
+          </w:p>
+          <w:p>
+            <w:pPr>
+              <w:spacing w:after="20"/>
+            </w:pPr>
+            <w:r>
+              <w:rPr>
+                <w:rFonts w:ascii="Courier New" w:cs="Courier New" w:eastAsia="Courier New" w:hAnsi="Courier New"/>
+                <w:sz w:val="18"/>
+                <w:szCs w:val="18"/>
+              </w:rPr>
+              <w:t xml:space="preserve">        sizes=[100, 1000, 5000],</w:t>
+            </w:r>
+          </w:p>
+          <w:p>
+            <w:pPr>
+              <w:spacing w:after="20"/>
+            </w:pPr>
+            <w:r>
+              <w:rPr>
+                <w:rFonts w:ascii="Courier New" w:cs="Courier New" w:eastAsia="Courier New" w:hAnsi="Courier New"/>
+                <w:sz w:val="18"/>
+                <w:szCs w:val="18"/>
+              </w:rPr>
+              <w:t xml:space="preserve">        data_types=['random', 'sorted', 'reverse'],</w:t>
+            </w:r>
+          </w:p>
+          <w:p>
+            <w:pPr>
+              <w:spacing w:after="20"/>
+            </w:pPr>
+            <w:r>
+              <w:rPr>
+                <w:rFonts w:ascii="Courier New" w:cs="Courier New" w:eastAsia="Courier New" w:hAnsi="Courier New"/>
+                <w:sz w:val="18"/>
+                <w:szCs w:val="18"/>
+              </w:rPr>
+              <w:t xml:space="preserve">        runs=3</w:t>
+            </w:r>
+          </w:p>
+          <w:p>
+            <w:pPr>
+              <w:spacing w:after="20"/>
+            </w:pPr>
+            <w:r>
+              <w:rPr>
+                <w:rFonts w:ascii="Courier New" w:cs="Courier New" w:eastAsia="Courier New" w:hAnsi="Courier New"/>
+                <w:sz w:val="18"/>
+                <w:szCs w:val="18"/>
+              </w:rPr>
+              <w:t xml:space="preserve">    )</w:t>
             </w:r>
           </w:p>
           <w:p>
@@ -3048,7 +4283,46 @@
                 <w:sz w:val="18"/>
                 <w:szCs w:val="18"/>
               </w:rPr>
-              <w:t xml:space="preserve"># Project execution template</w:t>
+              <w:t xml:space="preserve">    # Phase 3: Report &amp; Analysis</w:t>
+            </w:r>
+          </w:p>
+          <w:p>
+            <w:pPr>
+              <w:spacing w:after="20"/>
+            </w:pPr>
+            <w:r>
+              <w:rPr>
+                <w:rFonts w:ascii="Courier New" w:cs="Courier New" w:eastAsia="Courier New" w:hAnsi="Courier New"/>
+                <w:sz w:val="18"/>
+                <w:szCs w:val="18"/>
+              </w:rPr>
+              <w:t xml:space="preserve">    print("\n\nPHASE 3: Report &amp; Analysis")</w:t>
+            </w:r>
+          </w:p>
+          <w:p>
+            <w:pPr>
+              <w:spacing w:after="20"/>
+            </w:pPr>
+            <w:r>
+              <w:rPr>
+                <w:rFonts w:ascii="Courier New" w:cs="Courier New" w:eastAsia="Courier New" w:hAnsi="Courier New"/>
+                <w:sz w:val="18"/>
+                <w:szCs w:val="18"/>
+              </w:rPr>
+              <w:t xml:space="preserve">    project.generate_report()</w:t>
+            </w:r>
+          </w:p>
+          <w:p>
+            <w:pPr>
+              <w:spacing w:after="20"/>
+            </w:pPr>
+            <w:r>
+              <w:rPr>
+                <w:rFonts w:ascii="Courier New" w:cs="Courier New" w:eastAsia="Courier New" w:hAnsi="Courier New"/>
+                <w:sz w:val="18"/>
+                <w:szCs w:val="18"/>
+              </w:rPr>
+              <w:t xml:space="preserve">    project.analyze_results()</w:t>
             </w:r>
           </w:p>
           <w:p>
@@ -3074,33 +4348,72 @@
                 <w:sz w:val="18"/>
                 <w:szCs w:val="18"/>
               </w:rPr>
-              <w:t xml:space="preserve">def execute_project():</w:t>
-            </w:r>
-          </w:p>
-          <w:p>
-            <w:pPr>
-              <w:spacing w:after="20"/>
-            </w:pPr>
-            <w:r>
-              <w:rPr>
-                <w:rFonts w:ascii="Courier New" w:cs="Courier New" w:eastAsia="Courier New" w:hAnsi="Courier New"/>
-                <w:sz w:val="18"/>
-                <w:szCs w:val="18"/>
-              </w:rPr>
-              <w:t xml:space="preserve">    """Run the complete project."""</w:t>
-            </w:r>
-          </w:p>
-          <w:p>
-            <w:pPr>
-              <w:spacing w:after="20"/>
-            </w:pPr>
-            <w:r>
-              <w:rPr>
-                <w:rFonts w:ascii="Courier New" w:cs="Courier New" w:eastAsia="Courier New" w:hAnsi="Courier New"/>
-                <w:sz w:val="18"/>
-                <w:szCs w:val="18"/>
-              </w:rPr>
-              <w:t xml:space="preserve">    project = SortingProject()</w:t>
+              <w:t xml:space="preserve">    # Phase 4: Conclusions</w:t>
+            </w:r>
+          </w:p>
+          <w:p>
+            <w:pPr>
+              <w:spacing w:after="20"/>
+            </w:pPr>
+            <w:r>
+              <w:rPr>
+                <w:rFonts w:ascii="Courier New" w:cs="Courier New" w:eastAsia="Courier New" w:hAnsi="Courier New"/>
+                <w:sz w:val="18"/>
+                <w:szCs w:val="18"/>
+              </w:rPr>
+              <w:t xml:space="preserve">    print("\n" + "=" * 100)</w:t>
+            </w:r>
+          </w:p>
+          <w:p>
+            <w:pPr>
+              <w:spacing w:after="20"/>
+            </w:pPr>
+            <w:r>
+              <w:rPr>
+                <w:rFonts w:ascii="Courier New" w:cs="Courier New" w:eastAsia="Courier New" w:hAnsi="Courier New"/>
+                <w:sz w:val="18"/>
+                <w:szCs w:val="18"/>
+              </w:rPr>
+              <w:t xml:space="preserve">    print("CONCLUSIONS")</w:t>
+            </w:r>
+          </w:p>
+          <w:p>
+            <w:pPr>
+              <w:spacing w:after="20"/>
+            </w:pPr>
+            <w:r>
+              <w:rPr>
+                <w:rFonts w:ascii="Courier New" w:cs="Courier New" w:eastAsia="Courier New" w:hAnsi="Courier New"/>
+                <w:sz w:val="18"/>
+                <w:szCs w:val="18"/>
+              </w:rPr>
+              <w:t xml:space="preserve">    print("=" * 100)</w:t>
+            </w:r>
+          </w:p>
+          <w:p>
+            <w:pPr>
+              <w:spacing w:after="20"/>
+            </w:pPr>
+            <w:r>
+              <w:rPr>
+                <w:rFonts w:ascii="Courier New" w:cs="Courier New" w:eastAsia="Courier New" w:hAnsi="Courier New"/>
+                <w:sz w:val="18"/>
+                <w:szCs w:val="18"/>
+              </w:rPr>
+              <w:t xml:space="preserve">    print("""</w:t>
+            </w:r>
+          </w:p>
+          <w:p>
+            <w:pPr>
+              <w:spacing w:after="20"/>
+            </w:pPr>
+            <w:r>
+              <w:rPr>
+                <w:rFonts w:ascii="Courier New" w:cs="Courier New" w:eastAsia="Courier New" w:hAnsi="Courier New"/>
+                <w:sz w:val="18"/>
+                <w:szCs w:val="18"/>
+              </w:rPr>
+              <w:t xml:space="preserve">Based on the benchmarks, we conclude:</w:t>
             </w:r>
           </w:p>
           <w:p>
@@ -3126,85 +4439,59 @@
                 <w:sz w:val="18"/>
                 <w:szCs w:val="18"/>
               </w:rPr>
-              <w:t xml:space="preserve">    # Register all algorithms</w:t>
-            </w:r>
-          </w:p>
-          <w:p>
-            <w:pPr>
-              <w:spacing w:after="20"/>
-            </w:pPr>
-            <w:r>
-              <w:rPr>
-                <w:rFonts w:ascii="Courier New" w:cs="Courier New" w:eastAsia="Courier New" w:hAnsi="Courier New"/>
-                <w:sz w:val="18"/>
-                <w:szCs w:val="18"/>
-              </w:rPr>
-              <w:t xml:space="preserve">    project.register_algorithm('Bubble Sort', bubble_sort)</w:t>
-            </w:r>
-          </w:p>
-          <w:p>
-            <w:pPr>
-              <w:spacing w:after="20"/>
-            </w:pPr>
-            <w:r>
-              <w:rPr>
-                <w:rFonts w:ascii="Courier New" w:cs="Courier New" w:eastAsia="Courier New" w:hAnsi="Courier New"/>
-                <w:sz w:val="18"/>
-                <w:szCs w:val="18"/>
-              </w:rPr>
-              <w:t xml:space="preserve">    project.register_algorithm('Selection Sort', selection_sort)</w:t>
-            </w:r>
-          </w:p>
-          <w:p>
-            <w:pPr>
-              <w:spacing w:after="20"/>
-            </w:pPr>
-            <w:r>
-              <w:rPr>
-                <w:rFonts w:ascii="Courier New" w:cs="Courier New" w:eastAsia="Courier New" w:hAnsi="Courier New"/>
-                <w:sz w:val="18"/>
-                <w:szCs w:val="18"/>
-              </w:rPr>
-              <w:t xml:space="preserve">    project.register_algorithm('Insertion Sort', insertion_sort)</w:t>
-            </w:r>
-          </w:p>
-          <w:p>
-            <w:pPr>
-              <w:spacing w:after="20"/>
-            </w:pPr>
-            <w:r>
-              <w:rPr>
-                <w:rFonts w:ascii="Courier New" w:cs="Courier New" w:eastAsia="Courier New" w:hAnsi="Courier New"/>
-                <w:sz w:val="18"/>
-                <w:szCs w:val="18"/>
-              </w:rPr>
-              <w:t xml:space="preserve">    project.register_algorithm('Merge Sort', merge_sort)</w:t>
-            </w:r>
-          </w:p>
-          <w:p>
-            <w:pPr>
-              <w:spacing w:after="20"/>
-            </w:pPr>
-            <w:r>
-              <w:rPr>
-                <w:rFonts w:ascii="Courier New" w:cs="Courier New" w:eastAsia="Courier New" w:hAnsi="Courier New"/>
-                <w:sz w:val="18"/>
-                <w:szCs w:val="18"/>
-              </w:rPr>
-              <w:t xml:space="preserve">    project.register_algorithm('Quick Sort', quick_sort)</w:t>
-            </w:r>
-          </w:p>
-          <w:p>
-            <w:pPr>
-              <w:spacing w:after="20"/>
-            </w:pPr>
-            <w:r>
-              <w:rPr>
-                <w:rFonts w:ascii="Courier New" w:cs="Courier New" w:eastAsia="Courier New" w:hAnsi="Courier New"/>
-                <w:sz w:val="18"/>
-                <w:szCs w:val="18"/>
-              </w:rPr>
-              <w:t xml:space="preserve">    project.register_algorithm('Built-in Sort', builtin_sort)</w:t>
+              <w:t xml:space="preserve">1. **For small arrays (&lt; 100)**: Insertion sort is competitive or faster</w:t>
+            </w:r>
+          </w:p>
+          <w:p>
+            <w:pPr>
+              <w:spacing w:after="20"/>
+            </w:pPr>
+            <w:r>
+              <w:rPr>
+                <w:rFonts w:ascii="Courier New" w:cs="Courier New" w:eastAsia="Courier New" w:hAnsi="Courier New"/>
+                <w:sz w:val="18"/>
+                <w:szCs w:val="18"/>
+              </w:rPr>
+              <w:t xml:space="preserve">2. **For large arrays (&gt; 1000)**: Quick sort and Merge sort dominate</w:t>
+            </w:r>
+          </w:p>
+          <w:p>
+            <w:pPr>
+              <w:spacing w:after="20"/>
+            </w:pPr>
+            <w:r>
+              <w:rPr>
+                <w:rFonts w:ascii="Courier New" w:cs="Courier New" w:eastAsia="Courier New" w:hAnsi="Courier New"/>
+                <w:sz w:val="18"/>
+                <w:szCs w:val="18"/>
+              </w:rPr>
+              <w:t xml:space="preserve">3. **Python's built-in sort**: Uses Timsort and is highly optimized</w:t>
+            </w:r>
+          </w:p>
+          <w:p>
+            <w:pPr>
+              <w:spacing w:after="20"/>
+            </w:pPr>
+            <w:r>
+              <w:rPr>
+                <w:rFonts w:ascii="Courier New" w:cs="Courier New" w:eastAsia="Courier New" w:hAnsi="Courier New"/>
+                <w:sz w:val="18"/>
+                <w:szCs w:val="18"/>
+              </w:rPr>
+              <w:t xml:space="preserve">4. **Worst case**: Bubble sort should be avoided in production</w:t>
+            </w:r>
+          </w:p>
+          <w:p>
+            <w:pPr>
+              <w:spacing w:after="20"/>
+            </w:pPr>
+            <w:r>
+              <w:rPr>
+                <w:rFonts w:ascii="Courier New" w:cs="Courier New" w:eastAsia="Courier New" w:hAnsi="Courier New"/>
+                <w:sz w:val="18"/>
+                <w:szCs w:val="18"/>
+              </w:rPr>
+              <w:t xml:space="preserve">5. **Trade-offs**: Quick sort is in-place but less stable; Merge sort is stable but uses more memory</w:t>
             </w:r>
           </w:p>
           <w:p>
@@ -3230,487 +4517,6 @@
                 <w:sz w:val="18"/>
                 <w:szCs w:val="18"/>
               </w:rPr>
-              <w:t xml:space="preserve">    # Phase 1: Verify correctness</w:t>
-            </w:r>
-          </w:p>
-          <w:p>
-            <w:pPr>
-              <w:spacing w:after="20"/>
-            </w:pPr>
-            <w:r>
-              <w:rPr>
-                <w:rFonts w:ascii="Courier New" w:cs="Courier New" w:eastAsia="Courier New" w:hAnsi="Courier New"/>
-                <w:sz w:val="18"/>
-                <w:szCs w:val="18"/>
-              </w:rPr>
-              <w:t xml:space="preserve">    print("PHASE 1: Verifying Algorithm Correctness")</w:t>
-            </w:r>
-          </w:p>
-          <w:p>
-            <w:pPr>
-              <w:spacing w:after="20"/>
-            </w:pPr>
-            <w:r>
-              <w:rPr>
-                <w:rFonts w:ascii="Courier New" w:cs="Courier New" w:eastAsia="Courier New" w:hAnsi="Courier New"/>
-                <w:sz w:val="18"/>
-                <w:szCs w:val="18"/>
-              </w:rPr>
-              <w:t xml:space="preserve">    print("-" * 100)</w:t>
-            </w:r>
-          </w:p>
-          <w:p>
-            <w:pPr>
-              <w:spacing w:after="20"/>
-            </w:pPr>
-            <w:r>
-              <w:rPr>
-                <w:rFonts w:ascii="Courier New" w:cs="Courier New" w:eastAsia="Courier New" w:hAnsi="Courier New"/>
-                <w:sz w:val="18"/>
-                <w:szCs w:val="18"/>
-              </w:rPr>
-              <w:t xml:space="preserve">    test_data = [3, 1, 4, 1, 5, 9, 2, 6]</w:t>
-            </w:r>
-          </w:p>
-          <w:p>
-            <w:pPr>
-              <w:spacing w:after="20"/>
-            </w:pPr>
-            <w:r>
-              <w:rPr>
-                <w:rFonts w:ascii="Courier New" w:cs="Courier New" w:eastAsia="Courier New" w:hAnsi="Courier New"/>
-                <w:sz w:val="18"/>
-                <w:szCs w:val="18"/>
-              </w:rPr>
-              <w:t xml:space="preserve">    correct_results = project.verify_correctness(test_data)</w:t>
-            </w:r>
-          </w:p>
-          <w:p>
-            <w:pPr>
-              <w:spacing w:after="20"/>
-            </w:pPr>
-            <w:r>
-              <w:rPr>
-                <w:rFonts w:ascii="Courier New" w:cs="Courier New" w:eastAsia="Courier New" w:hAnsi="Courier New"/>
-                <w:sz w:val="18"/>
-                <w:szCs w:val="18"/>
-              </w:rPr>
-              <w:t xml:space="preserve">    for algo, result in correct_results.items():</w:t>
-            </w:r>
-          </w:p>
-          <w:p>
-            <w:pPr>
-              <w:spacing w:after="20"/>
-            </w:pPr>
-            <w:r>
-              <w:rPr>
-                <w:rFonts w:ascii="Courier New" w:cs="Courier New" w:eastAsia="Courier New" w:hAnsi="Courier New"/>
-                <w:sz w:val="18"/>
-                <w:szCs w:val="18"/>
-              </w:rPr>
-              <w:t xml:space="preserve">        status = "✓ PASS" if result['correct'] else "✗ FAIL"</w:t>
-            </w:r>
-          </w:p>
-          <w:p>
-            <w:pPr>
-              <w:spacing w:after="20"/>
-            </w:pPr>
-            <w:r>
-              <w:rPr>
-                <w:rFonts w:ascii="Courier New" w:cs="Courier New" w:eastAsia="Courier New" w:hAnsi="Courier New"/>
-                <w:sz w:val="18"/>
-                <w:szCs w:val="18"/>
-              </w:rPr>
-              <w:t xml:space="preserve">        print(f"  {algo:20} {status}")</w:t>
-            </w:r>
-          </w:p>
-          <w:p>
-            <w:pPr>
-              <w:spacing w:after="20"/>
-            </w:pPr>
-            <w:r>
-              <w:rPr>
-                <w:rFonts w:ascii="Courier New" w:cs="Courier New" w:eastAsia="Courier New" w:hAnsi="Courier New"/>
-                <w:sz w:val="18"/>
-                <w:szCs w:val="18"/>
-              </w:rPr>
-              <w:t xml:space="preserve"> </w:t>
-            </w:r>
-          </w:p>
-          <w:p>
-            <w:pPr>
-              <w:spacing w:after="20"/>
-            </w:pPr>
-            <w:r>
-              <w:rPr>
-                <w:rFonts w:ascii="Courier New" w:cs="Courier New" w:eastAsia="Courier New" w:hAnsi="Courier New"/>
-                <w:sz w:val="18"/>
-                <w:szCs w:val="18"/>
-              </w:rPr>
-              <w:t xml:space="preserve">    # Phase 2: Benchmark</w:t>
-            </w:r>
-          </w:p>
-          <w:p>
-            <w:pPr>
-              <w:spacing w:after="20"/>
-            </w:pPr>
-            <w:r>
-              <w:rPr>
-                <w:rFonts w:ascii="Courier New" w:cs="Courier New" w:eastAsia="Courier New" w:hAnsi="Courier New"/>
-                <w:sz w:val="18"/>
-                <w:szCs w:val="18"/>
-              </w:rPr>
-              <w:t xml:space="preserve">    print("\n\nPHASE 2: Benchmarking")</w:t>
-            </w:r>
-          </w:p>
-          <w:p>
-            <w:pPr>
-              <w:spacing w:after="20"/>
-            </w:pPr>
-            <w:r>
-              <w:rPr>
-                <w:rFonts w:ascii="Courier New" w:cs="Courier New" w:eastAsia="Courier New" w:hAnsi="Courier New"/>
-                <w:sz w:val="18"/>
-                <w:szCs w:val="18"/>
-              </w:rPr>
-              <w:t xml:space="preserve">    print("-" * 100)</w:t>
-            </w:r>
-          </w:p>
-          <w:p>
-            <w:pPr>
-              <w:spacing w:after="20"/>
-            </w:pPr>
-            <w:r>
-              <w:rPr>
-                <w:rFonts w:ascii="Courier New" w:cs="Courier New" w:eastAsia="Courier New" w:hAnsi="Courier New"/>
-                <w:sz w:val="18"/>
-                <w:szCs w:val="18"/>
-              </w:rPr>
-              <w:t xml:space="preserve">    print("Running benchmarks... (this may take a minute)")</w:t>
-            </w:r>
-          </w:p>
-          <w:p>
-            <w:pPr>
-              <w:spacing w:after="20"/>
-            </w:pPr>
-            <w:r>
-              <w:rPr>
-                <w:rFonts w:ascii="Courier New" w:cs="Courier New" w:eastAsia="Courier New" w:hAnsi="Courier New"/>
-                <w:sz w:val="18"/>
-                <w:szCs w:val="18"/>
-              </w:rPr>
-              <w:t xml:space="preserve">    project.benchmark_all(</w:t>
-            </w:r>
-          </w:p>
-          <w:p>
-            <w:pPr>
-              <w:spacing w:after="20"/>
-            </w:pPr>
-            <w:r>
-              <w:rPr>
-                <w:rFonts w:ascii="Courier New" w:cs="Courier New" w:eastAsia="Courier New" w:hAnsi="Courier New"/>
-                <w:sz w:val="18"/>
-                <w:szCs w:val="18"/>
-              </w:rPr>
-              <w:t xml:space="preserve">        sizes=[100, 1000, 5000],</w:t>
-            </w:r>
-          </w:p>
-          <w:p>
-            <w:pPr>
-              <w:spacing w:after="20"/>
-            </w:pPr>
-            <w:r>
-              <w:rPr>
-                <w:rFonts w:ascii="Courier New" w:cs="Courier New" w:eastAsia="Courier New" w:hAnsi="Courier New"/>
-                <w:sz w:val="18"/>
-                <w:szCs w:val="18"/>
-              </w:rPr>
-              <w:t xml:space="preserve">        data_types=['random', 'sorted', 'reverse'],</w:t>
-            </w:r>
-          </w:p>
-          <w:p>
-            <w:pPr>
-              <w:spacing w:after="20"/>
-            </w:pPr>
-            <w:r>
-              <w:rPr>
-                <w:rFonts w:ascii="Courier New" w:cs="Courier New" w:eastAsia="Courier New" w:hAnsi="Courier New"/>
-                <w:sz w:val="18"/>
-                <w:szCs w:val="18"/>
-              </w:rPr>
-              <w:t xml:space="preserve">        runs=3</w:t>
-            </w:r>
-          </w:p>
-          <w:p>
-            <w:pPr>
-              <w:spacing w:after="20"/>
-            </w:pPr>
-            <w:r>
-              <w:rPr>
-                <w:rFonts w:ascii="Courier New" w:cs="Courier New" w:eastAsia="Courier New" w:hAnsi="Courier New"/>
-                <w:sz w:val="18"/>
-                <w:szCs w:val="18"/>
-              </w:rPr>
-              <w:t xml:space="preserve">    )</w:t>
-            </w:r>
-          </w:p>
-          <w:p>
-            <w:pPr>
-              <w:spacing w:after="20"/>
-            </w:pPr>
-            <w:r>
-              <w:rPr>
-                <w:rFonts w:ascii="Courier New" w:cs="Courier New" w:eastAsia="Courier New" w:hAnsi="Courier New"/>
-                <w:sz w:val="18"/>
-                <w:szCs w:val="18"/>
-              </w:rPr>
-              <w:t xml:space="preserve"> </w:t>
-            </w:r>
-          </w:p>
-          <w:p>
-            <w:pPr>
-              <w:spacing w:after="20"/>
-            </w:pPr>
-            <w:r>
-              <w:rPr>
-                <w:rFonts w:ascii="Courier New" w:cs="Courier New" w:eastAsia="Courier New" w:hAnsi="Courier New"/>
-                <w:sz w:val="18"/>
-                <w:szCs w:val="18"/>
-              </w:rPr>
-              <w:t xml:space="preserve">    # Phase 3: Report &amp; Analysis</w:t>
-            </w:r>
-          </w:p>
-          <w:p>
-            <w:pPr>
-              <w:spacing w:after="20"/>
-            </w:pPr>
-            <w:r>
-              <w:rPr>
-                <w:rFonts w:ascii="Courier New" w:cs="Courier New" w:eastAsia="Courier New" w:hAnsi="Courier New"/>
-                <w:sz w:val="18"/>
-                <w:szCs w:val="18"/>
-              </w:rPr>
-              <w:t xml:space="preserve">    print("\n\nPHASE 3: Report &amp; Analysis")</w:t>
-            </w:r>
-          </w:p>
-          <w:p>
-            <w:pPr>
-              <w:spacing w:after="20"/>
-            </w:pPr>
-            <w:r>
-              <w:rPr>
-                <w:rFonts w:ascii="Courier New" w:cs="Courier New" w:eastAsia="Courier New" w:hAnsi="Courier New"/>
-                <w:sz w:val="18"/>
-                <w:szCs w:val="18"/>
-              </w:rPr>
-              <w:t xml:space="preserve">    project.generate_report()</w:t>
-            </w:r>
-          </w:p>
-          <w:p>
-            <w:pPr>
-              <w:spacing w:after="20"/>
-            </w:pPr>
-            <w:r>
-              <w:rPr>
-                <w:rFonts w:ascii="Courier New" w:cs="Courier New" w:eastAsia="Courier New" w:hAnsi="Courier New"/>
-                <w:sz w:val="18"/>
-                <w:szCs w:val="18"/>
-              </w:rPr>
-              <w:t xml:space="preserve">    project.analyze_results()</w:t>
-            </w:r>
-          </w:p>
-          <w:p>
-            <w:pPr>
-              <w:spacing w:after="20"/>
-            </w:pPr>
-            <w:r>
-              <w:rPr>
-                <w:rFonts w:ascii="Courier New" w:cs="Courier New" w:eastAsia="Courier New" w:hAnsi="Courier New"/>
-                <w:sz w:val="18"/>
-                <w:szCs w:val="18"/>
-              </w:rPr>
-              <w:t xml:space="preserve"> </w:t>
-            </w:r>
-          </w:p>
-          <w:p>
-            <w:pPr>
-              <w:spacing w:after="20"/>
-            </w:pPr>
-            <w:r>
-              <w:rPr>
-                <w:rFonts w:ascii="Courier New" w:cs="Courier New" w:eastAsia="Courier New" w:hAnsi="Courier New"/>
-                <w:sz w:val="18"/>
-                <w:szCs w:val="18"/>
-              </w:rPr>
-              <w:t xml:space="preserve">    # Phase 4: Conclusions</w:t>
-            </w:r>
-          </w:p>
-          <w:p>
-            <w:pPr>
-              <w:spacing w:after="20"/>
-            </w:pPr>
-            <w:r>
-              <w:rPr>
-                <w:rFonts w:ascii="Courier New" w:cs="Courier New" w:eastAsia="Courier New" w:hAnsi="Courier New"/>
-                <w:sz w:val="18"/>
-                <w:szCs w:val="18"/>
-              </w:rPr>
-              <w:t xml:space="preserve">    print("\n" + "=" * 100)</w:t>
-            </w:r>
-          </w:p>
-          <w:p>
-            <w:pPr>
-              <w:spacing w:after="20"/>
-            </w:pPr>
-            <w:r>
-              <w:rPr>
-                <w:rFonts w:ascii="Courier New" w:cs="Courier New" w:eastAsia="Courier New" w:hAnsi="Courier New"/>
-                <w:sz w:val="18"/>
-                <w:szCs w:val="18"/>
-              </w:rPr>
-              <w:t xml:space="preserve">    print("CONCLUSIONS")</w:t>
-            </w:r>
-          </w:p>
-          <w:p>
-            <w:pPr>
-              <w:spacing w:after="20"/>
-            </w:pPr>
-            <w:r>
-              <w:rPr>
-                <w:rFonts w:ascii="Courier New" w:cs="Courier New" w:eastAsia="Courier New" w:hAnsi="Courier New"/>
-                <w:sz w:val="18"/>
-                <w:szCs w:val="18"/>
-              </w:rPr>
-              <w:t xml:space="preserve">    print("=" * 100)</w:t>
-            </w:r>
-          </w:p>
-          <w:p>
-            <w:pPr>
-              <w:spacing w:after="20"/>
-            </w:pPr>
-            <w:r>
-              <w:rPr>
-                <w:rFonts w:ascii="Courier New" w:cs="Courier New" w:eastAsia="Courier New" w:hAnsi="Courier New"/>
-                <w:sz w:val="18"/>
-                <w:szCs w:val="18"/>
-              </w:rPr>
-              <w:t xml:space="preserve">    print("""</w:t>
-            </w:r>
-          </w:p>
-          <w:p>
-            <w:pPr>
-              <w:spacing w:after="20"/>
-            </w:pPr>
-            <w:r>
-              <w:rPr>
-                <w:rFonts w:ascii="Courier New" w:cs="Courier New" w:eastAsia="Courier New" w:hAnsi="Courier New"/>
-                <w:sz w:val="18"/>
-                <w:szCs w:val="18"/>
-              </w:rPr>
-              <w:t xml:space="preserve">Based on the benchmarks, we conclude:</w:t>
-            </w:r>
-          </w:p>
-          <w:p>
-            <w:pPr>
-              <w:spacing w:after="20"/>
-            </w:pPr>
-            <w:r>
-              <w:rPr>
-                <w:rFonts w:ascii="Courier New" w:cs="Courier New" w:eastAsia="Courier New" w:hAnsi="Courier New"/>
-                <w:sz w:val="18"/>
-                <w:szCs w:val="18"/>
-              </w:rPr>
-              <w:t xml:space="preserve"> </w:t>
-            </w:r>
-          </w:p>
-          <w:p>
-            <w:pPr>
-              <w:spacing w:after="20"/>
-            </w:pPr>
-            <w:r>
-              <w:rPr>
-                <w:rFonts w:ascii="Courier New" w:cs="Courier New" w:eastAsia="Courier New" w:hAnsi="Courier New"/>
-                <w:sz w:val="18"/>
-                <w:szCs w:val="18"/>
-              </w:rPr>
-              <w:t xml:space="preserve">1. **For small arrays (&lt; 100)**: Insertion sort is competitive or faster</w:t>
-            </w:r>
-          </w:p>
-          <w:p>
-            <w:pPr>
-              <w:spacing w:after="20"/>
-            </w:pPr>
-            <w:r>
-              <w:rPr>
-                <w:rFonts w:ascii="Courier New" w:cs="Courier New" w:eastAsia="Courier New" w:hAnsi="Courier New"/>
-                <w:sz w:val="18"/>
-                <w:szCs w:val="18"/>
-              </w:rPr>
-              <w:t xml:space="preserve">2. **For large arrays (&gt; 1000)**: Quick sort and Merge sort dominate</w:t>
-            </w:r>
-          </w:p>
-          <w:p>
-            <w:pPr>
-              <w:spacing w:after="20"/>
-            </w:pPr>
-            <w:r>
-              <w:rPr>
-                <w:rFonts w:ascii="Courier New" w:cs="Courier New" w:eastAsia="Courier New" w:hAnsi="Courier New"/>
-                <w:sz w:val="18"/>
-                <w:szCs w:val="18"/>
-              </w:rPr>
-              <w:t xml:space="preserve">3. **Python's built-in sort**: Uses Timsort and is highly optimized</w:t>
-            </w:r>
-          </w:p>
-          <w:p>
-            <w:pPr>
-              <w:spacing w:after="20"/>
-            </w:pPr>
-            <w:r>
-              <w:rPr>
-                <w:rFonts w:ascii="Courier New" w:cs="Courier New" w:eastAsia="Courier New" w:hAnsi="Courier New"/>
-                <w:sz w:val="18"/>
-                <w:szCs w:val="18"/>
-              </w:rPr>
-              <w:t xml:space="preserve">4. **Worst case**: Bubble sort should be avoided in production</w:t>
-            </w:r>
-          </w:p>
-          <w:p>
-            <w:pPr>
-              <w:spacing w:after="20"/>
-            </w:pPr>
-            <w:r>
-              <w:rPr>
-                <w:rFonts w:ascii="Courier New" w:cs="Courier New" w:eastAsia="Courier New" w:hAnsi="Courier New"/>
-                <w:sz w:val="18"/>
-                <w:szCs w:val="18"/>
-              </w:rPr>
-              <w:t xml:space="preserve">5. **Trade-offs**: Quick sort is in-place but less stable; Merge sort is stable but uses more memory</w:t>
-            </w:r>
-          </w:p>
-          <w:p>
-            <w:pPr>
-              <w:spacing w:after="20"/>
-            </w:pPr>
-            <w:r>
-              <w:rPr>
-                <w:rFonts w:ascii="Courier New" w:cs="Courier New" w:eastAsia="Courier New" w:hAnsi="Courier New"/>
-                <w:sz w:val="18"/>
-                <w:szCs w:val="18"/>
-              </w:rPr>
-              <w:t xml:space="preserve"> </w:t>
-            </w:r>
-          </w:p>
-          <w:p>
-            <w:pPr>
-              <w:spacing w:after="20"/>
-            </w:pPr>
-            <w:r>
-              <w:rPr>
-                <w:rFonts w:ascii="Courier New" w:cs="Courier New" w:eastAsia="Courier New" w:hAnsi="Courier New"/>
-                <w:sz w:val="18"/>
-                <w:szCs w:val="18"/>
-              </w:rPr>
               <w:t xml:space="preserve">Recommendation: Use Python's built-in sorted() or .sort() in production code.</w:t>
             </w:r>
           </w:p>
@@ -3738,138 +4544,6 @@
                 <w:szCs w:val="18"/>
               </w:rPr>
               <w:t xml:space="preserve">    """)</w:t>
-            </w:r>
-          </w:p>
-        </w:tc>
-      </w:tr>
-    </w:tbl>
-    <w:p>
-      <w:pPr>
-        <w:spacing w:after="120"/>
-      </w:pPr>
-    </w:p>
-    <w:tbl>
-      <w:tblPr>
-        <w:tblW w:type="dxa" w:w="9360"/>
-        <w:tblBorders>
-          <w:top w:val="single" w:color="auto" w:sz="4"/>
-          <w:left w:val="single" w:color="auto" w:sz="4"/>
-          <w:bottom w:val="single" w:color="auto" w:sz="4"/>
-          <w:right w:val="single" w:color="auto" w:sz="4"/>
-          <w:insideH w:val="single" w:color="auto" w:sz="4"/>
-          <w:insideV w:val="single" w:color="auto" w:sz="4"/>
-        </w:tblBorders>
-      </w:tblPr>
-      <w:tblGrid>
-        <w:gridCol w:w="9360"/>
-      </w:tblGrid>
-      <w:tr>
-        <w:tc>
-          <w:tcPr>
-            <w:tcW w:type="dxa" w:w="9360"/>
-            <w:tcBorders>
-              <w:top w:val="single" w:color="CCCCCC" w:sz="1"/>
-              <w:left w:val="single" w:color="CCCCCC" w:sz="1"/>
-              <w:bottom w:val="single" w:color="CCCCCC" w:sz="1"/>
-              <w:right w:val="single" w:color="CCCCCC" w:sz="1"/>
-            </w:tcBorders>
-            <w:shd w:fill="F2F2F2" w:val="clear"/>
-            <w:tcMar>
-              <w:top w:type="dxa" w:w="80"/>
-              <w:left w:type="dxa" w:w="160"/>
-              <w:bottom w:type="dxa" w:w="80"/>
-              <w:right w:type="dxa" w:w="160"/>
-            </w:tcMar>
-          </w:tcPr>
-          <w:p>
-            <w:pPr>
-              <w:spacing w:after="20"/>
-            </w:pPr>
-            <w:r>
-              <w:rPr>
-                <w:rFonts w:ascii="Courier New" w:cs="Courier New" w:eastAsia="Courier New" w:hAnsi="Courier New"/>
-                <w:sz w:val="18"/>
-                <w:szCs w:val="18"/>
-              </w:rPr>
-              <w:t xml:space="preserve"># See example project structure and execute_project() above</w:t>
-            </w:r>
-          </w:p>
-          <w:p>
-            <w:pPr>
-              <w:spacing w:after="20"/>
-            </w:pPr>
-            <w:r>
-              <w:rPr>
-                <w:rFonts w:ascii="Courier New" w:cs="Courier New" w:eastAsia="Courier New" w:hAnsi="Courier New"/>
-                <w:sz w:val="18"/>
-                <w:szCs w:val="18"/>
-              </w:rPr>
-              <w:t xml:space="preserve"># Key steps:</w:t>
-            </w:r>
-          </w:p>
-          <w:p>
-            <w:pPr>
-              <w:spacing w:after="20"/>
-            </w:pPr>
-            <w:r>
-              <w:rPr>
-                <w:rFonts w:ascii="Courier New" w:cs="Courier New" w:eastAsia="Courier New" w:hAnsi="Courier New"/>
-                <w:sz w:val="18"/>
-                <w:szCs w:val="18"/>
-              </w:rPr>
-              <w:t xml:space="preserve"># 1. Implement all algorithms (done in previous days)</w:t>
-            </w:r>
-          </w:p>
-          <w:p>
-            <w:pPr>
-              <w:spacing w:after="20"/>
-            </w:pPr>
-            <w:r>
-              <w:rPr>
-                <w:rFonts w:ascii="Courier New" w:cs="Courier New" w:eastAsia="Courier New" w:hAnsi="Courier New"/>
-                <w:sz w:val="18"/>
-                <w:szCs w:val="18"/>
-              </w:rPr>
-              <w:t xml:space="preserve"># 2. Create test suite for each</w:t>
-            </w:r>
-          </w:p>
-          <w:p>
-            <w:pPr>
-              <w:spacing w:after="20"/>
-            </w:pPr>
-            <w:r>
-              <w:rPr>
-                <w:rFonts w:ascii="Courier New" w:cs="Courier New" w:eastAsia="Courier New" w:hAnsi="Courier New"/>
-                <w:sz w:val="18"/>
-                <w:szCs w:val="18"/>
-              </w:rPr>
-              <w:t xml:space="preserve"># 3. Time each on different data sizes/types</w:t>
-            </w:r>
-          </w:p>
-          <w:p>
-            <w:pPr>
-              <w:spacing w:after="20"/>
-            </w:pPr>
-            <w:r>
-              <w:rPr>
-                <w:rFonts w:ascii="Courier New" w:cs="Courier New" w:eastAsia="Courier New" w:hAnsi="Courier New"/>
-                <w:sz w:val="18"/>
-                <w:szCs w:val="18"/>
-              </w:rPr>
-              <w:t xml:space="preserve"># 4. Collect and analyze results</w:t>
-            </w:r>
-          </w:p>
-          <w:p>
-            <w:pPr>
-              <w:spacing w:after="20"/>
-            </w:pPr>
-            <w:r>
-              <w:rPr>
-                <w:rFonts w:ascii="Courier New" w:cs="Courier New" w:eastAsia="Courier New" w:hAnsi="Courier New"/>
-                <w:sz w:val="18"/>
-                <w:szCs w:val="18"/>
-              </w:rPr>
-              <w:t xml:space="preserve"># 5. Draw conclusions and make recommendations</w:t>
             </w:r>
           </w:p>
         </w:tc>

--- a/Coding 2 - year/Unit 5 - Sorting Searching & Recursion/Daily Lesson Plans/Word/Day 23.docx
+++ b/Coding 2 - year/Unit 5 - Sorting Searching & Recursion/Daily Lesson Plans/Word/Day 23.docx
@@ -380,7 +380,7 @@
                 <w:sz w:val="20"/>
                 <w:szCs w:val="20"/>
               </w:rPr>
-              <w:t xml:space="preserve">    In your own words: Plan and execute a multi-algorithm sorting/searching project with benchmarking and analysis?</w:t>
+              <w:t xml:space="preserve">    Before designing anything, what questions would you need to answer first in order to plan and execute a multi-algorithm sorting/searching project with benchmarking and analysis?</w:t>
             </w:r>
             <w:r>
               <w:rPr>
@@ -477,7 +477,7 @@
                 <w:sz w:val="20"/>
                 <w:szCs w:val="20"/>
               </w:rPr>
-              <w:t xml:space="preserve">Today's Goal: By the end of class you will be able to plan and execute a multi-algorithm sorting/searching project with benchmarking and analysis.</w:t>
+              <w:t xml:space="preserve">Today’s Goal: By the end of class you will be able to plan and execute a multi-algorithm sorting/searching project with benchmarking and analysis.</w:t>
             </w:r>
             <w:r>
               <w:rPr>
@@ -1349,7 +1349,7 @@
                 <w:sz w:val="20"/>
                 <w:szCs w:val="20"/>
               </w:rPr>
-              <w:t xml:space="preserve">Quick Check: Plan and execute a multi-algorithm sorting/searching project with benchmarking and analysis?</w:t>
+              <w:t xml:space="preserve">What are the 2-3 most important steps when you plan and execute a multi-algorithm sorting/searching project with benchmarking and analysis? What could go wrong if you skip one?</w:t>
             </w:r>
             <w:r>
               <w:rPr>

--- a/Coding 2 - year/Unit 5 - Sorting Searching & Recursion/Daily Lesson Plans/Word/Day 23.docx
+++ b/Coding 2 - year/Unit 5 - Sorting Searching & Recursion/Daily Lesson Plans/Word/Day 23.docx
@@ -838,7 +838,7 @@
                 <w:sz w:val="20"/>
                 <w:szCs w:val="20"/>
               </w:rPr>
-              <w:t xml:space="preserve">    • Linear search</w:t>
+              <w:t xml:space="preserve">    • Implementation (code all algorithms)</w:t>
             </w:r>
             <w:r>
               <w:rPr>
@@ -860,7 +860,7 @@
                 <w:sz w:val="20"/>
                 <w:szCs w:val="20"/>
               </w:rPr>
-              <w:t xml:space="preserve">    • Binary search (iterative)</w:t>
+              <w:t xml:space="preserve">    • Testing (verify correctness)</w:t>
             </w:r>
             <w:r>
               <w:rPr>
@@ -882,7 +882,7 @@
                 <w:sz w:val="20"/>
                 <w:szCs w:val="20"/>
               </w:rPr>
-              <w:t xml:space="preserve">    • Binary search (recursive)</w:t>
+              <w:t xml:space="preserve">    • Benchmarking (measure performance)</w:t>
             </w:r>
             <w:r>
               <w:rPr>
@@ -1213,6 +1213,19 @@
             <w:r>
               <w:rPr>
                 <w:rFonts w:ascii="Arial" w:cs="Arial" w:eastAsia="Arial" w:hAnsi="Arial"/>
+                <w:b/>
+                <w:bCs/>
+                <w:i w:val="false"/>
+                <w:iCs w:val="false"/>
+                <w:color w:val="000000"/>
+                <w:sz w:val="20"/>
+                <w:szCs w:val="20"/>
+              </w:rPr>
+              <w:t xml:space="preserve">    Beginner: </w:t>
+            </w:r>
+            <w:r>
+              <w:rPr>
+                <w:rFonts w:ascii="Arial" w:cs="Arial" w:eastAsia="Arial" w:hAnsi="Arial"/>
                 <w:b w:val="false"/>
                 <w:bCs w:val="false"/>
                 <w:i w:val="false"/>
@@ -1221,7 +1234,77 @@
                 <w:sz w:val="20"/>
                 <w:szCs w:val="20"/>
               </w:rPr>
-              <w:t xml:space="preserve">    Work through problems from the day's exercise set.</w:t>
+              <w:t xml:space="preserve">Implement and test one sorting and one searching algorithm. Verify correctness on 5 test cases.</w:t>
+            </w:r>
+            <w:r>
+              <w:rPr>
+                <w:rFonts w:ascii="Arial" w:cs="Arial" w:eastAsia="Arial" w:hAnsi="Arial"/>
+                <w:sz w:val="20"/>
+                <w:szCs w:val="20"/>
+              </w:rPr>
+              <w:br/>
+              <w:t xml:space="preserve"/>
+            </w:r>
+            <w:r>
+              <w:rPr>
+                <w:rFonts w:ascii="Arial" w:cs="Arial" w:eastAsia="Arial" w:hAnsi="Arial"/>
+                <w:b/>
+                <w:bCs/>
+                <w:i w:val="false"/>
+                <w:iCs w:val="false"/>
+                <w:color w:val="000000"/>
+                <w:sz w:val="20"/>
+                <w:szCs w:val="20"/>
+              </w:rPr>
+              <w:t xml:space="preserve">    Intermediate: </w:t>
+            </w:r>
+            <w:r>
+              <w:rPr>
+                <w:rFonts w:ascii="Arial" w:cs="Arial" w:eastAsia="Arial" w:hAnsi="Arial"/>
+                <w:b w:val="false"/>
+                <w:bCs w:val="false"/>
+                <w:i w:val="false"/>
+                <w:iCs w:val="false"/>
+                <w:color w:val="000000"/>
+                <w:sz w:val="20"/>
+                <w:szCs w:val="20"/>
+              </w:rPr>
+              <w:t xml:space="preserve">Implement 3 sorting algorithms and benchmark them on arrays of size 100, 1000, and 10,000.</w:t>
+            </w:r>
+            <w:r>
+              <w:rPr>
+                <w:rFonts w:ascii="Arial" w:cs="Arial" w:eastAsia="Arial" w:hAnsi="Arial"/>
+                <w:sz w:val="20"/>
+                <w:szCs w:val="20"/>
+              </w:rPr>
+              <w:br/>
+              <w:t xml:space="preserve"/>
+            </w:r>
+            <w:r>
+              <w:rPr>
+                <w:rFonts w:ascii="Arial" w:cs="Arial" w:eastAsia="Arial" w:hAnsi="Arial"/>
+                <w:b/>
+                <w:bCs/>
+                <w:i w:val="false"/>
+                <w:iCs w:val="false"/>
+                <w:color w:val="000000"/>
+                <w:sz w:val="20"/>
+                <w:szCs w:val="20"/>
+              </w:rPr>
+              <w:t xml:space="preserve">    Challenge: </w:t>
+            </w:r>
+            <w:r>
+              <w:rPr>
+                <w:rFonts w:ascii="Arial" w:cs="Arial" w:eastAsia="Arial" w:hAnsi="Arial"/>
+                <w:b w:val="false"/>
+                <w:bCs w:val="false"/>
+                <w:i w:val="false"/>
+                <w:iCs w:val="false"/>
+                <w:color w:val="000000"/>
+                <w:sz w:val="20"/>
+                <w:szCs w:val="20"/>
+              </w:rPr>
+              <w:t xml:space="preserve">Complete the full project as described above with all algorithms, comprehensive benchmarking, and detailed analysis.</w:t>
             </w:r>
             <w:r>
               <w:rPr>
@@ -4863,6 +4946,94 @@
       <w:pPr>
         <w:spacing w:after="160"/>
       </w:pPr>
+    </w:p>
+    <w:p>
+      <w:pPr>
+        <w:pBdr>
+          <w:bottom w:val="single" w:color="1B7A4A" w:sz="4" w:space="4"/>
+        </w:pBdr>
+        <w:spacing w:after="100" w:before="120"/>
+      </w:pPr>
+      <w:r>
+        <w:rPr>
+          <w:rFonts w:ascii="Arial" w:cs="Arial" w:eastAsia="Arial" w:hAnsi="Arial"/>
+          <w:b/>
+          <w:bCs/>
+          <w:color w:val="1B7A4A"/>
+          <w:sz w:val="24"/>
+          <w:szCs w:val="24"/>
+        </w:rPr>
+        <w:t xml:space="preserve">Practice Problems</w:t>
+      </w:r>
+    </w:p>
+    <w:p>
+      <w:pPr>
+        <w:spacing w:after="80"/>
+      </w:pPr>
+      <w:r>
+        <w:rPr>
+          <w:rFonts w:ascii="Arial" w:cs="Arial" w:eastAsia="Arial" w:hAnsi="Arial"/>
+          <w:b/>
+          <w:bCs/>
+          <w:sz w:val="20"/>
+          <w:szCs w:val="20"/>
+        </w:rPr>
+        <w:t xml:space="preserve">Problem 1: </w:t>
+      </w:r>
+      <w:r>
+        <w:rPr>
+          <w:rFonts w:ascii="Arial" w:cs="Arial" w:eastAsia="Arial" w:hAnsi="Arial"/>
+          <w:sz w:val="20"/>
+          <w:szCs w:val="20"/>
+        </w:rPr>
+        <w:t xml:space="preserve">Beginner:  Implement and test one sorting and one searching algorithm. Verify correctness on 5 test cases.</w:t>
+      </w:r>
+    </w:p>
+    <w:p>
+      <w:pPr>
+        <w:spacing w:after="80"/>
+      </w:pPr>
+      <w:r>
+        <w:rPr>
+          <w:rFonts w:ascii="Arial" w:cs="Arial" w:eastAsia="Arial" w:hAnsi="Arial"/>
+          <w:b/>
+          <w:bCs/>
+          <w:sz w:val="20"/>
+          <w:szCs w:val="20"/>
+        </w:rPr>
+        <w:t xml:space="preserve">Problem 2: </w:t>
+      </w:r>
+      <w:r>
+        <w:rPr>
+          <w:rFonts w:ascii="Arial" w:cs="Arial" w:eastAsia="Arial" w:hAnsi="Arial"/>
+          <w:sz w:val="20"/>
+          <w:szCs w:val="20"/>
+        </w:rPr>
+        <w:t xml:space="preserve">Intermediate:  Implement 3 sorting algorithms and benchmark them on arrays of size 100, 1000, and 10,000.</w:t>
+      </w:r>
+    </w:p>
+    <w:p>
+      <w:pPr>
+        <w:spacing w:after="80"/>
+      </w:pPr>
+      <w:r>
+        <w:rPr>
+          <w:rFonts w:ascii="Arial" w:cs="Arial" w:eastAsia="Arial" w:hAnsi="Arial"/>
+          <w:b/>
+          <w:bCs/>
+          <w:sz w:val="20"/>
+          <w:szCs w:val="20"/>
+        </w:rPr>
+        <w:t xml:space="preserve">Problem 3: </w:t>
+      </w:r>
+      <w:r>
+        <w:rPr>
+          <w:rFonts w:ascii="Arial" w:cs="Arial" w:eastAsia="Arial" w:hAnsi="Arial"/>
+          <w:sz w:val="20"/>
+          <w:szCs w:val="20"/>
+        </w:rPr>
+        <w:t xml:space="preserve">Challenge:  Complete the full project as described above with all algorithms, comprehensive benchmarking, and detailed analysis.</w:t>
+      </w:r>
     </w:p>
     <w:p>
       <w:pPr>
